--- a/docs/quizzes/02_quiz_meeting_r.docx
+++ b/docs/quizzes/02_quiz_meeting_r.docx
@@ -57,7 +57,7 @@
         <w:pStyle w:val="FirstParagraph"/>
       </w:pPr>
       <w:r>
-        <w:t xml:space="preserve">Answer all 10 questions. Write your answers in the spaces provided. For code questions, write your answer directly into the code block. This quiz covers material from Activity 02 and Worksheet 02.</w:t>
+        <w:t xml:space="preserve">Answer all 10 questions. Write your answers in the spaces provided. For code questions, type your answer directly into the code block. For find-the-error questions, identify and fix the mistake on the line provided. This quiz covers material from Activity 02 and Worksheet 02.</w:t>
       </w:r>
     </w:p>
     <w:p>
@@ -96,43 +96,43 @@
         <w:t xml:space="preserve">Question 1 · True / False</w:t>
       </w:r>
     </w:p>
-    <w:bookmarkStart w:id="11" w:name="Xbcfadb324d2c203e15d9ae6c11c46d238920cd4"/>
+    <w:bookmarkStart w:id="11" w:name="X078207d44d18be9537314bffd7345117e224ff5"/>
     <w:p>
       <w:pPr>
         <w:pStyle w:val="Heading3"/>
       </w:pPr>
       <w:r>
-        <w:t xml:space="preserve">R is case-sensitive: the object</w:t>
-      </w:r>
-      <w:r>
-        <w:t xml:space="preserve"> </w:t>
-      </w:r>
-      <w:r>
-        <w:rPr>
-          <w:rStyle w:val="VerbatimChar"/>
-        </w:rPr>
-        <w:t xml:space="preserve">Leaf_Mass</w:t>
-      </w:r>
-      <w:r>
-        <w:t xml:space="preserve"> </w:t>
-      </w:r>
-      <w:r>
-        <w:t xml:space="preserve">and the object</w:t>
-      </w:r>
-      <w:r>
-        <w:t xml:space="preserve"> </w:t>
-      </w:r>
-      <w:r>
-        <w:rPr>
-          <w:rStyle w:val="VerbatimChar"/>
-        </w:rPr>
-        <w:t xml:space="preserve">leaf_mass</w:t>
-      </w:r>
-      <w:r>
-        <w:t xml:space="preserve"> </w:t>
-      </w:r>
-      <w:r>
-        <w:t xml:space="preserve">are the same thing.</w:t>
+        <w:t xml:space="preserve">Case sensitivity —</w:t>
+      </w:r>
+      <w:r>
+        <w:t xml:space="preserve"> </w:t>
+      </w:r>
+      <w:r>
+        <w:rPr>
+          <w:rStyle w:val="VerbatimChar"/>
+        </w:rPr>
+        <w:t xml:space="preserve">tree_df</w:t>
+      </w:r>
+      <w:r>
+        <w:t xml:space="preserve"> </w:t>
+      </w:r>
+      <w:r>
+        <w:t xml:space="preserve">and</w:t>
+      </w:r>
+      <w:r>
+        <w:t xml:space="preserve"> </w:t>
+      </w:r>
+      <w:r>
+        <w:rPr>
+          <w:rStyle w:val="VerbatimChar"/>
+        </w:rPr>
+        <w:t xml:space="preserve">Tree_df</w:t>
+      </w:r>
+      <w:r>
+        <w:t xml:space="preserve"> </w:t>
+      </w:r>
+      <w:r>
+        <w:t xml:space="preserve">refer to the same object in R.</w:t>
       </w:r>
     </w:p>
     <w:p>
@@ -185,13 +185,13 @@
         <w:t xml:space="preserve">Question 2 · Multiple choice</w:t>
       </w:r>
     </w:p>
-    <w:bookmarkStart w:id="13" w:name="X84dfce78bfeaec5eae6df2ee8ad6566c6151e41"/>
+    <w:bookmarkStart w:id="13" w:name="X7196a17e3e9199637ea30388608f39ff9ac985b"/>
     <w:p>
       <w:pPr>
         <w:pStyle w:val="Heading3"/>
       </w:pPr>
       <w:r>
-        <w:t xml:space="preserve">Which of the following is the correct R assignment operator?</w:t>
+        <w:t xml:space="preserve">Valid R object names — which of the following is a valid R object name?</w:t>
       </w:r>
     </w:p>
     <w:p>
@@ -210,34 +210,34 @@
         <w:rPr>
           <w:rStyle w:val="VerbatimChar"/>
         </w:rPr>
-        <w:t xml:space="preserve">A)  =</w:t>
-      </w:r>
-      <w:r>
-        <w:br/>
-      </w:r>
-      <w:r>
-        <w:rPr>
-          <w:rStyle w:val="VerbatimChar"/>
-        </w:rPr>
-        <w:t xml:space="preserve">B)  &lt;-</w:t>
-      </w:r>
-      <w:r>
-        <w:br/>
-      </w:r>
-      <w:r>
-        <w:rPr>
-          <w:rStyle w:val="VerbatimChar"/>
-        </w:rPr>
-        <w:t xml:space="preserve">C)  -&gt;</w:t>
-      </w:r>
-      <w:r>
-        <w:br/>
-      </w:r>
-      <w:r>
-        <w:rPr>
-          <w:rStyle w:val="VerbatimChar"/>
-        </w:rPr>
-        <w:t xml:space="preserve">D)  ==</w:t>
+        <w:t xml:space="preserve">A)  3rd_sample</w:t>
+      </w:r>
+      <w:r>
+        <w:br/>
+      </w:r>
+      <w:r>
+        <w:rPr>
+          <w:rStyle w:val="VerbatimChar"/>
+        </w:rPr>
+        <w:t xml:space="preserve">B)  my.leaf.data</w:t>
+      </w:r>
+      <w:r>
+        <w:br/>
+      </w:r>
+      <w:r>
+        <w:rPr>
+          <w:rStyle w:val="VerbatimChar"/>
+        </w:rPr>
+        <w:t xml:space="preserve">C)  leaf_weight_g</w:t>
+      </w:r>
+      <w:r>
+        <w:br/>
+      </w:r>
+      <w:r>
+        <w:rPr>
+          <w:rStyle w:val="VerbatimChar"/>
+        </w:rPr>
+        <w:t xml:space="preserve">D)  mean</w:t>
       </w:r>
     </w:p>
     <w:p>
@@ -246,6 +246,19 @@
       </w:pPr>
       <w:r>
         <w:t xml:space="preserve">Your answer:</w:t>
+      </w:r>
+    </w:p>
+    <w:p>
+      <w:pPr>
+        <w:pStyle w:val="SourceCode"/>
+      </w:pPr>
+    </w:p>
+    <w:p>
+      <w:pPr>
+        <w:pStyle w:val="FirstParagraph"/>
+      </w:pPr>
+      <w:r>
+        <w:t xml:space="preserve">Briefly explain why the others are problematic:</w:t>
       </w:r>
     </w:p>
     <w:p>
@@ -262,22 +275,83 @@
     </w:p>
     <w:bookmarkEnd w:id="13"/>
     <w:bookmarkEnd w:id="14"/>
-    <w:bookmarkStart w:id="16" w:name="question-3-multiple-choice"/>
+    <w:bookmarkStart w:id="16" w:name="question-3-short-code-loading-libraries"/>
     <w:p>
       <w:pPr>
         <w:pStyle w:val="Heading1"/>
       </w:pPr>
       <w:r>
-        <w:t xml:space="preserve">Question 3 · Multiple choice</w:t>
-      </w:r>
-    </w:p>
-    <w:bookmarkStart w:id="15" w:name="X34e5506dfe5436a7dcfdadeea681079b9e0f84b"/>
+        <w:t xml:space="preserve">Question 3 · Short code — loading libraries</w:t>
+      </w:r>
+    </w:p>
+    <w:bookmarkStart w:id="15" w:name="X7ce7c16f7d42659c9f76c3955aa5a75c1e43949"/>
     <w:p>
       <w:pPr>
         <w:pStyle w:val="Heading3"/>
       </w:pPr>
       <w:r>
-        <w:t xml:space="preserve">You open R and type the line below. What happens next?</w:t>
+        <w:t xml:space="preserve">Write the two</w:t>
+      </w:r>
+      <w:r>
+        <w:t xml:space="preserve"> </w:t>
+      </w:r>
+      <w:r>
+        <w:rPr>
+          <w:rStyle w:val="VerbatimChar"/>
+        </w:rPr>
+        <w:t xml:space="preserve">library()</w:t>
+      </w:r>
+      <w:r>
+        <w:t xml:space="preserve"> </w:t>
+      </w:r>
+      <w:r>
+        <w:t xml:space="preserve">lines needed at the top of a script that reads an Excel file and makes a ggplot. Then write the</w:t>
+      </w:r>
+      <w:r>
+        <w:t xml:space="preserve"> </w:t>
+      </w:r>
+      <w:r>
+        <w:rPr>
+          <w:rStyle w:val="VerbatimChar"/>
+        </w:rPr>
+        <w:t xml:space="preserve">install.packages()</w:t>
+      </w:r>
+      <w:r>
+        <w:t xml:space="preserve"> </w:t>
+      </w:r>
+      <w:r>
+        <w:t xml:space="preserve">call you would run</w:t>
+      </w:r>
+      <w:r>
+        <w:t xml:space="preserve"> </w:t>
+      </w:r>
+      <w:r>
+        <w:rPr>
+          <w:b/>
+          <w:bCs/>
+        </w:rPr>
+        <w:t xml:space="preserve">once</w:t>
+      </w:r>
+      <w:r>
+        <w:t xml:space="preserve"> </w:t>
+      </w:r>
+      <w:r>
+        <w:t xml:space="preserve">to get</w:t>
+      </w:r>
+      <w:r>
+        <w:t xml:space="preserve"> </w:t>
+      </w:r>
+      <w:r>
+        <w:rPr>
+          <w:rStyle w:val="VerbatimChar"/>
+        </w:rPr>
+        <w:t xml:space="preserve">readxl</w:t>
+      </w:r>
+      <w:r>
+        <w:t xml:space="preserve"> </w:t>
+      </w:r>
+      <w:r>
+        <w:t xml:space="preserve">onto your computer for the first time.</w:t>
       </w:r>
     </w:p>
     <w:p>
@@ -286,75 +360,25 @@
       </w:pPr>
       <w:r>
         <w:rPr>
-          <w:rStyle w:val="FunctionTok"/>
-        </w:rPr>
-        <w:t xml:space="preserve">library</w:t>
-      </w:r>
-      <w:r>
-        <w:rPr>
-          <w:rStyle w:val="NormalTok"/>
-        </w:rPr>
-        <w:t xml:space="preserve">(ggplot2)</w:t>
-      </w:r>
-    </w:p>
-    <w:p>
-      <w:pPr>
-        <w:pStyle w:val="FirstParagraph"/>
-      </w:pPr>
-      <w:r>
-        <w:t xml:space="preserve">Circle the letter of the best answer:</w:t>
-      </w:r>
-    </w:p>
-    <w:p>
-      <w:pPr>
-        <w:pStyle w:val="SourceCode"/>
-      </w:pPr>
-      <w:r>
-        <w:rPr>
-          <w:rStyle w:val="VerbatimChar"/>
-        </w:rPr>
-        <w:t xml:space="preserve">A)  R downloads ggplot2 from the internet and installs it permanently.</w:t>
-      </w:r>
-      <w:r>
-        <w:br/>
-      </w:r>
-      <w:r>
-        <w:rPr>
-          <w:rStyle w:val="VerbatimChar"/>
-        </w:rPr>
-        <w:t xml:space="preserve">B)  R activates the ggplot2 package for your current session only.</w:t>
-      </w:r>
-      <w:r>
-        <w:br/>
-      </w:r>
-      <w:r>
-        <w:rPr>
-          <w:rStyle w:val="VerbatimChar"/>
-        </w:rPr>
-        <w:t xml:space="preserve">C)  R uninstalls ggplot2 from your computer.</w:t>
-      </w:r>
-      <w:r>
-        <w:br/>
-      </w:r>
-      <w:r>
-        <w:rPr>
-          <w:rStyle w:val="VerbatimChar"/>
-        </w:rPr>
-        <w:t xml:space="preserve">D)  R opens the ggplot2 help page.</w:t>
-      </w:r>
-    </w:p>
-    <w:p>
-      <w:pPr>
-        <w:pStyle w:val="FirstParagraph"/>
-      </w:pPr>
-      <w:r>
-        <w:t xml:space="preserve">Your answer:</w:t>
-      </w:r>
-    </w:p>
-    <w:p>
-      <w:pPr>
-        <w:pStyle w:val="SourceCode"/>
-      </w:pPr>
+          <w:rStyle w:val="CommentTok"/>
+        </w:rPr>
+        <w:t xml:space="preserve"># The two library() lines:</w:t>
+      </w:r>
+      <w:r>
+        <w:br/>
+      </w:r>
+      <w:r>
+        <w:br/>
+      </w:r>
+      <w:r>
+        <w:br/>
+      </w:r>
+      <w:r>
+        <w:rPr>
+          <w:rStyle w:val="CommentTok"/>
+        </w:rPr>
+        <w:t xml:space="preserve"># The install.packages() line (run once only):</w:t>
+      </w:r>
     </w:p>
     <w:p>
       <w:r>
@@ -365,22 +389,54 @@
     </w:p>
     <w:bookmarkEnd w:id="15"/>
     <w:bookmarkEnd w:id="16"/>
-    <w:bookmarkStart w:id="18" w:name="question-4-matching"/>
+    <w:bookmarkStart w:id="18" w:name="Xf72e12a5ab71404bc093b94e44a8d39617fb851"/>
     <w:p>
       <w:pPr>
         <w:pStyle w:val="Heading1"/>
       </w:pPr>
       <w:r>
-        <w:t xml:space="preserve">Question 4 · Matching</w:t>
-      </w:r>
-    </w:p>
-    <w:bookmarkStart w:id="17" w:name="X783b2310917244b751a629d999ce1ac14b6bd45"/>
+        <w:t xml:space="preserve">Question 4 · Find the error — loading a library</w:t>
+      </w:r>
+    </w:p>
+    <w:bookmarkStart w:id="17" w:name="X77346d16575a4dcb2add904e4aad1cd63be9119"/>
     <w:p>
       <w:pPr>
         <w:pStyle w:val="Heading3"/>
       </w:pPr>
       <w:r>
-        <w:t xml:space="preserve">Match each folder in the standard project structure to its purpose.</w:t>
+        <w:t xml:space="preserve">Your classmate’s script throws this error when they try to use</w:t>
+      </w:r>
+      <w:r>
+        <w:t xml:space="preserve"> </w:t>
+      </w:r>
+      <w:r>
+        <w:rPr>
+          <w:rStyle w:val="VerbatimChar"/>
+        </w:rPr>
+        <w:t xml:space="preserve">read_excel()</w:t>
+      </w:r>
+      <w:r>
+        <w:t xml:space="preserve">:</w:t>
+      </w:r>
+    </w:p>
+    <w:p>
+      <w:pPr>
+        <w:pStyle w:val="SourceCode"/>
+      </w:pPr>
+      <w:r>
+        <w:rPr>
+          <w:rStyle w:val="VerbatimChar"/>
+        </w:rPr>
+        <w:t xml:space="preserve">Error in read_excel("data_raw/tree_data.xlsx") :</w:t>
+      </w:r>
+      <w:r>
+        <w:br/>
+      </w:r>
+      <w:r>
+        <w:rPr>
+          <w:rStyle w:val="VerbatimChar"/>
+        </w:rPr>
+        <w:t xml:space="preserve">  could not find function "read_excel"</w:t>
       </w:r>
     </w:p>
     <w:p>
@@ -388,19 +444,7 @@
         <w:pStyle w:val="FirstParagraph"/>
       </w:pPr>
       <w:r>
-        <w:t xml:space="preserve">Draw a line or write the letter next to each folder name.</w:t>
-      </w:r>
-    </w:p>
-    <w:p>
-      <w:pPr>
-        <w:pStyle w:val="BodyText"/>
-      </w:pPr>
-      <w:r>
-        <w:rPr>
-          <w:b/>
-          <w:bCs/>
-        </w:rPr>
-        <w:t xml:space="preserve">Folders</w:t>
+        <w:t xml:space="preserve">Their script begins like this:</w:t>
       </w:r>
     </w:p>
     <w:p>
@@ -409,36 +453,75 @@
       </w:pPr>
       <w:r>
         <w:rPr>
-          <w:rStyle w:val="VerbatimChar"/>
-        </w:rPr>
-        <w:t xml:space="preserve">1.  data_raw/    ___</w:t>
-      </w:r>
-      <w:r>
-        <w:br/>
-      </w:r>
-      <w:r>
-        <w:rPr>
-          <w:rStyle w:val="VerbatimChar"/>
-        </w:rPr>
-        <w:t xml:space="preserve">2.  scripts/     ___</w:t>
-      </w:r>
-      <w:r>
-        <w:br/>
-      </w:r>
-      <w:r>
-        <w:rPr>
-          <w:rStyle w:val="VerbatimChar"/>
-        </w:rPr>
-        <w:t xml:space="preserve">3.  figures/     ___</w:t>
-      </w:r>
-      <w:r>
-        <w:br/>
-      </w:r>
-      <w:r>
-        <w:rPr>
-          <w:rStyle w:val="VerbatimChar"/>
-        </w:rPr>
-        <w:t xml:space="preserve">4.  data_clean/  ___</w:t>
+          <w:rStyle w:val="FunctionTok"/>
+        </w:rPr>
+        <w:t xml:space="preserve">install.packages</w:t>
+      </w:r>
+      <w:r>
+        <w:rPr>
+          <w:rStyle w:val="NormalTok"/>
+        </w:rPr>
+        <w:t xml:space="preserve">(</w:t>
+      </w:r>
+      <w:r>
+        <w:rPr>
+          <w:rStyle w:val="StringTok"/>
+        </w:rPr>
+        <w:t xml:space="preserve">"readxl"</w:t>
+      </w:r>
+      <w:r>
+        <w:rPr>
+          <w:rStyle w:val="NormalTok"/>
+        </w:rPr>
+        <w:t xml:space="preserve">)</w:t>
+      </w:r>
+      <w:r>
+        <w:br/>
+      </w:r>
+      <w:r>
+        <w:br/>
+      </w:r>
+      <w:r>
+        <w:rPr>
+          <w:rStyle w:val="NormalTok"/>
+        </w:rPr>
+        <w:t xml:space="preserve">tree_df </w:t>
+      </w:r>
+      <w:r>
+        <w:rPr>
+          <w:rStyle w:val="OtherTok"/>
+        </w:rPr>
+        <w:t xml:space="preserve">&lt;-</w:t>
+      </w:r>
+      <w:r>
+        <w:rPr>
+          <w:rStyle w:val="NormalTok"/>
+        </w:rPr>
+        <w:t xml:space="preserve"> </w:t>
+      </w:r>
+      <w:r>
+        <w:rPr>
+          <w:rStyle w:val="FunctionTok"/>
+        </w:rPr>
+        <w:t xml:space="preserve">read_excel</w:t>
+      </w:r>
+      <w:r>
+        <w:rPr>
+          <w:rStyle w:val="NormalTok"/>
+        </w:rPr>
+        <w:t xml:space="preserve">(</w:t>
+      </w:r>
+      <w:r>
+        <w:rPr>
+          <w:rStyle w:val="StringTok"/>
+        </w:rPr>
+        <w:t xml:space="preserve">"data_raw/tree_data.xlsx"</w:t>
+      </w:r>
+      <w:r>
+        <w:rPr>
+          <w:rStyle w:val="NormalTok"/>
+        </w:rPr>
+        <w:t xml:space="preserve">)</w:t>
       </w:r>
     </w:p>
     <w:p>
@@ -446,11 +529,7 @@
         <w:pStyle w:val="FirstParagraph"/>
       </w:pPr>
       <w:r>
-        <w:rPr>
-          <w:b/>
-          <w:bCs/>
-        </w:rPr>
-        <w:t xml:space="preserve">Rules</w:t>
+        <w:t xml:space="preserve">What is the error and how do you fix it? Write the corrected two lines below:</w:t>
       </w:r>
     </w:p>
     <w:p>
@@ -459,37 +538,23 @@
       </w:pPr>
       <w:r>
         <w:rPr>
-          <w:rStyle w:val="VerbatimChar"/>
-        </w:rPr>
-        <w:t xml:space="preserve">A.  Plots generated by your code — never hand-edited</w:t>
-      </w:r>
-      <w:r>
-        <w:br/>
-      </w:r>
-      <w:r>
-        <w:rPr>
-          <w:rStyle w:val="VerbatimChar"/>
-        </w:rPr>
-        <w:t xml:space="preserve">B.  Read-only: the untouched original data file lives here</w:t>
-      </w:r>
-      <w:r>
-        <w:br/>
-      </w:r>
-      <w:r>
-        <w:rPr>
-          <w:rStyle w:val="VerbatimChar"/>
-        </w:rPr>
-        <w:t xml:space="preserve">C.  Your .R code files go here, one per analysis stage</w:t>
-      </w:r>
-      <w:r>
-        <w:br/>
-      </w:r>
-      <w:r>
-        <w:rPr>
-          <w:rStyle w:val="VerbatimChar"/>
-        </w:rPr>
-        <w:t xml:space="preserve">D.  Processed or tidied data written out by your scripts</w:t>
-      </w:r>
+          <w:rStyle w:val="CommentTok"/>
+        </w:rPr>
+        <w:t xml:space="preserve"># Corrected code:</w:t>
+      </w:r>
+    </w:p>
+    <w:p>
+      <w:pPr>
+        <w:pStyle w:val="FirstParagraph"/>
+      </w:pPr>
+      <w:r>
+        <w:t xml:space="preserve">Your explanation:</w:t>
+      </w:r>
+    </w:p>
+    <w:p>
+      <w:pPr>
+        <w:pStyle w:val="SourceCode"/>
+      </w:pPr>
     </w:p>
     <w:p>
       <w:r>
@@ -500,45 +565,124 @@
     </w:p>
     <w:bookmarkEnd w:id="17"/>
     <w:bookmarkEnd w:id="18"/>
-    <w:bookmarkStart w:id="20" w:name="question-5-true-false"/>
+    <w:bookmarkStart w:id="20" w:name="Xbf11a37da67b325c75eab45926874d9db04d201"/>
     <w:p>
       <w:pPr>
         <w:pStyle w:val="Heading1"/>
       </w:pPr>
       <w:r>
-        <w:t xml:space="preserve">Question 5 · True / False</w:t>
-      </w:r>
-    </w:p>
-    <w:bookmarkStart w:id="19" w:name="X975b687ab5dcf2c6557e4b49d3d1eb6cfd4c986"/>
+        <w:t xml:space="preserve">Question 5 · Short code — reading and writing files</w:t>
+      </w:r>
+    </w:p>
+    <w:bookmarkStart w:id="19" w:name="Xd7b8b61db6933d6e38e9dfe41276bccf95761a9"/>
     <w:p>
       <w:pPr>
         <w:pStyle w:val="Heading3"/>
       </w:pPr>
       <w:r>
-        <w:t xml:space="preserve">The pipe operator</w:t>
-      </w:r>
-      <w:r>
-        <w:t xml:space="preserve"> </w:t>
-      </w:r>
-      <w:r>
-        <w:rPr>
-          <w:rStyle w:val="VerbatimChar"/>
-        </w:rPr>
-        <w:t xml:space="preserve">|&gt;</w:t>
-      </w:r>
-      <w:r>
-        <w:t xml:space="preserve"> </w:t>
-      </w:r>
-      <w:r>
-        <w:t xml:space="preserve">runs the function on its left and passes the result to the function on its right.</w:t>
-      </w:r>
-    </w:p>
-    <w:p>
-      <w:pPr>
-        <w:pStyle w:val="FirstParagraph"/>
-      </w:pPr>
-      <w:r>
-        <w:t xml:space="preserve">Circle or write your answer:</w:t>
+        <w:t xml:space="preserve">Write the</w:t>
+      </w:r>
+      <w:r>
+        <w:t xml:space="preserve"> </w:t>
+      </w:r>
+      <w:r>
+        <w:rPr>
+          <w:rStyle w:val="VerbatimChar"/>
+        </w:rPr>
+        <w:t xml:space="preserve">read_excel()</w:t>
+      </w:r>
+      <w:r>
+        <w:t xml:space="preserve"> </w:t>
+      </w:r>
+      <w:r>
+        <w:t xml:space="preserve">line to load</w:t>
+      </w:r>
+      <w:r>
+        <w:t xml:space="preserve"> </w:t>
+      </w:r>
+      <w:r>
+        <w:rPr>
+          <w:rStyle w:val="VerbatimChar"/>
+        </w:rPr>
+        <w:t xml:space="preserve">2026_06_25_tree_experiment_raw_data.xlsx</w:t>
+      </w:r>
+      <w:r>
+        <w:t xml:space="preserve"> </w:t>
+      </w:r>
+      <w:r>
+        <w:t xml:space="preserve">from the</w:t>
+      </w:r>
+      <w:r>
+        <w:t xml:space="preserve"> </w:t>
+      </w:r>
+      <w:r>
+        <w:rPr>
+          <w:rStyle w:val="VerbatimChar"/>
+        </w:rPr>
+        <w:t xml:space="preserve">data_raw/</w:t>
+      </w:r>
+      <w:r>
+        <w:t xml:space="preserve"> </w:t>
+      </w:r>
+      <w:r>
+        <w:t xml:space="preserve">folder into an object called</w:t>
+      </w:r>
+      <w:r>
+        <w:t xml:space="preserve"> </w:t>
+      </w:r>
+      <w:r>
+        <w:rPr>
+          <w:rStyle w:val="VerbatimChar"/>
+        </w:rPr>
+        <w:t xml:space="preserve">tree_df</w:t>
+      </w:r>
+      <w:r>
+        <w:t xml:space="preserve">. Then write the</w:t>
+      </w:r>
+      <w:r>
+        <w:t xml:space="preserve"> </w:t>
+      </w:r>
+      <w:r>
+        <w:rPr>
+          <w:rStyle w:val="VerbatimChar"/>
+        </w:rPr>
+        <w:t xml:space="preserve">write_csv()</w:t>
+      </w:r>
+      <w:r>
+        <w:t xml:space="preserve"> </w:t>
+      </w:r>
+      <w:r>
+        <w:t xml:space="preserve">line to save it as</w:t>
+      </w:r>
+      <w:r>
+        <w:t xml:space="preserve"> </w:t>
+      </w:r>
+      <w:r>
+        <w:rPr>
+          <w:rStyle w:val="VerbatimChar"/>
+        </w:rPr>
+        <w:t xml:space="preserve">tree_clean.csv</w:t>
+      </w:r>
+      <w:r>
+        <w:t xml:space="preserve"> </w:t>
+      </w:r>
+      <w:r>
+        <w:t xml:space="preserve">in the</w:t>
+      </w:r>
+      <w:r>
+        <w:t xml:space="preserve"> </w:t>
+      </w:r>
+      <w:r>
+        <w:rPr>
+          <w:rStyle w:val="VerbatimChar"/>
+        </w:rPr>
+        <w:t xml:space="preserve">data_clean/</w:t>
+      </w:r>
+      <w:r>
+        <w:t xml:space="preserve"> </w:t>
+      </w:r>
+      <w:r>
+        <w:t xml:space="preserve">folder.</w:t>
       </w:r>
     </w:p>
     <w:p>
@@ -547,23 +691,25 @@
       </w:pPr>
       <w:r>
         <w:rPr>
-          <w:rStyle w:val="VerbatimChar"/>
-        </w:rPr>
-        <w:t xml:space="preserve">TRUE        FALSE</w:t>
-      </w:r>
-    </w:p>
-    <w:p>
-      <w:pPr>
-        <w:pStyle w:val="FirstParagraph"/>
-      </w:pPr>
-      <w:r>
-        <w:t xml:space="preserve">Your answer:</w:t>
-      </w:r>
-    </w:p>
-    <w:p>
-      <w:pPr>
-        <w:pStyle w:val="SourceCode"/>
-      </w:pPr>
+          <w:rStyle w:val="CommentTok"/>
+        </w:rPr>
+        <w:t xml:space="preserve"># Read the Excel file:</w:t>
+      </w:r>
+      <w:r>
+        <w:br/>
+      </w:r>
+      <w:r>
+        <w:br/>
+      </w:r>
+      <w:r>
+        <w:br/>
+      </w:r>
+      <w:r>
+        <w:rPr>
+          <w:rStyle w:val="CommentTok"/>
+        </w:rPr>
+        <w:t xml:space="preserve"># Write the CSV file:</w:t>
+      </w:r>
     </w:p>
     <w:p>
       <w:r>
@@ -574,94 +720,22 @@
     </w:p>
     <w:bookmarkEnd w:id="19"/>
     <w:bookmarkEnd w:id="20"/>
-    <w:bookmarkStart w:id="22" w:name="question-6-short-code-read-a-file"/>
+    <w:bookmarkStart w:id="22" w:name="question-6-r-math-and-vectors"/>
     <w:p>
       <w:pPr>
         <w:pStyle w:val="Heading1"/>
       </w:pPr>
       <w:r>
-        <w:t xml:space="preserve">Question 6 · Short code — read a file</w:t>
-      </w:r>
-    </w:p>
-    <w:bookmarkStart w:id="21" w:name="Xaeff267caa100c95de417d42a28e4faef327cbe"/>
+        <w:t xml:space="preserve">Question 6 · R math and vectors</w:t>
+      </w:r>
+    </w:p>
+    <w:bookmarkStart w:id="21" w:name="X356d505d425dbc1e8f167e52e02a0d4d2270ddf"/>
     <w:p>
       <w:pPr>
         <w:pStyle w:val="Heading3"/>
       </w:pPr>
       <w:r>
-        <w:t xml:space="preserve">Write the two</w:t>
-      </w:r>
-      <w:r>
-        <w:t xml:space="preserve"> </w:t>
-      </w:r>
-      <w:r>
-        <w:rPr>
-          <w:rStyle w:val="VerbatimChar"/>
-        </w:rPr>
-        <w:t xml:space="preserve">library()</w:t>
-      </w:r>
-      <w:r>
-        <w:t xml:space="preserve"> </w:t>
-      </w:r>
-      <w:r>
-        <w:t xml:space="preserve">lines you need at the top of every script that reads an Excel file and makes a ggplot, then write the</w:t>
-      </w:r>
-      <w:r>
-        <w:t xml:space="preserve"> </w:t>
-      </w:r>
-      <w:r>
-        <w:rPr>
-          <w:rStyle w:val="VerbatimChar"/>
-        </w:rPr>
-        <w:t xml:space="preserve">read_excel()</w:t>
-      </w:r>
-      <w:r>
-        <w:t xml:space="preserve"> </w:t>
-      </w:r>
-      <w:r>
-        <w:t xml:space="preserve">call to load the file</w:t>
-      </w:r>
-      <w:r>
-        <w:t xml:space="preserve"> </w:t>
-      </w:r>
-      <w:r>
-        <w:rPr>
-          <w:rStyle w:val="VerbatimChar"/>
-        </w:rPr>
-        <w:t xml:space="preserve">2026_06_25_tree_experiment_raw_data.xlsx</w:t>
-      </w:r>
-      <w:r>
-        <w:t xml:space="preserve"> </w:t>
-      </w:r>
-      <w:r>
-        <w:t xml:space="preserve">from the</w:t>
-      </w:r>
-      <w:r>
-        <w:t xml:space="preserve"> </w:t>
-      </w:r>
-      <w:r>
-        <w:rPr>
-          <w:rStyle w:val="VerbatimChar"/>
-        </w:rPr>
-        <w:t xml:space="preserve">data_raw/</w:t>
-      </w:r>
-      <w:r>
-        <w:t xml:space="preserve"> </w:t>
-      </w:r>
-      <w:r>
-        <w:t xml:space="preserve">folder into an object called</w:t>
-      </w:r>
-      <w:r>
-        <w:t xml:space="preserve"> </w:t>
-      </w:r>
-      <w:r>
-        <w:rPr>
-          <w:rStyle w:val="VerbatimChar"/>
-        </w:rPr>
-        <w:t xml:space="preserve">tree_df</w:t>
-      </w:r>
-      <w:r>
-        <w:t xml:space="preserve">.</w:t>
+        <w:t xml:space="preserve">Write the R code to do each of the following. Use one line per task.</w:t>
       </w:r>
     </w:p>
     <w:p>
@@ -672,13 +746,52 @@
         <w:rPr>
           <w:rStyle w:val="CommentTok"/>
         </w:rPr>
-        <w:t xml:space="preserve"># Write your three lines of code here:</w:t>
-      </w:r>
-      <w:r>
-        <w:br/>
-      </w:r>
-      <w:r>
-        <w:br/>
+        <w:t xml:space="preserve"># Store the value 9.81 in an object called gravity:</w:t>
+      </w:r>
+      <w:r>
+        <w:br/>
+      </w:r>
+      <w:r>
+        <w:br/>
+      </w:r>
+      <w:r>
+        <w:br/>
+      </w:r>
+      <w:r>
+        <w:rPr>
+          <w:rStyle w:val="CommentTok"/>
+        </w:rPr>
+        <w:t xml:space="preserve"># Create a numeric vector called leaf_mass with the values 4, 3, 5, 7:</w:t>
+      </w:r>
+      <w:r>
+        <w:br/>
+      </w:r>
+      <w:r>
+        <w:br/>
+      </w:r>
+      <w:r>
+        <w:br/>
+      </w:r>
+      <w:r>
+        <w:rPr>
+          <w:rStyle w:val="CommentTok"/>
+        </w:rPr>
+        <w:t xml:space="preserve"># Calculate the mean of leaf_mass using the mean() function:</w:t>
+      </w:r>
+      <w:r>
+        <w:br/>
+      </w:r>
+      <w:r>
+        <w:br/>
+      </w:r>
+      <w:r>
+        <w:br/>
+      </w:r>
+      <w:r>
+        <w:rPr>
+          <w:rStyle w:val="CommentTok"/>
+        </w:rPr>
+        <w:t xml:space="preserve"># Round the result of sqrt(2) to 3 decimal places:</w:t>
       </w:r>
     </w:p>
     <w:p>
@@ -690,34 +803,22 @@
     </w:p>
     <w:bookmarkEnd w:id="21"/>
     <w:bookmarkEnd w:id="22"/>
-    <w:bookmarkStart w:id="24" w:name="X8de4310c26fa9aa2f7ac19fcf69f3cc2d36b827"/>
+    <w:bookmarkStart w:id="24" w:name="X5a3ccec0516337ffb45d0349cf4491f632ebd8e"/>
     <w:p>
       <w:pPr>
         <w:pStyle w:val="Heading1"/>
       </w:pPr>
       <w:r>
-        <w:t xml:space="preserve">Question 7 · Short code — inspect a data frame</w:t>
-      </w:r>
-    </w:p>
-    <w:bookmarkStart w:id="23" w:name="Xfeb8e60645f26b0a75b3bd6cb08bf4b8e60b5ec"/>
+        <w:t xml:space="preserve">Question 7 · Find the error — a broken vector</w:t>
+      </w:r>
+    </w:p>
+    <w:bookmarkStart w:id="23" w:name="X423ef75ea71850fcfcf1b73b21f6bc86cfdfbdd"/>
     <w:p>
       <w:pPr>
         <w:pStyle w:val="Heading3"/>
       </w:pPr>
       <w:r>
-        <w:t xml:space="preserve">You have just loaded</w:t>
-      </w:r>
-      <w:r>
-        <w:t xml:space="preserve"> </w:t>
-      </w:r>
-      <w:r>
-        <w:rPr>
-          <w:rStyle w:val="VerbatimChar"/>
-        </w:rPr>
-        <w:t xml:space="preserve">tree_df</w:t>
-      </w:r>
-      <w:r>
-        <w:t xml:space="preserve">. How would you figure out the number of rows and columns and the data type of each column.</w:t>
+        <w:t xml:space="preserve">The code below is supposed to create a character vector of two tree sides and print its length, but it throws an error. Find the mistake, write the corrected line, and explain what was wrong.</w:t>
       </w:r>
     </w:p>
     <w:p>
@@ -726,10 +827,75 @@
       </w:pPr>
       <w:r>
         <w:rPr>
-          <w:rStyle w:val="CommentTok"/>
-        </w:rPr>
-        <w:t xml:space="preserve"># Write your two lines of code here:</w:t>
-      </w:r>
+          <w:rStyle w:val="NormalTok"/>
+        </w:rPr>
+        <w:t xml:space="preserve">side </w:t>
+      </w:r>
+      <w:r>
+        <w:rPr>
+          <w:rStyle w:val="OtherTok"/>
+        </w:rPr>
+        <w:t xml:space="preserve">&lt;-</w:t>
+      </w:r>
+      <w:r>
+        <w:rPr>
+          <w:rStyle w:val="NormalTok"/>
+        </w:rPr>
+        <w:t xml:space="preserve"> </w:t>
+      </w:r>
+      <w:r>
+        <w:rPr>
+          <w:rStyle w:val="FunctionTok"/>
+        </w:rPr>
+        <w:t xml:space="preserve">c</w:t>
+      </w:r>
+      <w:r>
+        <w:rPr>
+          <w:rStyle w:val="NormalTok"/>
+        </w:rPr>
+        <w:t xml:space="preserve">(sunny, shady)</w:t>
+      </w:r>
+      <w:r>
+        <w:br/>
+      </w:r>
+      <w:r>
+        <w:rPr>
+          <w:rStyle w:val="FunctionTok"/>
+        </w:rPr>
+        <w:t xml:space="preserve">length</w:t>
+      </w:r>
+      <w:r>
+        <w:rPr>
+          <w:rStyle w:val="NormalTok"/>
+        </w:rPr>
+        <w:t xml:space="preserve">(side)</w:t>
+      </w:r>
+    </w:p>
+    <w:p>
+      <w:pPr>
+        <w:pStyle w:val="FirstParagraph"/>
+      </w:pPr>
+      <w:r>
+        <w:t xml:space="preserve">Corrected line:</w:t>
+      </w:r>
+    </w:p>
+    <w:p>
+      <w:pPr>
+        <w:pStyle w:val="SourceCode"/>
+      </w:pPr>
+    </w:p>
+    <w:p>
+      <w:pPr>
+        <w:pStyle w:val="FirstParagraph"/>
+      </w:pPr>
+      <w:r>
+        <w:t xml:space="preserve">Your explanation:</w:t>
+      </w:r>
+    </w:p>
+    <w:p>
+      <w:pPr>
+        <w:pStyle w:val="SourceCode"/>
+      </w:pPr>
     </w:p>
     <w:p>
       <w:r>
@@ -740,73 +906,42 @@
     </w:p>
     <w:bookmarkEnd w:id="23"/>
     <w:bookmarkEnd w:id="24"/>
-    <w:bookmarkStart w:id="26" w:name="X9448076eb110086167eb29f53be5fac8cee51fc"/>
+    <w:bookmarkStart w:id="26" w:name="question-8-matching-r-math-functions"/>
     <w:p>
       <w:pPr>
         <w:pStyle w:val="Heading1"/>
       </w:pPr>
       <w:r>
-        <w:t xml:space="preserve">Question 8 · Short code — summarise with the pipe</w:t>
-      </w:r>
-    </w:p>
-    <w:bookmarkStart w:id="25" w:name="X3cb8ac10cd9bdf9ca0b3153a3c6ddc668d8c5ab"/>
+        <w:t xml:space="preserve">Question 8 · Matching — R math functions</w:t>
+      </w:r>
+    </w:p>
+    <w:bookmarkStart w:id="25" w:name="Xeeb0d92af8821d9034d452f4d96f82c9ded08d6"/>
     <w:p>
       <w:pPr>
         <w:pStyle w:val="Heading3"/>
       </w:pPr>
       <w:r>
-        <w:t xml:space="preserve">Complete the code below so that it calculates the mean</w:t>
-      </w:r>
-      <w:r>
-        <w:t xml:space="preserve"> </w:t>
-      </w:r>
-      <w:r>
-        <w:rPr>
-          <w:rStyle w:val="VerbatimChar"/>
-        </w:rPr>
-        <w:t xml:space="preserve">weight_g</w:t>
-      </w:r>
-      <w:r>
-        <w:t xml:space="preserve"> </w:t>
-      </w:r>
-      <w:r>
-        <w:t xml:space="preserve">separately for each level of</w:t>
-      </w:r>
-      <w:r>
-        <w:t xml:space="preserve"> </w:t>
-      </w:r>
-      <w:r>
-        <w:rPr>
-          <w:rStyle w:val="VerbatimChar"/>
-        </w:rPr>
-        <w:t xml:space="preserve">side</w:t>
-      </w:r>
-      <w:r>
-        <w:t xml:space="preserve">, and stores the result in</w:t>
-      </w:r>
-      <w:r>
-        <w:t xml:space="preserve"> </w:t>
-      </w:r>
-      <w:r>
-        <w:rPr>
-          <w:rStyle w:val="VerbatimChar"/>
-        </w:rPr>
-        <w:t xml:space="preserve">weight_summary</w:t>
-      </w:r>
-      <w:r>
-        <w:t xml:space="preserve">. Fill in the two blanks marked with</w:t>
-      </w:r>
-      <w:r>
-        <w:t xml:space="preserve"> </w:t>
-      </w:r>
-      <w:r>
-        <w:rPr>
-          <w:rStyle w:val="VerbatimChar"/>
-        </w:rPr>
-        <w:t xml:space="preserve">___</w:t>
-      </w:r>
-      <w:r>
-        <w:t xml:space="preserve">.</w:t>
+        <w:t xml:space="preserve">Match each R function or operator to what it does.</w:t>
+      </w:r>
+    </w:p>
+    <w:p>
+      <w:pPr>
+        <w:pStyle w:val="FirstParagraph"/>
+      </w:pPr>
+      <w:r>
+        <w:t xml:space="preserve">Write the letter next to each item.</w:t>
+      </w:r>
+    </w:p>
+    <w:p>
+      <w:pPr>
+        <w:pStyle w:val="BodyText"/>
+      </w:pPr>
+      <w:r>
+        <w:rPr>
+          <w:b/>
+          <w:bCs/>
+        </w:rPr>
+        <w:t xml:space="preserve">Functions / operators</w:t>
       </w:r>
     </w:p>
     <w:p>
@@ -815,105 +950,104 @@
       </w:pPr>
       <w:r>
         <w:rPr>
-          <w:rStyle w:val="NormalTok"/>
-        </w:rPr>
-        <w:t xml:space="preserve">weight_summary </w:t>
-      </w:r>
-      <w:r>
-        <w:rPr>
-          <w:rStyle w:val="OtherTok"/>
-        </w:rPr>
-        <w:t xml:space="preserve">&lt;-</w:t>
-      </w:r>
-      <w:r>
-        <w:rPr>
-          <w:rStyle w:val="NormalTok"/>
-        </w:rPr>
-        <w:t xml:space="preserve"> tree_df </w:t>
-      </w:r>
-      <w:r>
-        <w:rPr>
-          <w:rStyle w:val="SpecialCharTok"/>
-        </w:rPr>
-        <w:t xml:space="preserve">|&gt;</w:t>
-      </w:r>
-      <w:r>
-        <w:br/>
-      </w:r>
-      <w:r>
-        <w:br/>
-      </w:r>
-      <w:r>
-        <w:rPr>
-          <w:rStyle w:val="NormalTok"/>
-        </w:rPr>
-        <w:t xml:space="preserve">  </w:t>
-      </w:r>
-      <w:r>
-        <w:rPr>
-          <w:rStyle w:val="FunctionTok"/>
-        </w:rPr>
-        <w:t xml:space="preserve">group_by</w:t>
-      </w:r>
-      <w:r>
-        <w:rPr>
-          <w:rStyle w:val="NormalTok"/>
-        </w:rPr>
-        <w:t xml:space="preserve">(______________________) </w:t>
-      </w:r>
-      <w:r>
-        <w:rPr>
-          <w:rStyle w:val="SpecialCharTok"/>
-        </w:rPr>
-        <w:t xml:space="preserve">|&gt;</w:t>
-      </w:r>
-      <w:r>
-        <w:br/>
-      </w:r>
-      <w:r>
-        <w:br/>
-      </w:r>
-      <w:r>
-        <w:rPr>
-          <w:rStyle w:val="NormalTok"/>
-        </w:rPr>
-        <w:t xml:space="preserve">  </w:t>
-      </w:r>
-      <w:r>
-        <w:rPr>
-          <w:rStyle w:val="FunctionTok"/>
-        </w:rPr>
-        <w:t xml:space="preserve">summarise</w:t>
-      </w:r>
-      <w:r>
-        <w:rPr>
-          <w:rStyle w:val="NormalTok"/>
-        </w:rPr>
-        <w:t xml:space="preserve">(</w:t>
-      </w:r>
-      <w:r>
-        <w:rPr>
-          <w:rStyle w:val="AttributeTok"/>
-        </w:rPr>
-        <w:t xml:space="preserve">mean_weight =</w:t>
-      </w:r>
-      <w:r>
-        <w:rPr>
-          <w:rStyle w:val="NormalTok"/>
-        </w:rPr>
-        <w:t xml:space="preserve"> </w:t>
-      </w:r>
-      <w:r>
-        <w:rPr>
-          <w:rStyle w:val="FunctionTok"/>
-        </w:rPr>
-        <w:t xml:space="preserve">mean</w:t>
-      </w:r>
-      <w:r>
-        <w:rPr>
-          <w:rStyle w:val="NormalTok"/>
-        </w:rPr>
-        <w:t xml:space="preserve">(______________________))</w:t>
+          <w:rStyle w:val="VerbatimChar"/>
+        </w:rPr>
+        <w:t xml:space="preserve">1.  sqrt()     ___</w:t>
+      </w:r>
+      <w:r>
+        <w:br/>
+      </w:r>
+      <w:r>
+        <w:rPr>
+          <w:rStyle w:val="VerbatimChar"/>
+        </w:rPr>
+        <w:t xml:space="preserve">2.  ^          ___</w:t>
+      </w:r>
+      <w:r>
+        <w:br/>
+      </w:r>
+      <w:r>
+        <w:rPr>
+          <w:rStyle w:val="VerbatimChar"/>
+        </w:rPr>
+        <w:t xml:space="preserve">3.  round()    ___</w:t>
+      </w:r>
+      <w:r>
+        <w:br/>
+      </w:r>
+      <w:r>
+        <w:rPr>
+          <w:rStyle w:val="VerbatimChar"/>
+        </w:rPr>
+        <w:t xml:space="preserve">4.  mean()     ___</w:t>
+      </w:r>
+      <w:r>
+        <w:br/>
+      </w:r>
+      <w:r>
+        <w:rPr>
+          <w:rStyle w:val="VerbatimChar"/>
+        </w:rPr>
+        <w:t xml:space="preserve">5.  length()   ___</w:t>
+      </w:r>
+    </w:p>
+    <w:p>
+      <w:pPr>
+        <w:pStyle w:val="FirstParagraph"/>
+      </w:pPr>
+      <w:r>
+        <w:rPr>
+          <w:b/>
+          <w:bCs/>
+        </w:rPr>
+        <w:t xml:space="preserve">What it does</w:t>
+      </w:r>
+    </w:p>
+    <w:p>
+      <w:pPr>
+        <w:pStyle w:val="SourceCode"/>
+      </w:pPr>
+      <w:r>
+        <w:rPr>
+          <w:rStyle w:val="VerbatimChar"/>
+        </w:rPr>
+        <w:t xml:space="preserve">A.  Returns the number of elements in a vector</w:t>
+      </w:r>
+      <w:r>
+        <w:br/>
+      </w:r>
+      <w:r>
+        <w:rPr>
+          <w:rStyle w:val="VerbatimChar"/>
+        </w:rPr>
+        <w:t xml:space="preserve">B.  Raises a number to a power  (e.g. 2 ^ 10)</w:t>
+      </w:r>
+      <w:r>
+        <w:br/>
+      </w:r>
+      <w:r>
+        <w:rPr>
+          <w:rStyle w:val="VerbatimChar"/>
+        </w:rPr>
+        <w:t xml:space="preserve">C.  Returns the square root of a number</w:t>
+      </w:r>
+      <w:r>
+        <w:br/>
+      </w:r>
+      <w:r>
+        <w:rPr>
+          <w:rStyle w:val="VerbatimChar"/>
+        </w:rPr>
+        <w:t xml:space="preserve">D.  Calculates the arithmetic average of a numeric vector</w:t>
+      </w:r>
+      <w:r>
+        <w:br/>
+      </w:r>
+      <w:r>
+        <w:rPr>
+          <w:rStyle w:val="VerbatimChar"/>
+        </w:rPr>
+        <w:t xml:space="preserve">E.  Rounds a number to a specified number of decimal places</w:t>
       </w:r>
     </w:p>
     <w:p>
@@ -925,16 +1059,16 @@
     </w:p>
     <w:bookmarkEnd w:id="25"/>
     <w:bookmarkEnd w:id="26"/>
-    <w:bookmarkStart w:id="28" w:name="question-9-short-code-make-a-point-plot"/>
+    <w:bookmarkStart w:id="28" w:name="question-9-short-code-make-a-simple-plot"/>
     <w:p>
       <w:pPr>
         <w:pStyle w:val="Heading1"/>
       </w:pPr>
       <w:r>
-        <w:t xml:space="preserve">Question 9 · Short code — make a point plot</w:t>
-      </w:r>
-    </w:p>
-    <w:bookmarkStart w:id="27" w:name="Xedeb07e8e16ffc2955104aac092036a2d871276"/>
+        <w:t xml:space="preserve">Question 9 · Short code — make a simple plot</w:t>
+      </w:r>
+    </w:p>
+    <w:bookmarkStart w:id="27" w:name="X53748867020ab7628954a9e6f214171f563e8b9"/>
     <w:p>
       <w:pPr>
         <w:pStyle w:val="Heading3"/>
@@ -955,16 +1089,43 @@
         <w:t xml:space="preserve"> </w:t>
       </w:r>
       <w:r>
-        <w:t xml:space="preserve">call that makes a scatter plot (points only) of</w:t>
-      </w:r>
-      <w:r>
-        <w:t xml:space="preserve"> </w:t>
-      </w:r>
-      <w:r>
-        <w:rPr>
-          <w:rStyle w:val="VerbatimChar"/>
-        </w:rPr>
-        <w:t xml:space="preserve">width_cm</w:t>
+        <w:t xml:space="preserve">call using</w:t>
+      </w:r>
+      <w:r>
+        <w:t xml:space="preserve"> </w:t>
+      </w:r>
+      <w:r>
+        <w:rPr>
+          <w:rStyle w:val="VerbatimChar"/>
+        </w:rPr>
+        <w:t xml:space="preserve">tree_df</w:t>
+      </w:r>
+      <w:r>
+        <w:t xml:space="preserve"> </w:t>
+      </w:r>
+      <w:r>
+        <w:t xml:space="preserve">that:</w:t>
+      </w:r>
+    </w:p>
+    <w:p>
+      <w:pPr>
+        <w:pStyle w:val="Compact"/>
+        <w:numPr>
+          <w:ilvl w:val="0"/>
+          <w:numId w:val="1001"/>
+        </w:numPr>
+      </w:pPr>
+      <w:r>
+        <w:t xml:space="preserve">puts</w:t>
+      </w:r>
+      <w:r>
+        <w:t xml:space="preserve"> </w:t>
+      </w:r>
+      <w:r>
+        <w:rPr>
+          <w:rStyle w:val="VerbatimChar"/>
+        </w:rPr>
+        <w:t xml:space="preserve">side</w:t>
       </w:r>
       <w:r>
         <w:t xml:space="preserve"> </w:t>
@@ -979,46 +1140,67 @@
         <w:rPr>
           <w:rStyle w:val="VerbatimChar"/>
         </w:rPr>
-        <w:t xml:space="preserve">height_cm</w:t>
-      </w:r>
-      <w:r>
-        <w:t xml:space="preserve"> </w:t>
-      </w:r>
-      <w:r>
-        <w:t xml:space="preserve">on the y-axis, using</w:t>
-      </w:r>
-      <w:r>
-        <w:t xml:space="preserve"> </w:t>
-      </w:r>
-      <w:r>
-        <w:rPr>
-          <w:rStyle w:val="VerbatimChar"/>
-        </w:rPr>
-        <w:t xml:space="preserve">tree_df</w:t>
-      </w:r>
-      <w:r>
-        <w:t xml:space="preserve">. Add an x-axis label</w:t>
-      </w:r>
-      <w:r>
-        <w:t xml:space="preserve"> </w:t>
-      </w:r>
-      <w:r>
-        <w:rPr>
-          <w:rStyle w:val="VerbatimChar"/>
-        </w:rPr>
-        <w:t xml:space="preserve">"Leaf width (cm)"</w:t>
-      </w:r>
-      <w:r>
-        <w:t xml:space="preserve">, a y-axis label</w:t>
-      </w:r>
-      <w:r>
-        <w:t xml:space="preserve"> </w:t>
-      </w:r>
-      <w:r>
-        <w:rPr>
-          <w:rStyle w:val="VerbatimChar"/>
-        </w:rPr>
-        <w:t xml:space="preserve">"Leaf height (cm)"</w:t>
+        <w:t xml:space="preserve">weight_g</w:t>
+      </w:r>
+      <w:r>
+        <w:t xml:space="preserve"> </w:t>
+      </w:r>
+      <w:r>
+        <w:t xml:space="preserve">on the y-axis</w:t>
+      </w:r>
+    </w:p>
+    <w:p>
+      <w:pPr>
+        <w:pStyle w:val="Compact"/>
+        <w:numPr>
+          <w:ilvl w:val="0"/>
+          <w:numId w:val="1001"/>
+        </w:numPr>
+      </w:pPr>
+      <w:r>
+        <w:t xml:space="preserve">draws points with</w:t>
+      </w:r>
+      <w:r>
+        <w:t xml:space="preserve"> </w:t>
+      </w:r>
+      <w:r>
+        <w:rPr>
+          <w:rStyle w:val="VerbatimChar"/>
+        </w:rPr>
+        <w:t xml:space="preserve">geom_point()</w:t>
+      </w:r>
+    </w:p>
+    <w:p>
+      <w:pPr>
+        <w:pStyle w:val="Compact"/>
+        <w:numPr>
+          <w:ilvl w:val="0"/>
+          <w:numId w:val="1001"/>
+        </w:numPr>
+      </w:pPr>
+      <w:r>
+        <w:t xml:space="preserve">adds the x label</w:t>
+      </w:r>
+      <w:r>
+        <w:t xml:space="preserve"> </w:t>
+      </w:r>
+      <w:r>
+        <w:rPr>
+          <w:rStyle w:val="VerbatimChar"/>
+        </w:rPr>
+        <w:t xml:space="preserve">"Side of tree"</w:t>
+      </w:r>
+      <w:r>
+        <w:t xml:space="preserve">, the y label</w:t>
+      </w:r>
+      <w:r>
+        <w:t xml:space="preserve"> </w:t>
+      </w:r>
+      <w:r>
+        <w:rPr>
+          <w:rStyle w:val="VerbatimChar"/>
+        </w:rPr>
+        <w:t xml:space="preserve">"Leaf weight (g)"</w:t>
       </w:r>
       <w:r>
         <w:t xml:space="preserve">, and the title</w:t>
@@ -1030,10 +1212,7 @@
         <w:rPr>
           <w:rStyle w:val="VerbatimChar"/>
         </w:rPr>
-        <w:t xml:space="preserve">"Leaf dimensions"</w:t>
-      </w:r>
-      <w:r>
-        <w:t xml:space="preserve">.</w:t>
+        <w:t xml:space="preserve">"Leaf weight by side"</w:t>
       </w:r>
     </w:p>
     <w:p>
@@ -1062,34 +1241,38 @@
     </w:p>
     <w:bookmarkEnd w:id="27"/>
     <w:bookmarkEnd w:id="28"/>
-    <w:bookmarkStart w:id="30" w:name="question-10-multiple-choice"/>
+    <w:bookmarkStart w:id="30" w:name="Xa8b4a8c0f7e94fde667302a52895f6106c819bd"/>
     <w:p>
       <w:pPr>
         <w:pStyle w:val="Heading1"/>
       </w:pPr>
       <w:r>
-        <w:t xml:space="preserve">Question 10 · Multiple choice</w:t>
-      </w:r>
-    </w:p>
-    <w:bookmarkStart w:id="29" w:name="Xca4a8432f03a7e17955c27bfae550eb8e749137"/>
+        <w:t xml:space="preserve">Question 10 · Find the error — a broken ggplot</w:t>
+      </w:r>
+    </w:p>
+    <w:bookmarkStart w:id="29" w:name="X09862d0be1e24137a378eaefe1819ae7edb366a"/>
     <w:p>
       <w:pPr>
         <w:pStyle w:val="Heading3"/>
       </w:pPr>
       <w:r>
-        <w:t xml:space="preserve">A classmate runs this code and gets the error:</w:t>
-      </w:r>
-      <w:r>
-        <w:t xml:space="preserve"> </w:t>
-      </w:r>
-      <w:r>
-        <w:rPr>
-          <w:rStyle w:val="VerbatimChar"/>
-        </w:rPr>
-        <w:t xml:space="preserve">could not find function "read_excel"</w:t>
-      </w:r>
-      <w:r>
-        <w:t xml:space="preserve">. What is the most likely cause?</w:t>
+        <w:t xml:space="preserve">The code below is supposed to make a boxplot but produces an error. Find</w:t>
+      </w:r>
+      <w:r>
+        <w:t xml:space="preserve"> </w:t>
+      </w:r>
+      <w:r>
+        <w:rPr>
+          <w:b/>
+          <w:bCs/>
+        </w:rPr>
+        <w:t xml:space="preserve">all</w:t>
+      </w:r>
+      <w:r>
+        <w:t xml:space="preserve"> </w:t>
+      </w:r>
+      <w:r>
+        <w:t xml:space="preserve">the mistakes, write the corrected code, and explain each fix.</w:t>
       </w:r>
     </w:p>
     <w:p>
@@ -1098,27 +1281,21 @@
       </w:pPr>
       <w:r>
         <w:rPr>
-          <w:rStyle w:val="NormalTok"/>
-        </w:rPr>
-        <w:t xml:space="preserve">tree_df </w:t>
-      </w:r>
-      <w:r>
-        <w:rPr>
-          <w:rStyle w:val="OtherTok"/>
-        </w:rPr>
-        <w:t xml:space="preserve">&lt;-</w:t>
-      </w:r>
-      <w:r>
-        <w:rPr>
-          <w:rStyle w:val="NormalTok"/>
-        </w:rPr>
-        <w:t xml:space="preserve"> </w:t>
-      </w:r>
-      <w:r>
-        <w:rPr>
           <w:rStyle w:val="FunctionTok"/>
         </w:rPr>
-        <w:t xml:space="preserve">read_excel</w:t>
+        <w:t xml:space="preserve">ggplot</w:t>
+      </w:r>
+      <w:r>
+        <w:rPr>
+          <w:rStyle w:val="NormalTok"/>
+        </w:rPr>
+        <w:t xml:space="preserve">(tree_df, </w:t>
+      </w:r>
+      <w:r>
+        <w:rPr>
+          <w:rStyle w:val="FunctionTok"/>
+        </w:rPr>
+        <w:t xml:space="preserve">aes</w:t>
       </w:r>
       <w:r>
         <w:rPr>
@@ -1128,9 +1305,120 @@
       </w:r>
       <w:r>
         <w:rPr>
+          <w:rStyle w:val="AttributeTok"/>
+        </w:rPr>
+        <w:t xml:space="preserve">x =</w:t>
+      </w:r>
+      <w:r>
+        <w:rPr>
+          <w:rStyle w:val="NormalTok"/>
+        </w:rPr>
+        <w:t xml:space="preserve"> side, </w:t>
+      </w:r>
+      <w:r>
+        <w:rPr>
+          <w:rStyle w:val="AttributeTok"/>
+        </w:rPr>
+        <w:t xml:space="preserve">y =</w:t>
+      </w:r>
+      <w:r>
+        <w:rPr>
+          <w:rStyle w:val="NormalTok"/>
+        </w:rPr>
+        <w:t xml:space="preserve"> weight_g))</w:t>
+      </w:r>
+      <w:r>
+        <w:br/>
+      </w:r>
+      <w:r>
+        <w:rPr>
+          <w:rStyle w:val="NormalTok"/>
+        </w:rPr>
+        <w:t xml:space="preserve">  </w:t>
+      </w:r>
+      <w:r>
+        <w:rPr>
+          <w:rStyle w:val="FunctionTok"/>
+        </w:rPr>
+        <w:t xml:space="preserve">geom_boxplot</w:t>
+      </w:r>
+      <w:r>
+        <w:rPr>
+          <w:rStyle w:val="NormalTok"/>
+        </w:rPr>
+        <w:t xml:space="preserve">() </w:t>
+      </w:r>
+      <w:r>
+        <w:rPr>
+          <w:rStyle w:val="SpecialCharTok"/>
+        </w:rPr>
+        <w:t xml:space="preserve">+</w:t>
+      </w:r>
+      <w:r>
+        <w:br/>
+      </w:r>
+      <w:r>
+        <w:rPr>
+          <w:rStyle w:val="NormalTok"/>
+        </w:rPr>
+        <w:t xml:space="preserve">  </w:t>
+      </w:r>
+      <w:r>
+        <w:rPr>
+          <w:rStyle w:val="FunctionTok"/>
+        </w:rPr>
+        <w:t xml:space="preserve">labs</w:t>
+      </w:r>
+      <w:r>
+        <w:rPr>
+          <w:rStyle w:val="NormalTok"/>
+        </w:rPr>
+        <w:t xml:space="preserve">(</w:t>
+      </w:r>
+      <w:r>
+        <w:rPr>
+          <w:rStyle w:val="AttributeTok"/>
+        </w:rPr>
+        <w:t xml:space="preserve">x =</w:t>
+      </w:r>
+      <w:r>
+        <w:rPr>
+          <w:rStyle w:val="NormalTok"/>
+        </w:rPr>
+        <w:t xml:space="preserve"> </w:t>
+      </w:r>
+      <w:r>
+        <w:rPr>
           <w:rStyle w:val="StringTok"/>
         </w:rPr>
-        <w:t xml:space="preserve">"data_raw/2026_06_25_tree_experiment_raw_data.xlsx"</w:t>
+        <w:t xml:space="preserve">"Side of tree"</w:t>
+      </w:r>
+      <w:r>
+        <w:br/>
+      </w:r>
+      <w:r>
+        <w:rPr>
+          <w:rStyle w:val="NormalTok"/>
+        </w:rPr>
+        <w:t xml:space="preserve">       </w:t>
+      </w:r>
+      <w:r>
+        <w:rPr>
+          <w:rStyle w:val="AttributeTok"/>
+        </w:rPr>
+        <w:t xml:space="preserve">y =</w:t>
+      </w:r>
+      <w:r>
+        <w:rPr>
+          <w:rStyle w:val="NormalTok"/>
+        </w:rPr>
+        <w:t xml:space="preserve"> </w:t>
+      </w:r>
+      <w:r>
+        <w:rPr>
+          <w:rStyle w:val="StringTok"/>
+        </w:rPr>
+        <w:t xml:space="preserve">"Leaf weight (g)"</w:t>
       </w:r>
       <w:r>
         <w:rPr>
@@ -1144,7 +1432,7 @@
         <w:pStyle w:val="FirstParagraph"/>
       </w:pPr>
       <w:r>
-        <w:t xml:space="preserve">Circle the letter of the best answer:</w:t>
+        <w:t xml:space="preserve">Corrected code:</w:t>
       </w:r>
     </w:p>
     <w:p>
@@ -1152,37 +1440,7 @@
         <w:pStyle w:val="SourceCode"/>
       </w:pPr>
       <w:r>
-        <w:rPr>
-          <w:rStyle w:val="VerbatimChar"/>
-        </w:rPr>
-        <w:t xml:space="preserve">A)  The file path is wrong — data_raw/ does not exist.</w:t>
-      </w:r>
-      <w:r>
-        <w:br/>
-      </w:r>
-      <w:r>
-        <w:rPr>
-          <w:rStyle w:val="VerbatimChar"/>
-        </w:rPr>
-        <w:t xml:space="preserve">B)  The object name tree_df is not a valid R name.</w:t>
-      </w:r>
-      <w:r>
-        <w:br/>
-      </w:r>
-      <w:r>
-        <w:rPr>
-          <w:rStyle w:val="VerbatimChar"/>
-        </w:rPr>
-        <w:t xml:space="preserve">C)  The library(readxl) line was never run in this session.</w:t>
-      </w:r>
-      <w:r>
-        <w:br/>
-      </w:r>
-      <w:r>
-        <w:rPr>
-          <w:rStyle w:val="VerbatimChar"/>
-        </w:rPr>
-        <w:t xml:space="preserve">D)  read_excel() only works on .csv files, not .xlsx files.</w:t>
+        <w:br/>
       </w:r>
     </w:p>
     <w:p>
@@ -1190,13 +1448,37 @@
         <w:pStyle w:val="FirstParagraph"/>
       </w:pPr>
       <w:r>
-        <w:t xml:space="preserve">Your answer:</w:t>
+        <w:t xml:space="preserve">Your explanation (one line per fix):</w:t>
       </w:r>
     </w:p>
     <w:p>
       <w:pPr>
         <w:pStyle w:val="SourceCode"/>
       </w:pPr>
+      <w:r>
+        <w:rPr>
+          <w:rStyle w:val="VerbatimChar"/>
+        </w:rPr>
+        <w:t xml:space="preserve">Fix 1: </w:t>
+      </w:r>
+      <w:r>
+        <w:br/>
+      </w:r>
+      <w:r>
+        <w:rPr>
+          <w:rStyle w:val="VerbatimChar"/>
+        </w:rPr>
+        <w:t xml:space="preserve">Fix 2: </w:t>
+      </w:r>
+      <w:r>
+        <w:br/>
+      </w:r>
+      <w:r>
+        <w:rPr>
+          <w:rStyle w:val="VerbatimChar"/>
+        </w:rPr>
+        <w:t xml:space="preserve">Fix 3: </w:t>
+      </w:r>
     </w:p>
     <w:p>
       <w:r>
@@ -1207,7 +1489,7 @@
     </w:p>
     <w:bookmarkEnd w:id="29"/>
     <w:bookmarkEnd w:id="30"/>
-    <w:bookmarkStart w:id="34" w:name="X19fac04d5a5d6dbca660e85fda058eb10015d87"/>
+    <w:bookmarkStart w:id="38" w:name="X19fac04d5a5d6dbca660e85fda058eb10015d87"/>
     <w:p>
       <w:pPr>
         <w:pStyle w:val="Heading1"/>
@@ -1325,7 +1607,7 @@
               <w:rPr>
                 <w:rStyle w:val="VerbatimChar"/>
               </w:rPr>
-              <w:t xml:space="preserve">Leaf_Mass</w:t>
+              <w:t xml:space="preserve">tree_df</w:t>
             </w:r>
             <w:r>
               <w:t xml:space="preserve"> </w:t>
@@ -1340,13 +1622,13 @@
               <w:rPr>
                 <w:rStyle w:val="VerbatimChar"/>
               </w:rPr>
-              <w:t xml:space="preserve">leaf_mass</w:t>
+              <w:t xml:space="preserve">Tree_df</w:t>
             </w:r>
             <w:r>
               <w:t xml:space="preserve"> </w:t>
             </w:r>
             <w:r>
-              <w:t xml:space="preserve">are different objects</w:t>
+              <w:t xml:space="preserve">are two different objects</w:t>
             </w:r>
           </w:p>
         </w:tc>
@@ -1385,7 +1667,7 @@
                 <w:b/>
                 <w:bCs/>
               </w:rPr>
-              <w:t xml:space="preserve">B</w:t>
+              <w:t xml:space="preserve">C</w:t>
             </w:r>
             <w:r>
               <w:t xml:space="preserve"> </w:t>
@@ -1400,13 +1682,13 @@
               <w:rPr>
                 <w:rStyle w:val="VerbatimChar"/>
               </w:rPr>
-              <w:t xml:space="preserve">&lt;-</w:t>
+              <w:t xml:space="preserve">leaf_weight_g</w:t>
             </w:r>
             <w:r>
               <w:t xml:space="preserve"> </w:t>
             </w:r>
             <w:r>
-              <w:t xml:space="preserve">is the assignment operator;</w:t>
+              <w:t xml:space="preserve">is valid;</w:t>
             </w:r>
             <w:r>
               <w:t xml:space="preserve"> </w:t>
@@ -1415,13 +1697,13 @@
               <w:rPr>
                 <w:rStyle w:val="VerbatimChar"/>
               </w:rPr>
-              <w:t xml:space="preserve">=</w:t>
+              <w:t xml:space="preserve">3rd_sample</w:t>
             </w:r>
             <w:r>
               <w:t xml:space="preserve"> </w:t>
             </w:r>
             <w:r>
-              <w:t xml:space="preserve">works but is not conventional;</w:t>
+              <w:t xml:space="preserve">starts with a number;</w:t>
             </w:r>
             <w:r>
               <w:t xml:space="preserve"> </w:t>
@@ -1430,13 +1712,28 @@
               <w:rPr>
                 <w:rStyle w:val="VerbatimChar"/>
               </w:rPr>
-              <w:t xml:space="preserve">==</w:t>
+              <w:t xml:space="preserve">my.leaf.data</w:t>
             </w:r>
             <w:r>
               <w:t xml:space="preserve"> </w:t>
             </w:r>
             <w:r>
-              <w:t xml:space="preserve">tests equality</w:t>
+              <w:t xml:space="preserve">uses dots (avoid);</w:t>
+            </w:r>
+            <w:r>
+              <w:t xml:space="preserve"> </w:t>
+            </w:r>
+            <w:r>
+              <w:rPr>
+                <w:rStyle w:val="VerbatimChar"/>
+              </w:rPr>
+              <w:t xml:space="preserve">mean</w:t>
+            </w:r>
+            <w:r>
+              <w:t xml:space="preserve"> </w:t>
+            </w:r>
+            <w:r>
+              <w:t xml:space="preserve">shadows a built-in function</w:t>
             </w:r>
           </w:p>
         </w:tc>
@@ -1460,7 +1757,7 @@
               <w:pStyle w:val="Compact"/>
             </w:pPr>
             <w:r>
-              <w:t xml:space="preserve">MC</w:t>
+              <w:t xml:space="preserve">Code</w:t>
             </w:r>
           </w:p>
         </w:tc>
@@ -1471,47 +1768,7 @@
               <w:pStyle w:val="Compact"/>
             </w:pPr>
             <w:r>
-              <w:rPr>
-                <w:b/>
-                <w:bCs/>
-              </w:rPr>
-              <w:t xml:space="preserve">B</w:t>
-            </w:r>
-            <w:r>
-              <w:t xml:space="preserve"> </w:t>
-            </w:r>
-            <w:r>
-              <w:t xml:space="preserve">—</w:t>
-            </w:r>
-            <w:r>
-              <w:t xml:space="preserve"> </w:t>
-            </w:r>
-            <w:r>
-              <w:rPr>
-                <w:rStyle w:val="VerbatimChar"/>
-              </w:rPr>
-              <w:t xml:space="preserve">library()</w:t>
-            </w:r>
-            <w:r>
-              <w:t xml:space="preserve"> </w:t>
-            </w:r>
-            <w:r>
-              <w:t xml:space="preserve">loads a package into the current session;</w:t>
-            </w:r>
-            <w:r>
-              <w:t xml:space="preserve"> </w:t>
-            </w:r>
-            <w:r>
-              <w:rPr>
-                <w:rStyle w:val="VerbatimChar"/>
-              </w:rPr>
-              <w:t xml:space="preserve">install.packages()</w:t>
-            </w:r>
-            <w:r>
-              <w:t xml:space="preserve"> </w:t>
-            </w:r>
-            <w:r>
-              <w:t xml:space="preserve">downloads it</w:t>
+              <w:t xml:space="preserve">See below</w:t>
             </w:r>
           </w:p>
         </w:tc>
@@ -1535,7 +1792,7 @@
               <w:pStyle w:val="Compact"/>
             </w:pPr>
             <w:r>
-              <w:t xml:space="preserve">Match</w:t>
+              <w:t xml:space="preserve">Error</w:t>
             </w:r>
           </w:p>
         </w:tc>
@@ -1546,7 +1803,46 @@
               <w:pStyle w:val="Compact"/>
             </w:pPr>
             <w:r>
-              <w:t xml:space="preserve">1–B, 2–C, 3–A, 4–D</w:t>
+              <w:rPr>
+                <w:rStyle w:val="VerbatimChar"/>
+              </w:rPr>
+              <w:t xml:space="preserve">library(readxl)</w:t>
+            </w:r>
+            <w:r>
+              <w:t xml:space="preserve"> </w:t>
+            </w:r>
+            <w:r>
+              <w:t xml:space="preserve">is missing —</w:t>
+            </w:r>
+            <w:r>
+              <w:t xml:space="preserve"> </w:t>
+            </w:r>
+            <w:r>
+              <w:rPr>
+                <w:rStyle w:val="VerbatimChar"/>
+              </w:rPr>
+              <w:t xml:space="preserve">install.packages()</w:t>
+            </w:r>
+            <w:r>
+              <w:t xml:space="preserve"> </w:t>
+            </w:r>
+            <w:r>
+              <w:t xml:space="preserve">downloads the package but</w:t>
+            </w:r>
+            <w:r>
+              <w:t xml:space="preserve"> </w:t>
+            </w:r>
+            <w:r>
+              <w:rPr>
+                <w:rStyle w:val="VerbatimChar"/>
+              </w:rPr>
+              <w:t xml:space="preserve">library()</w:t>
+            </w:r>
+            <w:r>
+              <w:t xml:space="preserve"> </w:t>
+            </w:r>
+            <w:r>
+              <w:t xml:space="preserve">must be called each session to activate it</w:t>
             </w:r>
           </w:p>
         </w:tc>
@@ -1570,7 +1866,7 @@
               <w:pStyle w:val="Compact"/>
             </w:pPr>
             <w:r>
-              <w:t xml:space="preserve">T/F</w:t>
+              <w:t xml:space="preserve">Code</w:t>
             </w:r>
           </w:p>
         </w:tc>
@@ -1581,49 +1877,7 @@
               <w:pStyle w:val="Compact"/>
             </w:pPr>
             <w:r>
-              <w:rPr>
-                <w:b/>
-                <w:bCs/>
-              </w:rPr>
-              <w:t xml:space="preserve">FALSE</w:t>
-            </w:r>
-            <w:r>
-              <w:t xml:space="preserve"> </w:t>
-            </w:r>
-            <w:r>
-              <w:t xml:space="preserve">— the pipe passes the result of the</w:t>
-            </w:r>
-            <w:r>
-              <w:t xml:space="preserve"> </w:t>
-            </w:r>
-            <w:r>
-              <w:rPr>
-                <w:i/>
-                <w:iCs/>
-              </w:rPr>
-              <w:t xml:space="preserve">left</w:t>
-            </w:r>
-            <w:r>
-              <w:t xml:space="preserve"> </w:t>
-            </w:r>
-            <w:r>
-              <w:t xml:space="preserve">side to the</w:t>
-            </w:r>
-            <w:r>
-              <w:t xml:space="preserve"> </w:t>
-            </w:r>
-            <w:r>
-              <w:rPr>
-                <w:i/>
-                <w:iCs/>
-              </w:rPr>
-              <w:t xml:space="preserve">right</w:t>
-            </w:r>
-            <w:r>
-              <w:t xml:space="preserve"> </w:t>
-            </w:r>
-            <w:r>
-              <w:t xml:space="preserve">side function</w:t>
+              <w:t xml:space="preserve">See below</w:t>
             </w:r>
           </w:p>
         </w:tc>
@@ -1682,7 +1936,7 @@
               <w:pStyle w:val="Compact"/>
             </w:pPr>
             <w:r>
-              <w:t xml:space="preserve">Code</w:t>
+              <w:t xml:space="preserve">Error</w:t>
             </w:r>
           </w:p>
         </w:tc>
@@ -1693,7 +1947,7 @@
               <w:pStyle w:val="Compact"/>
             </w:pPr>
             <w:r>
-              <w:t xml:space="preserve">See below;</w:t>
+              <w:t xml:space="preserve">Text values need quotes —</w:t>
             </w:r>
             <w:r>
               <w:t xml:space="preserve"> </w:t>
@@ -1702,40 +1956,7 @@
               <w:rPr>
                 <w:rStyle w:val="VerbatimChar"/>
               </w:rPr>
-              <w:t xml:space="preserve">side</w:t>
-            </w:r>
-            <w:r>
-              <w:t xml:space="preserve"> </w:t>
-            </w:r>
-            <w:r>
-              <w:t xml:space="preserve">is</w:t>
-            </w:r>
-            <w:r>
-              <w:t xml:space="preserve"> </w:t>
-            </w:r>
-            <w:r>
-              <w:rPr>
-                <w:rStyle w:val="VerbatimChar"/>
-              </w:rPr>
-              <w:t xml:space="preserve">character</w:t>
-            </w:r>
-            <w:r>
-              <w:t xml:space="preserve"> </w:t>
-            </w:r>
-            <w:r>
-              <w:t xml:space="preserve">because it holds text (</w:t>
-            </w:r>
-            <w:r>
-              <w:t xml:space="preserve">“sunny”</w:t>
-            </w:r>
-            <w:r>
-              <w:t xml:space="preserve">/</w:t>
-            </w:r>
-            <w:r>
-              <w:t xml:space="preserve">“shady”</w:t>
-            </w:r>
-            <w:r>
-              <w:t xml:space="preserve">)</w:t>
+              <w:t xml:space="preserve">c("sunny", "shady")</w:t>
             </w:r>
           </w:p>
         </w:tc>
@@ -1759,7 +1980,7 @@
               <w:pStyle w:val="Compact"/>
             </w:pPr>
             <w:r>
-              <w:t xml:space="preserve">Code</w:t>
+              <w:t xml:space="preserve">Match</w:t>
             </w:r>
           </w:p>
         </w:tc>
@@ -1770,25 +1991,7 @@
               <w:pStyle w:val="Compact"/>
             </w:pPr>
             <w:r>
-              <w:rPr>
-                <w:rStyle w:val="VerbatimChar"/>
-              </w:rPr>
-              <w:t xml:space="preserve">group_by(side)</w:t>
-            </w:r>
-            <w:r>
-              <w:t xml:space="preserve"> </w:t>
-            </w:r>
-            <w:r>
-              <w:t xml:space="preserve">and</w:t>
-            </w:r>
-            <w:r>
-              <w:t xml:space="preserve"> </w:t>
-            </w:r>
-            <w:r>
-              <w:rPr>
-                <w:rStyle w:val="VerbatimChar"/>
-              </w:rPr>
-              <w:t xml:space="preserve">mean(weight_g)</w:t>
+              <w:t xml:space="preserve">1–C, 2–B, 3–E, 4–D, 5–A</w:t>
             </w:r>
           </w:p>
         </w:tc>
@@ -1847,7 +2050,7 @@
               <w:pStyle w:val="Compact"/>
             </w:pPr>
             <w:r>
-              <w:t xml:space="preserve">MC</w:t>
+              <w:t xml:space="preserve">Error</w:t>
             </w:r>
           </w:p>
         </w:tc>
@@ -1858,58 +2061,326 @@
               <w:pStyle w:val="Compact"/>
             </w:pPr>
             <w:r>
-              <w:rPr>
-                <w:b/>
-                <w:bCs/>
-              </w:rPr>
-              <w:t xml:space="preserve">C</w:t>
-            </w:r>
-            <w:r>
-              <w:t xml:space="preserve"> </w:t>
-            </w:r>
-            <w:r>
-              <w:t xml:space="preserve">—</w:t>
-            </w:r>
-            <w:r>
-              <w:t xml:space="preserve"> </w:t>
-            </w:r>
-            <w:r>
-              <w:rPr>
-                <w:rStyle w:val="VerbatimChar"/>
-              </w:rPr>
-              <w:t xml:space="preserve">library(readxl)</w:t>
-            </w:r>
-            <w:r>
-              <w:t xml:space="preserve"> </w:t>
-            </w:r>
-            <w:r>
-              <w:t xml:space="preserve">must be called each session before</w:t>
-            </w:r>
-            <w:r>
-              <w:t xml:space="preserve"> </w:t>
-            </w:r>
-            <w:r>
-              <w:rPr>
-                <w:rStyle w:val="VerbatimChar"/>
-              </w:rPr>
-              <w:t xml:space="preserve">read_excel()</w:t>
-            </w:r>
-            <w:r>
-              <w:t xml:space="preserve"> </w:t>
-            </w:r>
-            <w:r>
-              <w:t xml:space="preserve">is available</w:t>
+              <w:t xml:space="preserve">Three fixes — see below</w:t>
             </w:r>
           </w:p>
         </w:tc>
       </w:tr>
     </w:tbl>
-    <w:bookmarkStart w:id="31" w:name="q6-model-answer"/>
+    <w:bookmarkStart w:id="31" w:name="q3-model-answer"/>
     <w:p>
       <w:pPr>
         <w:pStyle w:val="Heading3"/>
       </w:pPr>
       <w:r>
+        <w:t xml:space="preserve">Q3 model answer</w:t>
+      </w:r>
+    </w:p>
+    <w:p>
+      <w:pPr>
+        <w:pStyle w:val="SourceCode"/>
+      </w:pPr>
+      <w:r>
+        <w:rPr>
+          <w:rStyle w:val="FunctionTok"/>
+        </w:rPr>
+        <w:t xml:space="preserve">library</w:t>
+      </w:r>
+      <w:r>
+        <w:rPr>
+          <w:rStyle w:val="NormalTok"/>
+        </w:rPr>
+        <w:t xml:space="preserve">(tidyverse)</w:t>
+      </w:r>
+      <w:r>
+        <w:br/>
+      </w:r>
+      <w:r>
+        <w:rPr>
+          <w:rStyle w:val="FunctionTok"/>
+        </w:rPr>
+        <w:t xml:space="preserve">library</w:t>
+      </w:r>
+      <w:r>
+        <w:rPr>
+          <w:rStyle w:val="NormalTok"/>
+        </w:rPr>
+        <w:t xml:space="preserve">(readxl)</w:t>
+      </w:r>
+      <w:r>
+        <w:br/>
+      </w:r>
+      <w:r>
+        <w:br/>
+      </w:r>
+      <w:r>
+        <w:rPr>
+          <w:rStyle w:val="FunctionTok"/>
+        </w:rPr>
+        <w:t xml:space="preserve">install.packages</w:t>
+      </w:r>
+      <w:r>
+        <w:rPr>
+          <w:rStyle w:val="NormalTok"/>
+        </w:rPr>
+        <w:t xml:space="preserve">(</w:t>
+      </w:r>
+      <w:r>
+        <w:rPr>
+          <w:rStyle w:val="StringTok"/>
+        </w:rPr>
+        <w:t xml:space="preserve">"readxl"</w:t>
+      </w:r>
+      <w:r>
+        <w:rPr>
+          <w:rStyle w:val="NormalTok"/>
+        </w:rPr>
+        <w:t xml:space="preserve">)   </w:t>
+      </w:r>
+      <w:r>
+        <w:rPr>
+          <w:rStyle w:val="CommentTok"/>
+        </w:rPr>
+        <w:t xml:space="preserve"># run once in the Console, not in the script</w:t>
+      </w:r>
+    </w:p>
+    <w:bookmarkEnd w:id="31"/>
+    <w:bookmarkStart w:id="32" w:name="q4-model-answer"/>
+    <w:p>
+      <w:pPr>
+        <w:pStyle w:val="Heading3"/>
+      </w:pPr>
+      <w:r>
+        <w:t xml:space="preserve">Q4 model answer</w:t>
+      </w:r>
+    </w:p>
+    <w:p>
+      <w:pPr>
+        <w:pStyle w:val="SourceCode"/>
+      </w:pPr>
+      <w:r>
+        <w:rPr>
+          <w:rStyle w:val="FunctionTok"/>
+        </w:rPr>
+        <w:t xml:space="preserve">library</w:t>
+      </w:r>
+      <w:r>
+        <w:rPr>
+          <w:rStyle w:val="NormalTok"/>
+        </w:rPr>
+        <w:t xml:space="preserve">(readxl)   </w:t>
+      </w:r>
+      <w:r>
+        <w:rPr>
+          <w:rStyle w:val="CommentTok"/>
+        </w:rPr>
+        <w:t xml:space="preserve"># this line was missing</w:t>
+      </w:r>
+      <w:r>
+        <w:br/>
+      </w:r>
+      <w:r>
+        <w:br/>
+      </w:r>
+      <w:r>
+        <w:rPr>
+          <w:rStyle w:val="NormalTok"/>
+        </w:rPr>
+        <w:t xml:space="preserve">tree_df </w:t>
+      </w:r>
+      <w:r>
+        <w:rPr>
+          <w:rStyle w:val="OtherTok"/>
+        </w:rPr>
+        <w:t xml:space="preserve">&lt;-</w:t>
+      </w:r>
+      <w:r>
+        <w:rPr>
+          <w:rStyle w:val="NormalTok"/>
+        </w:rPr>
+        <w:t xml:space="preserve"> </w:t>
+      </w:r>
+      <w:r>
+        <w:rPr>
+          <w:rStyle w:val="FunctionTok"/>
+        </w:rPr>
+        <w:t xml:space="preserve">read_excel</w:t>
+      </w:r>
+      <w:r>
+        <w:rPr>
+          <w:rStyle w:val="NormalTok"/>
+        </w:rPr>
+        <w:t xml:space="preserve">(</w:t>
+      </w:r>
+      <w:r>
+        <w:rPr>
+          <w:rStyle w:val="StringTok"/>
+        </w:rPr>
+        <w:t xml:space="preserve">"data_raw/tree_data.xlsx"</w:t>
+      </w:r>
+      <w:r>
+        <w:rPr>
+          <w:rStyle w:val="NormalTok"/>
+        </w:rPr>
+        <w:t xml:space="preserve">)</w:t>
+      </w:r>
+    </w:p>
+    <w:p>
+      <w:pPr>
+        <w:pStyle w:val="FirstParagraph"/>
+      </w:pPr>
+      <w:r>
+        <w:rPr>
+          <w:rStyle w:val="VerbatimChar"/>
+        </w:rPr>
+        <w:t xml:space="preserve">install.packages()</w:t>
+      </w:r>
+      <w:r>
+        <w:t xml:space="preserve"> </w:t>
+      </w:r>
+      <w:r>
+        <w:t xml:space="preserve">downloads the package to the computer once.</w:t>
+      </w:r>
+      <w:r>
+        <w:t xml:space="preserve"> </w:t>
+      </w:r>
+      <w:r>
+        <w:rPr>
+          <w:rStyle w:val="VerbatimChar"/>
+        </w:rPr>
+        <w:t xml:space="preserve">library()</w:t>
+      </w:r>
+      <w:r>
+        <w:t xml:space="preserve"> </w:t>
+      </w:r>
+      <w:r>
+        <w:t xml:space="preserve">must be called every new session to activate it. Without the</w:t>
+      </w:r>
+      <w:r>
+        <w:t xml:space="preserve"> </w:t>
+      </w:r>
+      <w:r>
+        <w:rPr>
+          <w:rStyle w:val="VerbatimChar"/>
+        </w:rPr>
+        <w:t xml:space="preserve">library()</w:t>
+      </w:r>
+      <w:r>
+        <w:t xml:space="preserve"> </w:t>
+      </w:r>
+      <w:r>
+        <w:t xml:space="preserve">line, R does not know</w:t>
+      </w:r>
+      <w:r>
+        <w:t xml:space="preserve"> </w:t>
+      </w:r>
+      <w:r>
+        <w:rPr>
+          <w:rStyle w:val="VerbatimChar"/>
+        </w:rPr>
+        <w:t xml:space="preserve">read_excel()</w:t>
+      </w:r>
+      <w:r>
+        <w:t xml:space="preserve"> </w:t>
+      </w:r>
+      <w:r>
+        <w:t xml:space="preserve">exists.</w:t>
+      </w:r>
+    </w:p>
+    <w:bookmarkEnd w:id="32"/>
+    <w:bookmarkStart w:id="33" w:name="q5-model-answer"/>
+    <w:p>
+      <w:pPr>
+        <w:pStyle w:val="Heading3"/>
+      </w:pPr>
+      <w:r>
+        <w:t xml:space="preserve">Q5 model answer</w:t>
+      </w:r>
+    </w:p>
+    <w:p>
+      <w:pPr>
+        <w:pStyle w:val="SourceCode"/>
+      </w:pPr>
+      <w:r>
+        <w:rPr>
+          <w:rStyle w:val="NormalTok"/>
+        </w:rPr>
+        <w:t xml:space="preserve">tree_df </w:t>
+      </w:r>
+      <w:r>
+        <w:rPr>
+          <w:rStyle w:val="OtherTok"/>
+        </w:rPr>
+        <w:t xml:space="preserve">&lt;-</w:t>
+      </w:r>
+      <w:r>
+        <w:rPr>
+          <w:rStyle w:val="NormalTok"/>
+        </w:rPr>
+        <w:t xml:space="preserve"> </w:t>
+      </w:r>
+      <w:r>
+        <w:rPr>
+          <w:rStyle w:val="FunctionTok"/>
+        </w:rPr>
+        <w:t xml:space="preserve">read_excel</w:t>
+      </w:r>
+      <w:r>
+        <w:rPr>
+          <w:rStyle w:val="NormalTok"/>
+        </w:rPr>
+        <w:t xml:space="preserve">(</w:t>
+      </w:r>
+      <w:r>
+        <w:rPr>
+          <w:rStyle w:val="StringTok"/>
+        </w:rPr>
+        <w:t xml:space="preserve">"data_raw/2026_06_25_tree_experiment_raw_data.xlsx"</w:t>
+      </w:r>
+      <w:r>
+        <w:rPr>
+          <w:rStyle w:val="NormalTok"/>
+        </w:rPr>
+        <w:t xml:space="preserve">)</w:t>
+      </w:r>
+      <w:r>
+        <w:br/>
+      </w:r>
+      <w:r>
+        <w:br/>
+      </w:r>
+      <w:r>
+        <w:rPr>
+          <w:rStyle w:val="FunctionTok"/>
+        </w:rPr>
+        <w:t xml:space="preserve">write_csv</w:t>
+      </w:r>
+      <w:r>
+        <w:rPr>
+          <w:rStyle w:val="NormalTok"/>
+        </w:rPr>
+        <w:t xml:space="preserve">(tree_df, </w:t>
+      </w:r>
+      <w:r>
+        <w:rPr>
+          <w:rStyle w:val="StringTok"/>
+        </w:rPr>
+        <w:t xml:space="preserve">"data_clean/tree_clean.csv"</w:t>
+      </w:r>
+      <w:r>
+        <w:rPr>
+          <w:rStyle w:val="NormalTok"/>
+        </w:rPr>
+        <w:t xml:space="preserve">)</w:t>
+      </w:r>
+    </w:p>
+    <w:bookmarkEnd w:id="33"/>
+    <w:bookmarkStart w:id="34" w:name="q6-model-answer"/>
+    <w:p>
+      <w:pPr>
+        <w:pStyle w:val="Heading3"/>
+      </w:pPr>
+      <w:r>
         <w:t xml:space="preserve">Q6 model answer</w:t>
       </w:r>
     </w:p>
@@ -1919,15 +2390,114 @@
       </w:pPr>
       <w:r>
         <w:rPr>
+          <w:rStyle w:val="NormalTok"/>
+        </w:rPr>
+        <w:t xml:space="preserve">gravity </w:t>
+      </w:r>
+      <w:r>
+        <w:rPr>
+          <w:rStyle w:val="OtherTok"/>
+        </w:rPr>
+        <w:t xml:space="preserve">&lt;-</w:t>
+      </w:r>
+      <w:r>
+        <w:rPr>
+          <w:rStyle w:val="NormalTok"/>
+        </w:rPr>
+        <w:t xml:space="preserve"> </w:t>
+      </w:r>
+      <w:r>
+        <w:rPr>
+          <w:rStyle w:val="FloatTok"/>
+        </w:rPr>
+        <w:t xml:space="preserve">9.81</w:t>
+      </w:r>
+      <w:r>
+        <w:br/>
+      </w:r>
+      <w:r>
+        <w:br/>
+      </w:r>
+      <w:r>
+        <w:rPr>
+          <w:rStyle w:val="NormalTok"/>
+        </w:rPr>
+        <w:t xml:space="preserve">leaf_mass </w:t>
+      </w:r>
+      <w:r>
+        <w:rPr>
+          <w:rStyle w:val="OtherTok"/>
+        </w:rPr>
+        <w:t xml:space="preserve">&lt;-</w:t>
+      </w:r>
+      <w:r>
+        <w:rPr>
+          <w:rStyle w:val="NormalTok"/>
+        </w:rPr>
+        <w:t xml:space="preserve"> </w:t>
+      </w:r>
+      <w:r>
+        <w:rPr>
           <w:rStyle w:val="FunctionTok"/>
         </w:rPr>
-        <w:t xml:space="preserve">library</w:t>
-      </w:r>
-      <w:r>
-        <w:rPr>
-          <w:rStyle w:val="NormalTok"/>
-        </w:rPr>
-        <w:t xml:space="preserve">(tidyverse)</w:t>
+        <w:t xml:space="preserve">c</w:t>
+      </w:r>
+      <w:r>
+        <w:rPr>
+          <w:rStyle w:val="NormalTok"/>
+        </w:rPr>
+        <w:t xml:space="preserve">(</w:t>
+      </w:r>
+      <w:r>
+        <w:rPr>
+          <w:rStyle w:val="DecValTok"/>
+        </w:rPr>
+        <w:t xml:space="preserve">4</w:t>
+      </w:r>
+      <w:r>
+        <w:rPr>
+          <w:rStyle w:val="NormalTok"/>
+        </w:rPr>
+        <w:t xml:space="preserve">, </w:t>
+      </w:r>
+      <w:r>
+        <w:rPr>
+          <w:rStyle w:val="DecValTok"/>
+        </w:rPr>
+        <w:t xml:space="preserve">3</w:t>
+      </w:r>
+      <w:r>
+        <w:rPr>
+          <w:rStyle w:val="NormalTok"/>
+        </w:rPr>
+        <w:t xml:space="preserve">, </w:t>
+      </w:r>
+      <w:r>
+        <w:rPr>
+          <w:rStyle w:val="DecValTok"/>
+        </w:rPr>
+        <w:t xml:space="preserve">5</w:t>
+      </w:r>
+      <w:r>
+        <w:rPr>
+          <w:rStyle w:val="NormalTok"/>
+        </w:rPr>
+        <w:t xml:space="preserve">, </w:t>
+      </w:r>
+      <w:r>
+        <w:rPr>
+          <w:rStyle w:val="DecValTok"/>
+        </w:rPr>
+        <w:t xml:space="preserve">7</w:t>
+      </w:r>
+      <w:r>
+        <w:rPr>
+          <w:rStyle w:val="NormalTok"/>
+        </w:rPr>
+        <w:t xml:space="preserve">)</w:t>
+      </w:r>
+      <w:r>
+        <w:br/>
       </w:r>
       <w:r>
         <w:br/>
@@ -1936,22 +2506,88 @@
         <w:rPr>
           <w:rStyle w:val="FunctionTok"/>
         </w:rPr>
-        <w:t xml:space="preserve">library</w:t>
-      </w:r>
-      <w:r>
-        <w:rPr>
-          <w:rStyle w:val="NormalTok"/>
-        </w:rPr>
-        <w:t xml:space="preserve">(readxl)</w:t>
-      </w:r>
-      <w:r>
-        <w:br/>
-      </w:r>
-      <w:r>
-        <w:rPr>
-          <w:rStyle w:val="NormalTok"/>
-        </w:rPr>
-        <w:t xml:space="preserve">tree_df </w:t>
+        <w:t xml:space="preserve">mean</w:t>
+      </w:r>
+      <w:r>
+        <w:rPr>
+          <w:rStyle w:val="NormalTok"/>
+        </w:rPr>
+        <w:t xml:space="preserve">(leaf_mass)</w:t>
+      </w:r>
+      <w:r>
+        <w:br/>
+      </w:r>
+      <w:r>
+        <w:br/>
+      </w:r>
+      <w:r>
+        <w:rPr>
+          <w:rStyle w:val="FunctionTok"/>
+        </w:rPr>
+        <w:t xml:space="preserve">round</w:t>
+      </w:r>
+      <w:r>
+        <w:rPr>
+          <w:rStyle w:val="NormalTok"/>
+        </w:rPr>
+        <w:t xml:space="preserve">(</w:t>
+      </w:r>
+      <w:r>
+        <w:rPr>
+          <w:rStyle w:val="FunctionTok"/>
+        </w:rPr>
+        <w:t xml:space="preserve">sqrt</w:t>
+      </w:r>
+      <w:r>
+        <w:rPr>
+          <w:rStyle w:val="NormalTok"/>
+        </w:rPr>
+        <w:t xml:space="preserve">(</w:t>
+      </w:r>
+      <w:r>
+        <w:rPr>
+          <w:rStyle w:val="DecValTok"/>
+        </w:rPr>
+        <w:t xml:space="preserve">2</w:t>
+      </w:r>
+      <w:r>
+        <w:rPr>
+          <w:rStyle w:val="NormalTok"/>
+        </w:rPr>
+        <w:t xml:space="preserve">), </w:t>
+      </w:r>
+      <w:r>
+        <w:rPr>
+          <w:rStyle w:val="DecValTok"/>
+        </w:rPr>
+        <w:t xml:space="preserve">3</w:t>
+      </w:r>
+      <w:r>
+        <w:rPr>
+          <w:rStyle w:val="NormalTok"/>
+        </w:rPr>
+        <w:t xml:space="preserve">)</w:t>
+      </w:r>
+    </w:p>
+    <w:bookmarkEnd w:id="34"/>
+    <w:bookmarkStart w:id="35" w:name="q7-model-answer"/>
+    <w:p>
+      <w:pPr>
+        <w:pStyle w:val="Heading3"/>
+      </w:pPr>
+      <w:r>
+        <w:t xml:space="preserve">Q7 model answer</w:t>
+      </w:r>
+    </w:p>
+    <w:p>
+      <w:pPr>
+        <w:pStyle w:val="SourceCode"/>
+      </w:pPr>
+      <w:r>
+        <w:rPr>
+          <w:rStyle w:val="NormalTok"/>
+        </w:rPr>
+        <w:t xml:space="preserve">side </w:t>
       </w:r>
       <w:r>
         <w:rPr>
@@ -1969,7 +2605,7 @@
         <w:rPr>
           <w:rStyle w:val="FunctionTok"/>
         </w:rPr>
-        <w:t xml:space="preserve">read_excel</w:t>
+        <w:t xml:space="preserve">c</w:t>
       </w:r>
       <w:r>
         <w:rPr>
@@ -1981,7 +2617,282 @@
         <w:rPr>
           <w:rStyle w:val="StringTok"/>
         </w:rPr>
-        <w:t xml:space="preserve">"data_raw/2026_06_25_tree_experiment_raw_data.xlsx"</w:t>
+        <w:t xml:space="preserve">"sunny"</w:t>
+      </w:r>
+      <w:r>
+        <w:rPr>
+          <w:rStyle w:val="NormalTok"/>
+        </w:rPr>
+        <w:t xml:space="preserve">, </w:t>
+      </w:r>
+      <w:r>
+        <w:rPr>
+          <w:rStyle w:val="StringTok"/>
+        </w:rPr>
+        <w:t xml:space="preserve">"shady"</w:t>
+      </w:r>
+      <w:r>
+        <w:rPr>
+          <w:rStyle w:val="NormalTok"/>
+        </w:rPr>
+        <w:t xml:space="preserve">)   </w:t>
+      </w:r>
+      <w:r>
+        <w:rPr>
+          <w:rStyle w:val="CommentTok"/>
+        </w:rPr>
+        <w:t xml:space="preserve"># quotes are required around character values</w:t>
+      </w:r>
+    </w:p>
+    <w:p>
+      <w:pPr>
+        <w:pStyle w:val="FirstParagraph"/>
+      </w:pPr>
+      <w:r>
+        <w:t xml:space="preserve">Without quotes, R treats</w:t>
+      </w:r>
+      <w:r>
+        <w:t xml:space="preserve"> </w:t>
+      </w:r>
+      <w:r>
+        <w:rPr>
+          <w:rStyle w:val="VerbatimChar"/>
+        </w:rPr>
+        <w:t xml:space="preserve">sunny</w:t>
+      </w:r>
+      <w:r>
+        <w:t xml:space="preserve"> </w:t>
+      </w:r>
+      <w:r>
+        <w:t xml:space="preserve">and</w:t>
+      </w:r>
+      <w:r>
+        <w:t xml:space="preserve"> </w:t>
+      </w:r>
+      <w:r>
+        <w:rPr>
+          <w:rStyle w:val="VerbatimChar"/>
+        </w:rPr>
+        <w:t xml:space="preserve">shady</w:t>
+      </w:r>
+      <w:r>
+        <w:t xml:space="preserve"> </w:t>
+      </w:r>
+      <w:r>
+        <w:t xml:space="preserve">as object names and throws</w:t>
+      </w:r>
+      <w:r>
+        <w:t xml:space="preserve"> </w:t>
+      </w:r>
+      <w:r>
+        <w:rPr>
+          <w:rStyle w:val="VerbatimChar"/>
+        </w:rPr>
+        <w:t xml:space="preserve">object 'sunny' not found</w:t>
+      </w:r>
+      <w:r>
+        <w:t xml:space="preserve">.</w:t>
+      </w:r>
+    </w:p>
+    <w:bookmarkEnd w:id="35"/>
+    <w:bookmarkStart w:id="36" w:name="q9-model-answer"/>
+    <w:p>
+      <w:pPr>
+        <w:pStyle w:val="Heading3"/>
+      </w:pPr>
+      <w:r>
+        <w:t xml:space="preserve">Q9 model answer</w:t>
+      </w:r>
+    </w:p>
+    <w:p>
+      <w:pPr>
+        <w:pStyle w:val="SourceCode"/>
+      </w:pPr>
+      <w:r>
+        <w:rPr>
+          <w:rStyle w:val="FunctionTok"/>
+        </w:rPr>
+        <w:t xml:space="preserve">ggplot</w:t>
+      </w:r>
+      <w:r>
+        <w:rPr>
+          <w:rStyle w:val="NormalTok"/>
+        </w:rPr>
+        <w:t xml:space="preserve">(tree_df, </w:t>
+      </w:r>
+      <w:r>
+        <w:rPr>
+          <w:rStyle w:val="FunctionTok"/>
+        </w:rPr>
+        <w:t xml:space="preserve">aes</w:t>
+      </w:r>
+      <w:r>
+        <w:rPr>
+          <w:rStyle w:val="NormalTok"/>
+        </w:rPr>
+        <w:t xml:space="preserve">(</w:t>
+      </w:r>
+      <w:r>
+        <w:rPr>
+          <w:rStyle w:val="AttributeTok"/>
+        </w:rPr>
+        <w:t xml:space="preserve">x =</w:t>
+      </w:r>
+      <w:r>
+        <w:rPr>
+          <w:rStyle w:val="NormalTok"/>
+        </w:rPr>
+        <w:t xml:space="preserve"> side, </w:t>
+      </w:r>
+      <w:r>
+        <w:rPr>
+          <w:rStyle w:val="AttributeTok"/>
+        </w:rPr>
+        <w:t xml:space="preserve">y =</w:t>
+      </w:r>
+      <w:r>
+        <w:rPr>
+          <w:rStyle w:val="NormalTok"/>
+        </w:rPr>
+        <w:t xml:space="preserve"> weight_g)) </w:t>
+      </w:r>
+      <w:r>
+        <w:rPr>
+          <w:rStyle w:val="SpecialCharTok"/>
+        </w:rPr>
+        <w:t xml:space="preserve">+</w:t>
+      </w:r>
+      <w:r>
+        <w:br/>
+      </w:r>
+      <w:r>
+        <w:rPr>
+          <w:rStyle w:val="NormalTok"/>
+        </w:rPr>
+        <w:t xml:space="preserve">  </w:t>
+      </w:r>
+      <w:r>
+        <w:rPr>
+          <w:rStyle w:val="FunctionTok"/>
+        </w:rPr>
+        <w:t xml:space="preserve">geom_point</w:t>
+      </w:r>
+      <w:r>
+        <w:rPr>
+          <w:rStyle w:val="NormalTok"/>
+        </w:rPr>
+        <w:t xml:space="preserve">() </w:t>
+      </w:r>
+      <w:r>
+        <w:rPr>
+          <w:rStyle w:val="SpecialCharTok"/>
+        </w:rPr>
+        <w:t xml:space="preserve">+</w:t>
+      </w:r>
+      <w:r>
+        <w:br/>
+      </w:r>
+      <w:r>
+        <w:rPr>
+          <w:rStyle w:val="NormalTok"/>
+        </w:rPr>
+        <w:t xml:space="preserve">  </w:t>
+      </w:r>
+      <w:r>
+        <w:rPr>
+          <w:rStyle w:val="FunctionTok"/>
+        </w:rPr>
+        <w:t xml:space="preserve">labs</w:t>
+      </w:r>
+      <w:r>
+        <w:rPr>
+          <w:rStyle w:val="NormalTok"/>
+        </w:rPr>
+        <w:t xml:space="preserve">(</w:t>
+      </w:r>
+      <w:r>
+        <w:rPr>
+          <w:rStyle w:val="AttributeTok"/>
+        </w:rPr>
+        <w:t xml:space="preserve">x     =</w:t>
+      </w:r>
+      <w:r>
+        <w:rPr>
+          <w:rStyle w:val="NormalTok"/>
+        </w:rPr>
+        <w:t xml:space="preserve"> </w:t>
+      </w:r>
+      <w:r>
+        <w:rPr>
+          <w:rStyle w:val="StringTok"/>
+        </w:rPr>
+        <w:t xml:space="preserve">"Side of tree"</w:t>
+      </w:r>
+      <w:r>
+        <w:rPr>
+          <w:rStyle w:val="NormalTok"/>
+        </w:rPr>
+        <w:t xml:space="preserve">,</w:t>
+      </w:r>
+      <w:r>
+        <w:br/>
+      </w:r>
+      <w:r>
+        <w:rPr>
+          <w:rStyle w:val="NormalTok"/>
+        </w:rPr>
+        <w:t xml:space="preserve">       </w:t>
+      </w:r>
+      <w:r>
+        <w:rPr>
+          <w:rStyle w:val="AttributeTok"/>
+        </w:rPr>
+        <w:t xml:space="preserve">y     =</w:t>
+      </w:r>
+      <w:r>
+        <w:rPr>
+          <w:rStyle w:val="NormalTok"/>
+        </w:rPr>
+        <w:t xml:space="preserve"> </w:t>
+      </w:r>
+      <w:r>
+        <w:rPr>
+          <w:rStyle w:val="StringTok"/>
+        </w:rPr>
+        <w:t xml:space="preserve">"Leaf weight (g)"</w:t>
+      </w:r>
+      <w:r>
+        <w:rPr>
+          <w:rStyle w:val="NormalTok"/>
+        </w:rPr>
+        <w:t xml:space="preserve">,</w:t>
+      </w:r>
+      <w:r>
+        <w:br/>
+      </w:r>
+      <w:r>
+        <w:rPr>
+          <w:rStyle w:val="NormalTok"/>
+        </w:rPr>
+        <w:t xml:space="preserve">       </w:t>
+      </w:r>
+      <w:r>
+        <w:rPr>
+          <w:rStyle w:val="AttributeTok"/>
+        </w:rPr>
+        <w:t xml:space="preserve">title =</w:t>
+      </w:r>
+      <w:r>
+        <w:rPr>
+          <w:rStyle w:val="NormalTok"/>
+        </w:rPr>
+        <w:t xml:space="preserve"> </w:t>
+      </w:r>
+      <w:r>
+        <w:rPr>
+          <w:rStyle w:val="StringTok"/>
+        </w:rPr>
+        <w:t xml:space="preserve">"Leaf weight by side"</w:t>
       </w:r>
       <w:r>
         <w:rPr>
@@ -1990,14 +2901,14 @@
         <w:t xml:space="preserve">)</w:t>
       </w:r>
     </w:p>
-    <w:bookmarkEnd w:id="31"/>
-    <w:bookmarkStart w:id="32" w:name="X116355617a3a969a6f519d7009214b521131158"/>
+    <w:bookmarkEnd w:id="36"/>
+    <w:bookmarkStart w:id="37" w:name="q10-model-answer-three-errors"/>
     <w:p>
       <w:pPr>
         <w:pStyle w:val="Heading3"/>
       </w:pPr>
       <w:r>
-        <w:t xml:space="preserve">Q7 model answer (any two of these are acceptable)</w:t>
+        <w:t xml:space="preserve">Q10 model answer — three errors</w:t>
       </w:r>
     </w:p>
     <w:p>
@@ -2008,247 +2919,354 @@
         <w:rPr>
           <w:rStyle w:val="FunctionTok"/>
         </w:rPr>
-        <w:t xml:space="preserve">dim</w:t>
-      </w:r>
-      <w:r>
-        <w:rPr>
-          <w:rStyle w:val="NormalTok"/>
-        </w:rPr>
-        <w:t xml:space="preserve">(tree_df)    </w:t>
+        <w:t xml:space="preserve">ggplot</w:t>
+      </w:r>
+      <w:r>
+        <w:rPr>
+          <w:rStyle w:val="NormalTok"/>
+        </w:rPr>
+        <w:t xml:space="preserve">(tree_df, </w:t>
+      </w:r>
+      <w:r>
+        <w:rPr>
+          <w:rStyle w:val="FunctionTok"/>
+        </w:rPr>
+        <w:t xml:space="preserve">aes</w:t>
+      </w:r>
+      <w:r>
+        <w:rPr>
+          <w:rStyle w:val="NormalTok"/>
+        </w:rPr>
+        <w:t xml:space="preserve">(</w:t>
+      </w:r>
+      <w:r>
+        <w:rPr>
+          <w:rStyle w:val="AttributeTok"/>
+        </w:rPr>
+        <w:t xml:space="preserve">x =</w:t>
+      </w:r>
+      <w:r>
+        <w:rPr>
+          <w:rStyle w:val="NormalTok"/>
+        </w:rPr>
+        <w:t xml:space="preserve"> side, </w:t>
+      </w:r>
+      <w:r>
+        <w:rPr>
+          <w:rStyle w:val="AttributeTok"/>
+        </w:rPr>
+        <w:t xml:space="preserve">y =</w:t>
+      </w:r>
+      <w:r>
+        <w:rPr>
+          <w:rStyle w:val="NormalTok"/>
+        </w:rPr>
+        <w:t xml:space="preserve"> weight_g)) </w:t>
+      </w:r>
+      <w:r>
+        <w:rPr>
+          <w:rStyle w:val="SpecialCharTok"/>
+        </w:rPr>
+        <w:t xml:space="preserve">+</w:t>
+      </w:r>
+      <w:r>
+        <w:rPr>
+          <w:rStyle w:val="NormalTok"/>
+        </w:rPr>
+        <w:t xml:space="preserve">   </w:t>
       </w:r>
       <w:r>
         <w:rPr>
           <w:rStyle w:val="CommentTok"/>
         </w:rPr>
-        <w:t xml:space="preserve"># returns rows, columns</w:t>
-      </w:r>
-      <w:r>
-        <w:br/>
+        <w:t xml:space="preserve"># Fix 1: + must end this line</w:t>
+      </w:r>
+      <w:r>
+        <w:br/>
+      </w:r>
+      <w:r>
+        <w:rPr>
+          <w:rStyle w:val="NormalTok"/>
+        </w:rPr>
+        <w:t xml:space="preserve">  </w:t>
       </w:r>
       <w:r>
         <w:rPr>
           <w:rStyle w:val="FunctionTok"/>
         </w:rPr>
-        <w:t xml:space="preserve">str</w:t>
-      </w:r>
-      <w:r>
-        <w:rPr>
-          <w:rStyle w:val="NormalTok"/>
-        </w:rPr>
-        <w:t xml:space="preserve">(tree_df)    </w:t>
+        <w:t xml:space="preserve">geom_boxplot</w:t>
+      </w:r>
+      <w:r>
+        <w:rPr>
+          <w:rStyle w:val="NormalTok"/>
+        </w:rPr>
+        <w:t xml:space="preserve">() </w:t>
+      </w:r>
+      <w:r>
+        <w:rPr>
+          <w:rStyle w:val="SpecialCharTok"/>
+        </w:rPr>
+        <w:t xml:space="preserve">+</w:t>
+      </w:r>
+      <w:r>
+        <w:br/>
+      </w:r>
+      <w:r>
+        <w:rPr>
+          <w:rStyle w:val="NormalTok"/>
+        </w:rPr>
+        <w:t xml:space="preserve">  </w:t>
+      </w:r>
+      <w:r>
+        <w:rPr>
+          <w:rStyle w:val="FunctionTok"/>
+        </w:rPr>
+        <w:t xml:space="preserve">labs</w:t>
+      </w:r>
+      <w:r>
+        <w:rPr>
+          <w:rStyle w:val="NormalTok"/>
+        </w:rPr>
+        <w:t xml:space="preserve">(</w:t>
+      </w:r>
+      <w:r>
+        <w:rPr>
+          <w:rStyle w:val="AttributeTok"/>
+        </w:rPr>
+        <w:t xml:space="preserve">x =</w:t>
+      </w:r>
+      <w:r>
+        <w:rPr>
+          <w:rStyle w:val="NormalTok"/>
+        </w:rPr>
+        <w:t xml:space="preserve"> </w:t>
+      </w:r>
+      <w:r>
+        <w:rPr>
+          <w:rStyle w:val="StringTok"/>
+        </w:rPr>
+        <w:t xml:space="preserve">"Side of tree"</w:t>
+      </w:r>
+      <w:r>
+        <w:rPr>
+          <w:rStyle w:val="NormalTok"/>
+        </w:rPr>
+        <w:t xml:space="preserve">,                        </w:t>
       </w:r>
       <w:r>
         <w:rPr>
           <w:rStyle w:val="CommentTok"/>
         </w:rPr>
-        <w:t xml:space="preserve"># shows type of every column</w:t>
-      </w:r>
-    </w:p>
-    <w:bookmarkEnd w:id="32"/>
-    <w:bookmarkStart w:id="33" w:name="q9-model-answer"/>
-    <w:p>
-      <w:pPr>
-        <w:pStyle w:val="Heading3"/>
-      </w:pPr>
-      <w:r>
-        <w:t xml:space="preserve">Q9 model answer</w:t>
-      </w:r>
-    </w:p>
-    <w:p>
-      <w:pPr>
-        <w:pStyle w:val="SourceCode"/>
-      </w:pPr>
-      <w:r>
-        <w:rPr>
-          <w:rStyle w:val="FunctionTok"/>
-        </w:rPr>
-        <w:t xml:space="preserve">ggplot</w:t>
-      </w:r>
-      <w:r>
-        <w:rPr>
-          <w:rStyle w:val="NormalTok"/>
-        </w:rPr>
-        <w:t xml:space="preserve">(tree_df, </w:t>
-      </w:r>
-      <w:r>
-        <w:rPr>
-          <w:rStyle w:val="FunctionTok"/>
-        </w:rPr>
-        <w:t xml:space="preserve">aes</w:t>
-      </w:r>
-      <w:r>
-        <w:rPr>
-          <w:rStyle w:val="NormalTok"/>
-        </w:rPr>
-        <w:t xml:space="preserve">(</w:t>
+        <w:t xml:space="preserve"># Fix 2: missing comma after first argument</w:t>
+      </w:r>
+      <w:r>
+        <w:br/>
+      </w:r>
+      <w:r>
+        <w:rPr>
+          <w:rStyle w:val="NormalTok"/>
+        </w:rPr>
+        <w:t xml:space="preserve">       </w:t>
       </w:r>
       <w:r>
         <w:rPr>
           <w:rStyle w:val="AttributeTok"/>
         </w:rPr>
-        <w:t xml:space="preserve">x =</w:t>
-      </w:r>
-      <w:r>
-        <w:rPr>
-          <w:rStyle w:val="NormalTok"/>
-        </w:rPr>
-        <w:t xml:space="preserve"> width_cm, </w:t>
-      </w:r>
-      <w:r>
-        <w:rPr>
-          <w:rStyle w:val="AttributeTok"/>
-        </w:rPr>
         <w:t xml:space="preserve">y =</w:t>
       </w:r>
       <w:r>
         <w:rPr>
           <w:rStyle w:val="NormalTok"/>
         </w:rPr>
-        <w:t xml:space="preserve"> height_cm)) </w:t>
-      </w:r>
-      <w:r>
-        <w:rPr>
-          <w:rStyle w:val="SpecialCharTok"/>
+        <w:t xml:space="preserve"> </w:t>
+      </w:r>
+      <w:r>
+        <w:rPr>
+          <w:rStyle w:val="StringTok"/>
+        </w:rPr>
+        <w:t xml:space="preserve">"Leaf weight (g)"</w:t>
+      </w:r>
+      <w:r>
+        <w:rPr>
+          <w:rStyle w:val="NormalTok"/>
+        </w:rPr>
+        <w:t xml:space="preserve">)</w:t>
+      </w:r>
+    </w:p>
+    <w:p>
+      <w:pPr>
+        <w:pStyle w:val="FirstParagraph"/>
+      </w:pPr>
+      <w:r>
+        <w:t xml:space="preserve">Fix 1: the</w:t>
+      </w:r>
+      <w:r>
+        <w:t xml:space="preserve"> </w:t>
+      </w:r>
+      <w:r>
+        <w:rPr>
+          <w:rStyle w:val="VerbatimChar"/>
         </w:rPr>
         <w:t xml:space="preserve">+</w:t>
       </w:r>
       <w:r>
-        <w:br/>
-      </w:r>
-      <w:r>
-        <w:rPr>
-          <w:rStyle w:val="NormalTok"/>
-        </w:rPr>
-        <w:t xml:space="preserve">  </w:t>
-      </w:r>
-      <w:r>
-        <w:rPr>
-          <w:rStyle w:val="FunctionTok"/>
-        </w:rPr>
-        <w:t xml:space="preserve">geom_point</w:t>
-      </w:r>
-      <w:r>
-        <w:rPr>
-          <w:rStyle w:val="NormalTok"/>
-        </w:rPr>
-        <w:t xml:space="preserve">() </w:t>
-      </w:r>
-      <w:r>
-        <w:rPr>
-          <w:rStyle w:val="SpecialCharTok"/>
+        <w:t xml:space="preserve"> </w:t>
+      </w:r>
+      <w:r>
+        <w:t xml:space="preserve">that connects</w:t>
+      </w:r>
+      <w:r>
+        <w:t xml:space="preserve"> </w:t>
+      </w:r>
+      <w:r>
+        <w:rPr>
+          <w:rStyle w:val="VerbatimChar"/>
+        </w:rPr>
+        <w:t xml:space="preserve">ggplot()</w:t>
+      </w:r>
+      <w:r>
+        <w:t xml:space="preserve"> </w:t>
+      </w:r>
+      <w:r>
+        <w:t xml:space="preserve">to</w:t>
+      </w:r>
+      <w:r>
+        <w:t xml:space="preserve"> </w:t>
+      </w:r>
+      <w:r>
+        <w:rPr>
+          <w:rStyle w:val="VerbatimChar"/>
+        </w:rPr>
+        <w:t xml:space="preserve">geom_boxplot()</w:t>
+      </w:r>
+      <w:r>
+        <w:t xml:space="preserve"> </w:t>
+      </w:r>
+      <w:r>
+        <w:t xml:space="preserve">was missing at the end of the first line — it must sit at the</w:t>
+      </w:r>
+      <w:r>
+        <w:t xml:space="preserve"> </w:t>
+      </w:r>
+      <w:r>
+        <w:rPr>
+          <w:b/>
+          <w:bCs/>
+        </w:rPr>
+        <w:t xml:space="preserve">end</w:t>
+      </w:r>
+      <w:r>
+        <w:t xml:space="preserve"> </w:t>
+      </w:r>
+      <w:r>
+        <w:t xml:space="preserve">of a line, never the start of the next.</w:t>
+      </w:r>
+    </w:p>
+    <w:p>
+      <w:pPr>
+        <w:pStyle w:val="BodyText"/>
+      </w:pPr>
+      <w:r>
+        <w:t xml:space="preserve">Fix 2: inside</w:t>
+      </w:r>
+      <w:r>
+        <w:t xml:space="preserve"> </w:t>
+      </w:r>
+      <w:r>
+        <w:rPr>
+          <w:rStyle w:val="VerbatimChar"/>
+        </w:rPr>
+        <w:t xml:space="preserve">labs()</w:t>
+      </w:r>
+      <w:r>
+        <w:t xml:space="preserve"> </w:t>
+      </w:r>
+      <w:r>
+        <w:t xml:space="preserve">a comma is missing after</w:t>
+      </w:r>
+      <w:r>
+        <w:t xml:space="preserve"> </w:t>
+      </w:r>
+      <w:r>
+        <w:rPr>
+          <w:rStyle w:val="VerbatimChar"/>
+        </w:rPr>
+        <w:t xml:space="preserve">x = "Side of tree"</w:t>
+      </w:r>
+      <w:r>
+        <w:t xml:space="preserve"> </w:t>
+      </w:r>
+      <w:r>
+        <w:t xml:space="preserve">— each argument must be separated by a comma.</w:t>
+      </w:r>
+    </w:p>
+    <w:p>
+      <w:pPr>
+        <w:pStyle w:val="BodyText"/>
+      </w:pPr>
+      <w:r>
+        <w:t xml:space="preserve">Fix 3 (implicit): the original had</w:t>
+      </w:r>
+      <w:r>
+        <w:t xml:space="preserve"> </w:t>
+      </w:r>
+      <w:r>
+        <w:rPr>
+          <w:rStyle w:val="VerbatimChar"/>
         </w:rPr>
         <w:t xml:space="preserve">+</w:t>
       </w:r>
       <w:r>
-        <w:br/>
-      </w:r>
-      <w:r>
-        <w:rPr>
-          <w:rStyle w:val="NormalTok"/>
-        </w:rPr>
-        <w:t xml:space="preserve">  </w:t>
-      </w:r>
-      <w:r>
-        <w:rPr>
-          <w:rStyle w:val="FunctionTok"/>
-        </w:rPr>
-        <w:t xml:space="preserve">labs</w:t>
-      </w:r>
-      <w:r>
-        <w:rPr>
-          <w:rStyle w:val="NormalTok"/>
-        </w:rPr>
-        <w:t xml:space="preserve">(</w:t>
-      </w:r>
-      <w:r>
-        <w:rPr>
-          <w:rStyle w:val="AttributeTok"/>
-        </w:rPr>
-        <w:t xml:space="preserve">x     =</w:t>
-      </w:r>
-      <w:r>
-        <w:rPr>
-          <w:rStyle w:val="NormalTok"/>
-        </w:rPr>
-        <w:t xml:space="preserve"> </w:t>
-      </w:r>
-      <w:r>
-        <w:rPr>
-          <w:rStyle w:val="StringTok"/>
-        </w:rPr>
-        <w:t xml:space="preserve">"Leaf width (cm)"</w:t>
-      </w:r>
-      <w:r>
-        <w:rPr>
-          <w:rStyle w:val="NormalTok"/>
-        </w:rPr>
-        <w:t xml:space="preserve">,</w:t>
-      </w:r>
-      <w:r>
-        <w:br/>
-      </w:r>
-      <w:r>
-        <w:rPr>
-          <w:rStyle w:val="NormalTok"/>
-        </w:rPr>
-        <w:t xml:space="preserve">       </w:t>
-      </w:r>
-      <w:r>
-        <w:rPr>
-          <w:rStyle w:val="AttributeTok"/>
-        </w:rPr>
-        <w:t xml:space="preserve">y     =</w:t>
-      </w:r>
-      <w:r>
-        <w:rPr>
-          <w:rStyle w:val="NormalTok"/>
-        </w:rPr>
-        <w:t xml:space="preserve"> </w:t>
-      </w:r>
-      <w:r>
-        <w:rPr>
-          <w:rStyle w:val="StringTok"/>
-        </w:rPr>
-        <w:t xml:space="preserve">"Leaf height (cm)"</w:t>
-      </w:r>
-      <w:r>
-        <w:rPr>
-          <w:rStyle w:val="NormalTok"/>
-        </w:rPr>
-        <w:t xml:space="preserve">,</w:t>
-      </w:r>
-      <w:r>
-        <w:br/>
-      </w:r>
-      <w:r>
-        <w:rPr>
-          <w:rStyle w:val="NormalTok"/>
-        </w:rPr>
-        <w:t xml:space="preserve">       </w:t>
-      </w:r>
-      <w:r>
-        <w:rPr>
-          <w:rStyle w:val="AttributeTok"/>
-        </w:rPr>
-        <w:t xml:space="preserve">title =</w:t>
-      </w:r>
-      <w:r>
-        <w:rPr>
-          <w:rStyle w:val="NormalTok"/>
-        </w:rPr>
-        <w:t xml:space="preserve"> </w:t>
-      </w:r>
-      <w:r>
-        <w:rPr>
-          <w:rStyle w:val="StringTok"/>
-        </w:rPr>
-        <w:t xml:space="preserve">"Leaf dimensions"</w:t>
-      </w:r>
-      <w:r>
-        <w:rPr>
-          <w:rStyle w:val="NormalTok"/>
-        </w:rPr>
-        <w:t xml:space="preserve">)</w:t>
+        <w:t xml:space="preserve"> </w:t>
+      </w:r>
+      <w:r>
+        <w:t xml:space="preserve">at the</w:t>
+      </w:r>
+      <w:r>
+        <w:t xml:space="preserve"> </w:t>
+      </w:r>
+      <w:r>
+        <w:rPr>
+          <w:b/>
+          <w:bCs/>
+        </w:rPr>
+        <w:t xml:space="preserve">start</w:t>
+      </w:r>
+      <w:r>
+        <w:t xml:space="preserve"> </w:t>
+      </w:r>
+      <w:r>
+        <w:t xml:space="preserve">of the</w:t>
+      </w:r>
+      <w:r>
+        <w:t xml:space="preserve"> </w:t>
+      </w:r>
+      <w:r>
+        <w:rPr>
+          <w:rStyle w:val="VerbatimChar"/>
+        </w:rPr>
+        <w:t xml:space="preserve">geom_boxplot()</w:t>
+      </w:r>
+      <w:r>
+        <w:t xml:space="preserve"> </w:t>
+      </w:r>
+      <w:r>
+        <w:t xml:space="preserve">line, which causes an error — the</w:t>
+      </w:r>
+      <w:r>
+        <w:t xml:space="preserve"> </w:t>
+      </w:r>
+      <w:r>
+        <w:rPr>
+          <w:rStyle w:val="VerbatimChar"/>
+        </w:rPr>
+        <w:t xml:space="preserve">+</w:t>
+      </w:r>
+      <w:r>
+        <w:t xml:space="preserve"> </w:t>
+      </w:r>
+      <w:r>
+        <w:t xml:space="preserve">belongs at the end of the preceding line.</w:t>
       </w:r>
     </w:p>
     <w:p>
@@ -2270,8 +3288,8 @@
         <w:t xml:space="preserve">End of Quiz 02.</w:t>
       </w:r>
     </w:p>
-    <w:bookmarkEnd w:id="33"/>
-    <w:bookmarkEnd w:id="34"/>
+    <w:bookmarkEnd w:id="37"/>
+    <w:bookmarkEnd w:id="38"/>
     <w:sectPr>
       <w:footnotePr>
         <w:numRestart w:val="eachSect"/>
@@ -2382,8 +3400,114 @@
       </w:pPr>
     </w:lvl>
   </w:abstractNum>
+  <w:abstractNum w:abstractNumId="991">
+    <w:nsid w:val="0000A991"/>
+    <w:multiLevelType w:val="multilevel"/>
+    <w:lvl w:ilvl="0">
+      <w:numFmt w:val="bullet"/>
+      <w:lvlText w:val=""/>
+      <w:lvlJc w:val="left"/>
+      <w:pPr>
+        <w:ind w:left="720" w:hanging="360"/>
+      </w:pPr>
+      <w:rPr>
+        <w:rFonts w:ascii="Symbol" w:hAnsi="Symbol" w:cs="Symbol" w:hint="default"/>
+      </w:rPr>
+    </w:lvl>
+    <w:lvl w:ilvl="1">
+      <w:numFmt w:val="bullet"/>
+      <w:lvlText w:val="o"/>
+      <w:lvlJc w:val="left"/>
+      <w:pPr>
+        <w:ind w:left="1440" w:hanging="360"/>
+      </w:pPr>
+      <w:rPr>
+        <w:rFonts w:ascii="Courier New" w:hAnsi="Courier New" w:cs="Courier New" w:hint="default"/>
+      </w:rPr>
+    </w:lvl>
+    <w:lvl w:ilvl="2">
+      <w:numFmt w:val="bullet"/>
+      <w:lvlText w:val=""/>
+      <w:lvlJc w:val="left"/>
+      <w:pPr>
+        <w:ind w:left="2160" w:hanging="360"/>
+      </w:pPr>
+      <w:rPr>
+        <w:rFonts w:ascii="Wingdings" w:hAnsi="Wingdings" w:cs="Wingdings" w:hint="default"/>
+      </w:rPr>
+    </w:lvl>
+    <w:lvl w:ilvl="3">
+      <w:numFmt w:val="bullet"/>
+      <w:lvlText w:val=""/>
+      <w:lvlJc w:val="left"/>
+      <w:pPr>
+        <w:ind w:left="2880" w:hanging="360"/>
+      </w:pPr>
+      <w:rPr>
+        <w:rFonts w:ascii="Symbol" w:hAnsi="Symbol" w:cs="Symbol" w:hint="default"/>
+      </w:rPr>
+    </w:lvl>
+    <w:lvl w:ilvl="4">
+      <w:numFmt w:val="bullet"/>
+      <w:lvlText w:val="o"/>
+      <w:lvlJc w:val="left"/>
+      <w:pPr>
+        <w:ind w:left="3600" w:hanging="360"/>
+      </w:pPr>
+      <w:rPr>
+        <w:rFonts w:ascii="Courier New" w:hAnsi="Courier New" w:cs="Courier New" w:hint="default"/>
+      </w:rPr>
+    </w:lvl>
+    <w:lvl w:ilvl="5">
+      <w:numFmt w:val="bullet"/>
+      <w:lvlText w:val=""/>
+      <w:lvlJc w:val="left"/>
+      <w:pPr>
+        <w:ind w:left="4320" w:hanging="360"/>
+      </w:pPr>
+      <w:rPr>
+        <w:rFonts w:ascii="Wingdings" w:hAnsi="Wingdings" w:cs="Wingdings" w:hint="default"/>
+      </w:rPr>
+    </w:lvl>
+    <w:lvl w:ilvl="6">
+      <w:numFmt w:val="bullet"/>
+      <w:lvlText w:val=""/>
+      <w:lvlJc w:val="left"/>
+      <w:pPr>
+        <w:ind w:left="5040" w:hanging="360"/>
+      </w:pPr>
+      <w:rPr>
+        <w:rFonts w:ascii="Symbol" w:hAnsi="Symbol" w:cs="Symbol" w:hint="default"/>
+      </w:rPr>
+    </w:lvl>
+    <w:lvl w:ilvl="7">
+      <w:numFmt w:val="bullet"/>
+      <w:lvlText w:val="o"/>
+      <w:lvlJc w:val="left"/>
+      <w:pPr>
+        <w:ind w:left="5760" w:hanging="360"/>
+      </w:pPr>
+      <w:rPr>
+        <w:rFonts w:ascii="Courier New" w:hAnsi="Courier New" w:cs="Courier New" w:hint="default"/>
+      </w:rPr>
+    </w:lvl>
+    <w:lvl w:ilvl="8">
+      <w:numFmt w:val="bullet"/>
+      <w:lvlText w:val=""/>
+      <w:lvlJc w:val="left"/>
+      <w:pPr>
+        <w:ind w:left="6480" w:hanging="360"/>
+      </w:pPr>
+      <w:rPr>
+        <w:rFonts w:ascii="Wingdings" w:hAnsi="Wingdings" w:cs="Wingdings" w:hint="default"/>
+      </w:rPr>
+    </w:lvl>
+  </w:abstractNum>
   <w:num w:numId="1000">
     <w:abstractNumId w:val="990"/>
+  </w:num>
+  <w:num w:numId="1001">
+    <w:abstractNumId w:val="991"/>
   </w:num>
 </w:numbering>
 </file>

--- a/docs/quizzes/02_quiz_meeting_r.docx
+++ b/docs/quizzes/02_quiz_meeting_r.docx
@@ -31,7 +31,7 @@
         <w:pStyle w:val="Date"/>
       </w:pPr>
       <w:r>
-        <w:t xml:space="preserve">2026-06-28</w:t>
+        <w:t xml:space="preserve">2026-06-30</w:t>
       </w:r>
     </w:p>
     <w:bookmarkStart w:id="10" w:name="quiz-02-meeting-r"/>

--- a/docs/quizzes/02_quiz_meeting_r.docx
+++ b/docs/quizzes/02_quiz_meeting_r.docx
@@ -31,7 +31,7 @@
         <w:pStyle w:val="Date"/>
       </w:pPr>
       <w:r>
-        <w:t xml:space="preserve">2026-07-02</w:t>
+        <w:t xml:space="preserve">2026-07-03</w:t>
       </w:r>
     </w:p>
     <w:bookmarkStart w:id="10" w:name="quiz-02-meeting-r"/>

--- a/docs/quizzes/02_quiz_meeting_r.docx
+++ b/docs/quizzes/02_quiz_meeting_r.docx
@@ -31,7 +31,7 @@
         <w:pStyle w:val="Date"/>
       </w:pPr>
       <w:r>
-        <w:t xml:space="preserve">2026-07-03</w:t>
+        <w:t xml:space="preserve">2026-07-04</w:t>
       </w:r>
     </w:p>
     <w:bookmarkStart w:id="10" w:name="quiz-02-meeting-r"/>

--- a/docs/quizzes/02_quiz_meeting_r.docx
+++ b/docs/quizzes/02_quiz_meeting_r.docx
@@ -31,7 +31,7 @@
         <w:pStyle w:val="Date"/>
       </w:pPr>
       <w:r>
-        <w:t xml:space="preserve">2026-07-04</w:t>
+        <w:t xml:space="preserve">2026-07-05</w:t>
       </w:r>
     </w:p>
     <w:bookmarkStart w:id="10" w:name="quiz-02-meeting-r"/>

--- a/docs/quizzes/02_quiz_meeting_r.docx
+++ b/docs/quizzes/02_quiz_meeting_r.docx
@@ -31,7 +31,7 @@
         <w:pStyle w:val="Date"/>
       </w:pPr>
       <w:r>
-        <w:t xml:space="preserve">2026-08-27</w:t>
+        <w:t xml:space="preserve">2026-09-01</w:t>
       </w:r>
     </w:p>
     <w:bookmarkStart w:id="10" w:name="quiz-02-meeting-r"/>

--- a/docs/quizzes/02_quiz_meeting_r.docx
+++ b/docs/quizzes/02_quiz_meeting_r.docx
@@ -31,7 +31,7 @@
         <w:pStyle w:val="Date"/>
       </w:pPr>
       <w:r>
-        <w:t xml:space="preserve">2026-09-01</w:t>
+        <w:t xml:space="preserve">2026-09-03</w:t>
       </w:r>
     </w:p>
     <w:bookmarkStart w:id="10" w:name="quiz-02-meeting-r"/>

--- a/docs/quizzes/02_quiz_meeting_r.docx
+++ b/docs/quizzes/02_quiz_meeting_r.docx
@@ -5275,9 +5275,10 @@
     </w:p>
     <w:bookmarkEnd w:id="71"/>
     <w:sectPr>
-      <w:footnotePr>
-        <w:numRestart w:val="eachSect"/>
-      </w:footnotePr>
+      <w:pgSz w:h="15840" w:w="12240"/>
+      <w:pgMar w:bottom="1440" w:footer="720" w:gutter="0" w:header="720" w:left="1440" w:right="1440" w:top="1440"/>
+      <w:cols w:space="720"/>
+      <w:docGrid w:linePitch="360"/>
     </w:sectPr>
   </w:body>
 </w:document>
@@ -5391,191 +5392,410 @@
 </file>
 
 <file path=word/styles.xml><?xml version="1.0" encoding="utf-8"?>
-<w:styles xmlns:r="http://schemas.openxmlformats.org/officeDocument/2006/relationships" xmlns:w="http://schemas.openxmlformats.org/wordprocessingml/2006/main">
+<w:styles xmlns:mc="http://schemas.openxmlformats.org/markup-compatibility/2006" xmlns:r="http://schemas.openxmlformats.org/officeDocument/2006/relationships" xmlns:w="http://schemas.openxmlformats.org/wordprocessingml/2006/main" xmlns:w14="http://schemas.microsoft.com/office/word/2010/wordml" xmlns:w15="http://schemas.microsoft.com/office/word/2012/wordml" xmlns:w16="http://schemas.microsoft.com/office/word/2018/wordml" xmlns:w16cex="http://schemas.microsoft.com/office/word/2018/wordml/cex" xmlns:w16cid="http://schemas.microsoft.com/office/word/2016/wordml/cid" xmlns:w16du="http://schemas.microsoft.com/office/word/2023/wordml/word16du" xmlns:w16sdtdh="http://schemas.microsoft.com/office/word/2020/wordml/sdtdatahash" xmlns:w16sdtfl="http://schemas.microsoft.com/office/word/2024/wordml/sdtformatlock" xmlns:w16se="http://schemas.microsoft.com/office/word/2015/wordml/symex" mc:Ignorable="w14 w15 w16se w16cid w16 w16cex w16sdtdh w16sdtfl w16du">
   <w:docDefaults>
     <w:rPrDefault>
       <w:rPr>
-        <w:rFonts w:asciiTheme="minorHAnsi" w:cstheme="minorBidi" w:eastAsiaTheme="minorEastAsia" w:hAnsiTheme="minorHAnsi"/>
+        <w:rFonts w:ascii="Calibri" w:cs="Calibri" w:eastAsia="Calibri" w:hAnsi="Calibri"/>
+        <w:kern w:val="2"/>
         <w:sz w:val="24"/>
         <w:szCs w:val="24"/>
-        <w:lang w:bidi="ar-SA" w:eastAsia="zh-CN" w:val="en-US"/>
+        <w:lang w:bidi="ar-SA" w:eastAsia="en-US" w:val="en-US"/>
+        <w14:ligatures w14:val="standardContextual"/>
       </w:rPr>
     </w:rPrDefault>
-    <w:pPrDefault>
-      <w:pPr>
-        <w:spacing w:after="200"/>
-      </w:pPr>
-    </w:pPrDefault>
+    <w:pPrDefault/>
   </w:docDefaults>
-  <w:latentStyles w:count="276" w:defLockedState="0" w:defQFormat="0" w:defSemiHidden="0" w:defUIPriority="0" w:defUnhideWhenUsed="0"/>
+  <w:latentStyles w:count="376" w:defLockedState="0" w:defQFormat="0" w:defSemiHidden="0" w:defUIPriority="99" w:defUnhideWhenUsed="0">
+    <w:lsdException w:name="Normal" w:qFormat="1" w:uiPriority="0"/>
+    <w:lsdException w:name="heading 1" w:qFormat="1" w:uiPriority="9"/>
+    <w:lsdException w:name="heading 2" w:qFormat="1" w:semiHidden="1" w:uiPriority="9" w:unhideWhenUsed="1"/>
+    <w:lsdException w:name="heading 3" w:qFormat="1" w:semiHidden="1" w:uiPriority="9" w:unhideWhenUsed="1"/>
+    <w:lsdException w:name="heading 4" w:qFormat="1" w:semiHidden="1" w:uiPriority="9" w:unhideWhenUsed="1"/>
+    <w:lsdException w:name="heading 5" w:qFormat="1" w:semiHidden="1" w:uiPriority="9" w:unhideWhenUsed="1"/>
+    <w:lsdException w:name="heading 6" w:qFormat="1" w:semiHidden="1" w:uiPriority="9" w:unhideWhenUsed="1"/>
+    <w:lsdException w:name="heading 7" w:qFormat="1" w:semiHidden="1" w:uiPriority="9" w:unhideWhenUsed="1"/>
+    <w:lsdException w:name="heading 8" w:qFormat="1" w:semiHidden="1" w:uiPriority="9" w:unhideWhenUsed="1"/>
+    <w:lsdException w:name="heading 9" w:qFormat="1" w:semiHidden="1" w:uiPriority="9" w:unhideWhenUsed="1"/>
+    <w:lsdException w:name="index 1" w:semiHidden="1" w:unhideWhenUsed="1"/>
+    <w:lsdException w:name="index 2" w:semiHidden="1" w:unhideWhenUsed="1"/>
+    <w:lsdException w:name="index 3" w:semiHidden="1" w:unhideWhenUsed="1"/>
+    <w:lsdException w:name="index 4" w:semiHidden="1" w:unhideWhenUsed="1"/>
+    <w:lsdException w:name="index 5" w:semiHidden="1" w:unhideWhenUsed="1"/>
+    <w:lsdException w:name="index 6" w:semiHidden="1" w:unhideWhenUsed="1"/>
+    <w:lsdException w:name="index 7" w:semiHidden="1" w:unhideWhenUsed="1"/>
+    <w:lsdException w:name="index 8" w:semiHidden="1" w:unhideWhenUsed="1"/>
+    <w:lsdException w:name="index 9" w:semiHidden="1" w:unhideWhenUsed="1"/>
+    <w:lsdException w:name="toc 1" w:semiHidden="1" w:uiPriority="39" w:unhideWhenUsed="1"/>
+    <w:lsdException w:name="toc 2" w:semiHidden="1" w:uiPriority="39" w:unhideWhenUsed="1"/>
+    <w:lsdException w:name="toc 3" w:semiHidden="1" w:uiPriority="39" w:unhideWhenUsed="1"/>
+    <w:lsdException w:name="toc 4" w:semiHidden="1" w:uiPriority="39" w:unhideWhenUsed="1"/>
+    <w:lsdException w:name="toc 5" w:semiHidden="1" w:uiPriority="39" w:unhideWhenUsed="1"/>
+    <w:lsdException w:name="toc 6" w:semiHidden="1" w:uiPriority="39" w:unhideWhenUsed="1"/>
+    <w:lsdException w:name="toc 7" w:semiHidden="1" w:uiPriority="39" w:unhideWhenUsed="1"/>
+    <w:lsdException w:name="toc 8" w:semiHidden="1" w:uiPriority="39" w:unhideWhenUsed="1"/>
+    <w:lsdException w:name="toc 9" w:semiHidden="1" w:uiPriority="39" w:unhideWhenUsed="1"/>
+    <w:lsdException w:name="Normal Indent" w:semiHidden="1" w:unhideWhenUsed="1"/>
+    <w:lsdException w:name="footnote text" w:semiHidden="1" w:unhideWhenUsed="1"/>
+    <w:lsdException w:name="annotation text" w:semiHidden="1" w:unhideWhenUsed="1"/>
+    <w:lsdException w:name="header" w:semiHidden="1" w:unhideWhenUsed="1"/>
+    <w:lsdException w:name="footer" w:semiHidden="1" w:unhideWhenUsed="1"/>
+    <w:lsdException w:name="index heading" w:semiHidden="1" w:unhideWhenUsed="1"/>
+    <w:lsdException w:name="caption" w:qFormat="1" w:semiHidden="1" w:uiPriority="35" w:unhideWhenUsed="1"/>
+    <w:lsdException w:name="table of figures" w:semiHidden="1" w:unhideWhenUsed="1"/>
+    <w:lsdException w:name="envelope address" w:semiHidden="1" w:unhideWhenUsed="1"/>
+    <w:lsdException w:name="envelope return" w:semiHidden="1" w:unhideWhenUsed="1"/>
+    <w:lsdException w:name="footnote reference" w:semiHidden="1" w:unhideWhenUsed="1"/>
+    <w:lsdException w:name="annotation reference" w:semiHidden="1" w:unhideWhenUsed="1"/>
+    <w:lsdException w:name="line number" w:semiHidden="1" w:unhideWhenUsed="1"/>
+    <w:lsdException w:name="page number" w:semiHidden="1" w:unhideWhenUsed="1"/>
+    <w:lsdException w:name="endnote reference" w:semiHidden="1" w:unhideWhenUsed="1"/>
+    <w:lsdException w:name="endnote text" w:semiHidden="1" w:unhideWhenUsed="1"/>
+    <w:lsdException w:name="table of authorities" w:semiHidden="1" w:unhideWhenUsed="1"/>
+    <w:lsdException w:name="macro" w:semiHidden="1" w:unhideWhenUsed="1"/>
+    <w:lsdException w:name="toa heading" w:semiHidden="1" w:unhideWhenUsed="1"/>
+    <w:lsdException w:name="List" w:semiHidden="1" w:unhideWhenUsed="1"/>
+    <w:lsdException w:name="List Bullet" w:semiHidden="1" w:unhideWhenUsed="1"/>
+    <w:lsdException w:name="List Number" w:semiHidden="1" w:unhideWhenUsed="1"/>
+    <w:lsdException w:name="List 2" w:semiHidden="1" w:unhideWhenUsed="1"/>
+    <w:lsdException w:name="List 3" w:semiHidden="1" w:unhideWhenUsed="1"/>
+    <w:lsdException w:name="List 4" w:semiHidden="1" w:unhideWhenUsed="1"/>
+    <w:lsdException w:name="List 5" w:semiHidden="1" w:unhideWhenUsed="1"/>
+    <w:lsdException w:name="List Bullet 2" w:semiHidden="1" w:unhideWhenUsed="1"/>
+    <w:lsdException w:name="List Bullet 3" w:semiHidden="1" w:unhideWhenUsed="1"/>
+    <w:lsdException w:name="List Bullet 4" w:semiHidden="1" w:unhideWhenUsed="1"/>
+    <w:lsdException w:name="List Bullet 5" w:semiHidden="1" w:unhideWhenUsed="1"/>
+    <w:lsdException w:name="List Number 2" w:semiHidden="1" w:unhideWhenUsed="1"/>
+    <w:lsdException w:name="List Number 3" w:semiHidden="1" w:unhideWhenUsed="1"/>
+    <w:lsdException w:name="List Number 4" w:semiHidden="1" w:unhideWhenUsed="1"/>
+    <w:lsdException w:name="List Number 5" w:semiHidden="1" w:unhideWhenUsed="1"/>
+    <w:lsdException w:name="Title" w:qFormat="1" w:uiPriority="10"/>
+    <w:lsdException w:name="Closing" w:semiHidden="1" w:unhideWhenUsed="1"/>
+    <w:lsdException w:name="Signature" w:semiHidden="1" w:unhideWhenUsed="1"/>
+    <w:lsdException w:name="Default Paragraph Font" w:semiHidden="1" w:uiPriority="1" w:unhideWhenUsed="1"/>
+    <w:lsdException w:name="Body Text" w:semiHidden="1" w:unhideWhenUsed="1"/>
+    <w:lsdException w:name="Body Text Indent" w:semiHidden="1" w:unhideWhenUsed="1"/>
+    <w:lsdException w:name="List Continue" w:semiHidden="1" w:unhideWhenUsed="1"/>
+    <w:lsdException w:name="List Continue 2" w:semiHidden="1" w:unhideWhenUsed="1"/>
+    <w:lsdException w:name="List Continue 3" w:semiHidden="1" w:unhideWhenUsed="1"/>
+    <w:lsdException w:name="List Continue 4" w:semiHidden="1" w:unhideWhenUsed="1"/>
+    <w:lsdException w:name="List Continue 5" w:semiHidden="1" w:unhideWhenUsed="1"/>
+    <w:lsdException w:name="Message Header" w:semiHidden="1" w:unhideWhenUsed="1"/>
+    <w:lsdException w:name="Subtitle" w:qFormat="1" w:uiPriority="11"/>
+    <w:lsdException w:name="Salutation" w:semiHidden="1" w:unhideWhenUsed="1"/>
+    <w:lsdException w:name="Date" w:semiHidden="1" w:unhideWhenUsed="1"/>
+    <w:lsdException w:name="Body Text First Indent" w:semiHidden="1" w:unhideWhenUsed="1"/>
+    <w:lsdException w:name="Body Text First Indent 2" w:semiHidden="1" w:unhideWhenUsed="1"/>
+    <w:lsdException w:name="Note Heading" w:semiHidden="1" w:unhideWhenUsed="1"/>
+    <w:lsdException w:name="Body Text 2" w:semiHidden="1" w:unhideWhenUsed="1"/>
+    <w:lsdException w:name="Body Text 3" w:semiHidden="1" w:unhideWhenUsed="1"/>
+    <w:lsdException w:name="Body Text Indent 2" w:semiHidden="1" w:unhideWhenUsed="1"/>
+    <w:lsdException w:name="Body Text Indent 3" w:semiHidden="1" w:unhideWhenUsed="1"/>
+    <w:lsdException w:name="Block Text" w:semiHidden="1" w:unhideWhenUsed="1"/>
+    <w:lsdException w:name="Hyperlink" w:semiHidden="1" w:unhideWhenUsed="1"/>
+    <w:lsdException w:name="FollowedHyperlink" w:semiHidden="1" w:unhideWhenUsed="1"/>
+    <w:lsdException w:name="Strong" w:qFormat="1" w:uiPriority="22"/>
+    <w:lsdException w:name="Emphasis" w:qFormat="1" w:uiPriority="20"/>
+    <w:lsdException w:name="Document Map" w:semiHidden="1" w:unhideWhenUsed="1"/>
+    <w:lsdException w:name="Plain Text" w:semiHidden="1" w:unhideWhenUsed="1"/>
+    <w:lsdException w:name="E-mail Signature" w:semiHidden="1" w:unhideWhenUsed="1"/>
+    <w:lsdException w:name="HTML Top of Form" w:semiHidden="1" w:unhideWhenUsed="1"/>
+    <w:lsdException w:name="HTML Bottom of Form" w:semiHidden="1" w:unhideWhenUsed="1"/>
+    <w:lsdException w:name="Normal (Web)" w:semiHidden="1" w:unhideWhenUsed="1"/>
+    <w:lsdException w:name="HTML Acronym" w:semiHidden="1" w:unhideWhenUsed="1"/>
+    <w:lsdException w:name="HTML Address" w:semiHidden="1" w:unhideWhenUsed="1"/>
+    <w:lsdException w:name="HTML Cite" w:semiHidden="1" w:unhideWhenUsed="1"/>
+    <w:lsdException w:name="HTML Code" w:semiHidden="1" w:unhideWhenUsed="1"/>
+    <w:lsdException w:name="HTML Definition" w:semiHidden="1" w:unhideWhenUsed="1"/>
+    <w:lsdException w:name="HTML Keyboard" w:semiHidden="1" w:unhideWhenUsed="1"/>
+    <w:lsdException w:name="HTML Preformatted" w:semiHidden="1" w:unhideWhenUsed="1"/>
+    <w:lsdException w:name="HTML Sample" w:semiHidden="1" w:unhideWhenUsed="1"/>
+    <w:lsdException w:name="HTML Typewriter" w:semiHidden="1" w:unhideWhenUsed="1"/>
+    <w:lsdException w:name="HTML Variable" w:semiHidden="1" w:unhideWhenUsed="1"/>
+    <w:lsdException w:name="Normal Table" w:semiHidden="1" w:unhideWhenUsed="1"/>
+    <w:lsdException w:name="annotation subject" w:semiHidden="1" w:unhideWhenUsed="1"/>
+    <w:lsdException w:name="No List" w:semiHidden="1" w:unhideWhenUsed="1"/>
+    <w:lsdException w:name="Outline List 1" w:semiHidden="1" w:unhideWhenUsed="1"/>
+    <w:lsdException w:name="Outline List 2" w:semiHidden="1" w:unhideWhenUsed="1"/>
+    <w:lsdException w:name="Outline List 3" w:semiHidden="1" w:unhideWhenUsed="1"/>
+    <w:lsdException w:name="Table Simple 1" w:semiHidden="1" w:unhideWhenUsed="1"/>
+    <w:lsdException w:name="Table Simple 2" w:semiHidden="1" w:unhideWhenUsed="1"/>
+    <w:lsdException w:name="Table Simple 3" w:semiHidden="1" w:unhideWhenUsed="1"/>
+    <w:lsdException w:name="Table Classic 1" w:semiHidden="1" w:unhideWhenUsed="1"/>
+    <w:lsdException w:name="Table Classic 2" w:semiHidden="1" w:unhideWhenUsed="1"/>
+    <w:lsdException w:name="Table Classic 3" w:semiHidden="1" w:unhideWhenUsed="1"/>
+    <w:lsdException w:name="Table Classic 4" w:semiHidden="1" w:unhideWhenUsed="1"/>
+    <w:lsdException w:name="Table Colorful 1" w:semiHidden="1" w:unhideWhenUsed="1"/>
+    <w:lsdException w:name="Table Colorful 2" w:semiHidden="1" w:unhideWhenUsed="1"/>
+    <w:lsdException w:name="Table Colorful 3" w:semiHidden="1" w:unhideWhenUsed="1"/>
+    <w:lsdException w:name="Table Columns 1" w:semiHidden="1" w:unhideWhenUsed="1"/>
+    <w:lsdException w:name="Table Columns 2" w:semiHidden="1" w:unhideWhenUsed="1"/>
+    <w:lsdException w:name="Table Columns 3" w:semiHidden="1" w:unhideWhenUsed="1"/>
+    <w:lsdException w:name="Table Columns 4" w:semiHidden="1" w:unhideWhenUsed="1"/>
+    <w:lsdException w:name="Table Columns 5" w:semiHidden="1" w:unhideWhenUsed="1"/>
+    <w:lsdException w:name="Table Grid 1" w:semiHidden="1" w:unhideWhenUsed="1"/>
+    <w:lsdException w:name="Table Grid 2" w:semiHidden="1" w:unhideWhenUsed="1"/>
+    <w:lsdException w:name="Table Grid 3" w:semiHidden="1" w:unhideWhenUsed="1"/>
+    <w:lsdException w:name="Table Grid 4" w:semiHidden="1" w:unhideWhenUsed="1"/>
+    <w:lsdException w:name="Table Grid 5" w:semiHidden="1" w:unhideWhenUsed="1"/>
+    <w:lsdException w:name="Table Grid 6" w:semiHidden="1" w:unhideWhenUsed="1"/>
+    <w:lsdException w:name="Table Grid 7" w:semiHidden="1" w:unhideWhenUsed="1"/>
+    <w:lsdException w:name="Table Grid 8" w:semiHidden="1" w:unhideWhenUsed="1"/>
+    <w:lsdException w:name="Table List 1" w:semiHidden="1" w:unhideWhenUsed="1"/>
+    <w:lsdException w:name="Table List 2" w:semiHidden="1" w:unhideWhenUsed="1"/>
+    <w:lsdException w:name="Table List 3" w:semiHidden="1" w:unhideWhenUsed="1"/>
+    <w:lsdException w:name="Table List 4" w:semiHidden="1" w:unhideWhenUsed="1"/>
+    <w:lsdException w:name="Table List 5" w:semiHidden="1" w:unhideWhenUsed="1"/>
+    <w:lsdException w:name="Table List 6" w:semiHidden="1" w:unhideWhenUsed="1"/>
+    <w:lsdException w:name="Table List 7" w:semiHidden="1" w:unhideWhenUsed="1"/>
+    <w:lsdException w:name="Table List 8" w:semiHidden="1" w:unhideWhenUsed="1"/>
+    <w:lsdException w:name="Table 3D effects 1" w:semiHidden="1" w:unhideWhenUsed="1"/>
+    <w:lsdException w:name="Table 3D effects 2" w:semiHidden="1" w:unhideWhenUsed="1"/>
+    <w:lsdException w:name="Table 3D effects 3" w:semiHidden="1" w:unhideWhenUsed="1"/>
+    <w:lsdException w:name="Table Contemporary" w:semiHidden="1" w:unhideWhenUsed="1"/>
+    <w:lsdException w:name="Table Elegant" w:semiHidden="1" w:unhideWhenUsed="1"/>
+    <w:lsdException w:name="Table Professional" w:semiHidden="1" w:unhideWhenUsed="1"/>
+    <w:lsdException w:name="Table Subtle 1" w:semiHidden="1" w:unhideWhenUsed="1"/>
+    <w:lsdException w:name="Table Subtle 2" w:semiHidden="1" w:unhideWhenUsed="1"/>
+    <w:lsdException w:name="Table Web 1" w:semiHidden="1" w:unhideWhenUsed="1"/>
+    <w:lsdException w:name="Table Web 2" w:semiHidden="1" w:unhideWhenUsed="1"/>
+    <w:lsdException w:name="Table Web 3" w:semiHidden="1" w:unhideWhenUsed="1"/>
+    <w:lsdException w:name="Balloon Text" w:semiHidden="1" w:unhideWhenUsed="1"/>
+    <w:lsdException w:name="Table Grid" w:uiPriority="39"/>
+    <w:lsdException w:name="Table Theme" w:semiHidden="1" w:unhideWhenUsed="1"/>
+    <w:lsdException w:name="Placeholder Text" w:semiHidden="1"/>
+    <w:lsdException w:name="No Spacing" w:qFormat="1" w:uiPriority="1"/>
+    <w:lsdException w:name="Light Shading" w:uiPriority="60"/>
+    <w:lsdException w:name="Light List" w:uiPriority="61"/>
+    <w:lsdException w:name="Light Grid" w:uiPriority="62"/>
+    <w:lsdException w:name="Medium Shading 1" w:uiPriority="63"/>
+    <w:lsdException w:name="Medium Shading 2" w:uiPriority="64"/>
+    <w:lsdException w:name="Medium List 1" w:uiPriority="65"/>
+    <w:lsdException w:name="Medium List 2" w:uiPriority="66"/>
+    <w:lsdException w:name="Medium Grid 1" w:uiPriority="67"/>
+    <w:lsdException w:name="Medium Grid 2" w:uiPriority="68"/>
+    <w:lsdException w:name="Medium Grid 3" w:uiPriority="69"/>
+    <w:lsdException w:name="Dark List" w:uiPriority="70"/>
+    <w:lsdException w:name="Colorful Shading" w:uiPriority="71"/>
+    <w:lsdException w:name="Colorful List" w:uiPriority="72"/>
+    <w:lsdException w:name="Colorful Grid" w:uiPriority="73"/>
+    <w:lsdException w:name="Light Shading Accent 1" w:uiPriority="60"/>
+    <w:lsdException w:name="Light List Accent 1" w:uiPriority="61"/>
+    <w:lsdException w:name="Light Grid Accent 1" w:uiPriority="62"/>
+    <w:lsdException w:name="Medium Shading 1 Accent 1" w:uiPriority="63"/>
+    <w:lsdException w:name="Medium Shading 2 Accent 1" w:uiPriority="64"/>
+    <w:lsdException w:name="Medium List 1 Accent 1" w:uiPriority="65"/>
+    <w:lsdException w:name="Revision" w:semiHidden="1"/>
+    <w:lsdException w:name="List Paragraph" w:qFormat="1" w:uiPriority="34"/>
+    <w:lsdException w:name="Quote" w:qFormat="1" w:uiPriority="29"/>
+    <w:lsdException w:name="Intense Quote" w:qFormat="1" w:uiPriority="30"/>
+    <w:lsdException w:name="Medium List 2 Accent 1" w:uiPriority="66"/>
+    <w:lsdException w:name="Medium Grid 1 Accent 1" w:uiPriority="67"/>
+    <w:lsdException w:name="Medium Grid 2 Accent 1" w:uiPriority="68"/>
+    <w:lsdException w:name="Medium Grid 3 Accent 1" w:uiPriority="69"/>
+    <w:lsdException w:name="Dark List Accent 1" w:uiPriority="70"/>
+    <w:lsdException w:name="Colorful Shading Accent 1" w:uiPriority="71"/>
+    <w:lsdException w:name="Colorful List Accent 1" w:uiPriority="72"/>
+    <w:lsdException w:name="Colorful Grid Accent 1" w:uiPriority="73"/>
+    <w:lsdException w:name="Light Shading Accent 2" w:uiPriority="60"/>
+    <w:lsdException w:name="Light List Accent 2" w:uiPriority="61"/>
+    <w:lsdException w:name="Light Grid Accent 2" w:uiPriority="62"/>
+    <w:lsdException w:name="Medium Shading 1 Accent 2" w:uiPriority="63"/>
+    <w:lsdException w:name="Medium Shading 2 Accent 2" w:uiPriority="64"/>
+    <w:lsdException w:name="Medium List 1 Accent 2" w:uiPriority="65"/>
+    <w:lsdException w:name="Medium List 2 Accent 2" w:uiPriority="66"/>
+    <w:lsdException w:name="Medium Grid 1 Accent 2" w:uiPriority="67"/>
+    <w:lsdException w:name="Medium Grid 2 Accent 2" w:uiPriority="68"/>
+    <w:lsdException w:name="Medium Grid 3 Accent 2" w:uiPriority="69"/>
+    <w:lsdException w:name="Dark List Accent 2" w:uiPriority="70"/>
+    <w:lsdException w:name="Colorful Shading Accent 2" w:uiPriority="71"/>
+    <w:lsdException w:name="Colorful List Accent 2" w:uiPriority="72"/>
+    <w:lsdException w:name="Colorful Grid Accent 2" w:uiPriority="73"/>
+    <w:lsdException w:name="Light Shading Accent 3" w:uiPriority="60"/>
+    <w:lsdException w:name="Light List Accent 3" w:uiPriority="61"/>
+    <w:lsdException w:name="Light Grid Accent 3" w:uiPriority="62"/>
+    <w:lsdException w:name="Medium Shading 1 Accent 3" w:uiPriority="63"/>
+    <w:lsdException w:name="Medium Shading 2 Accent 3" w:uiPriority="64"/>
+    <w:lsdException w:name="Medium List 1 Accent 3" w:uiPriority="65"/>
+    <w:lsdException w:name="Medium List 2 Accent 3" w:uiPriority="66"/>
+    <w:lsdException w:name="Medium Grid 1 Accent 3" w:uiPriority="67"/>
+    <w:lsdException w:name="Medium Grid 2 Accent 3" w:uiPriority="68"/>
+    <w:lsdException w:name="Medium Grid 3 Accent 3" w:uiPriority="69"/>
+    <w:lsdException w:name="Dark List Accent 3" w:uiPriority="70"/>
+    <w:lsdException w:name="Colorful Shading Accent 3" w:uiPriority="71"/>
+    <w:lsdException w:name="Colorful List Accent 3" w:uiPriority="72"/>
+    <w:lsdException w:name="Colorful Grid Accent 3" w:uiPriority="73"/>
+    <w:lsdException w:name="Light Shading Accent 4" w:uiPriority="60"/>
+    <w:lsdException w:name="Light List Accent 4" w:uiPriority="61"/>
+    <w:lsdException w:name="Light Grid Accent 4" w:uiPriority="62"/>
+    <w:lsdException w:name="Medium Shading 1 Accent 4" w:uiPriority="63"/>
+    <w:lsdException w:name="Medium Shading 2 Accent 4" w:uiPriority="64"/>
+    <w:lsdException w:name="Medium List 1 Accent 4" w:uiPriority="65"/>
+    <w:lsdException w:name="Medium List 2 Accent 4" w:uiPriority="66"/>
+    <w:lsdException w:name="Medium Grid 1 Accent 4" w:uiPriority="67"/>
+    <w:lsdException w:name="Medium Grid 2 Accent 4" w:uiPriority="68"/>
+    <w:lsdException w:name="Medium Grid 3 Accent 4" w:uiPriority="69"/>
+    <w:lsdException w:name="Dark List Accent 4" w:uiPriority="70"/>
+    <w:lsdException w:name="Colorful Shading Accent 4" w:uiPriority="71"/>
+    <w:lsdException w:name="Colorful List Accent 4" w:uiPriority="72"/>
+    <w:lsdException w:name="Colorful Grid Accent 4" w:uiPriority="73"/>
+    <w:lsdException w:name="Light Shading Accent 5" w:uiPriority="60"/>
+    <w:lsdException w:name="Light List Accent 5" w:uiPriority="61"/>
+    <w:lsdException w:name="Light Grid Accent 5" w:uiPriority="62"/>
+    <w:lsdException w:name="Medium Shading 1 Accent 5" w:uiPriority="63"/>
+    <w:lsdException w:name="Medium Shading 2 Accent 5" w:uiPriority="64"/>
+    <w:lsdException w:name="Medium List 1 Accent 5" w:uiPriority="65"/>
+    <w:lsdException w:name="Medium List 2 Accent 5" w:uiPriority="66"/>
+    <w:lsdException w:name="Medium Grid 1 Accent 5" w:uiPriority="67"/>
+    <w:lsdException w:name="Medium Grid 2 Accent 5" w:uiPriority="68"/>
+    <w:lsdException w:name="Medium Grid 3 Accent 5" w:uiPriority="69"/>
+    <w:lsdException w:name="Dark List Accent 5" w:uiPriority="70"/>
+    <w:lsdException w:name="Colorful Shading Accent 5" w:uiPriority="71"/>
+    <w:lsdException w:name="Colorful List Accent 5" w:uiPriority="72"/>
+    <w:lsdException w:name="Colorful Grid Accent 5" w:uiPriority="73"/>
+    <w:lsdException w:name="Light Shading Accent 6" w:uiPriority="60"/>
+    <w:lsdException w:name="Light List Accent 6" w:uiPriority="61"/>
+    <w:lsdException w:name="Light Grid Accent 6" w:uiPriority="62"/>
+    <w:lsdException w:name="Medium Shading 1 Accent 6" w:uiPriority="63"/>
+    <w:lsdException w:name="Medium Shading 2 Accent 6" w:uiPriority="64"/>
+    <w:lsdException w:name="Medium List 1 Accent 6" w:uiPriority="65"/>
+    <w:lsdException w:name="Medium List 2 Accent 6" w:uiPriority="66"/>
+    <w:lsdException w:name="Medium Grid 1 Accent 6" w:uiPriority="67"/>
+    <w:lsdException w:name="Medium Grid 2 Accent 6" w:uiPriority="68"/>
+    <w:lsdException w:name="Medium Grid 3 Accent 6" w:uiPriority="69"/>
+    <w:lsdException w:name="Dark List Accent 6" w:uiPriority="70"/>
+    <w:lsdException w:name="Colorful Shading Accent 6" w:uiPriority="71"/>
+    <w:lsdException w:name="Colorful List Accent 6" w:uiPriority="72"/>
+    <w:lsdException w:name="Colorful Grid Accent 6" w:uiPriority="73"/>
+    <w:lsdException w:name="Subtle Emphasis" w:qFormat="1" w:uiPriority="19"/>
+    <w:lsdException w:name="Intense Emphasis" w:qFormat="1" w:uiPriority="21"/>
+    <w:lsdException w:name="Subtle Reference" w:qFormat="1" w:uiPriority="31"/>
+    <w:lsdException w:name="Intense Reference" w:qFormat="1" w:uiPriority="32"/>
+    <w:lsdException w:name="Book Title" w:qFormat="1" w:uiPriority="33"/>
+    <w:lsdException w:name="Bibliography" w:semiHidden="1" w:uiPriority="37" w:unhideWhenUsed="1"/>
+    <w:lsdException w:name="TOC Heading" w:qFormat="1" w:semiHidden="1" w:uiPriority="39" w:unhideWhenUsed="1"/>
+    <w:lsdException w:name="Plain Table 1" w:uiPriority="41"/>
+    <w:lsdException w:name="Plain Table 2" w:uiPriority="42"/>
+    <w:lsdException w:name="Plain Table 3" w:uiPriority="43"/>
+    <w:lsdException w:name="Plain Table 4" w:uiPriority="44"/>
+    <w:lsdException w:name="Plain Table 5" w:uiPriority="45"/>
+    <w:lsdException w:name="Grid Table Light" w:uiPriority="40"/>
+    <w:lsdException w:name="Grid Table 1 Light" w:uiPriority="46"/>
+    <w:lsdException w:name="Grid Table 2" w:uiPriority="47"/>
+    <w:lsdException w:name="Grid Table 3" w:uiPriority="48"/>
+    <w:lsdException w:name="Grid Table 4" w:uiPriority="49"/>
+    <w:lsdException w:name="Grid Table 5 Dark" w:uiPriority="50"/>
+    <w:lsdException w:name="Grid Table 6 Colorful" w:uiPriority="51"/>
+    <w:lsdException w:name="Grid Table 7 Colorful" w:uiPriority="52"/>
+    <w:lsdException w:name="Grid Table 1 Light Accent 1" w:uiPriority="46"/>
+    <w:lsdException w:name="Grid Table 2 Accent 1" w:uiPriority="47"/>
+    <w:lsdException w:name="Grid Table 3 Accent 1" w:uiPriority="48"/>
+    <w:lsdException w:name="Grid Table 4 Accent 1" w:uiPriority="49"/>
+    <w:lsdException w:name="Grid Table 5 Dark Accent 1" w:uiPriority="50"/>
+    <w:lsdException w:name="Grid Table 6 Colorful Accent 1" w:uiPriority="51"/>
+    <w:lsdException w:name="Grid Table 7 Colorful Accent 1" w:uiPriority="52"/>
+    <w:lsdException w:name="Grid Table 1 Light Accent 2" w:uiPriority="46"/>
+    <w:lsdException w:name="Grid Table 2 Accent 2" w:uiPriority="47"/>
+    <w:lsdException w:name="Grid Table 3 Accent 2" w:uiPriority="48"/>
+    <w:lsdException w:name="Grid Table 4 Accent 2" w:uiPriority="49"/>
+    <w:lsdException w:name="Grid Table 5 Dark Accent 2" w:uiPriority="50"/>
+    <w:lsdException w:name="Grid Table 6 Colorful Accent 2" w:uiPriority="51"/>
+    <w:lsdException w:name="Grid Table 7 Colorful Accent 2" w:uiPriority="52"/>
+    <w:lsdException w:name="Grid Table 1 Light Accent 3" w:uiPriority="46"/>
+    <w:lsdException w:name="Grid Table 2 Accent 3" w:uiPriority="47"/>
+    <w:lsdException w:name="Grid Table 3 Accent 3" w:uiPriority="48"/>
+    <w:lsdException w:name="Grid Table 4 Accent 3" w:uiPriority="49"/>
+    <w:lsdException w:name="Grid Table 5 Dark Accent 3" w:uiPriority="50"/>
+    <w:lsdException w:name="Grid Table 6 Colorful Accent 3" w:uiPriority="51"/>
+    <w:lsdException w:name="Grid Table 7 Colorful Accent 3" w:uiPriority="52"/>
+    <w:lsdException w:name="Grid Table 1 Light Accent 4" w:uiPriority="46"/>
+    <w:lsdException w:name="Grid Table 2 Accent 4" w:uiPriority="47"/>
+    <w:lsdException w:name="Grid Table 3 Accent 4" w:uiPriority="48"/>
+    <w:lsdException w:name="Grid Table 4 Accent 4" w:uiPriority="49"/>
+    <w:lsdException w:name="Grid Table 5 Dark Accent 4" w:uiPriority="50"/>
+    <w:lsdException w:name="Grid Table 6 Colorful Accent 4" w:uiPriority="51"/>
+    <w:lsdException w:name="Grid Table 7 Colorful Accent 4" w:uiPriority="52"/>
+    <w:lsdException w:name="Grid Table 1 Light Accent 5" w:uiPriority="46"/>
+    <w:lsdException w:name="Grid Table 2 Accent 5" w:uiPriority="47"/>
+    <w:lsdException w:name="Grid Table 3 Accent 5" w:uiPriority="48"/>
+    <w:lsdException w:name="Grid Table 4 Accent 5" w:uiPriority="49"/>
+    <w:lsdException w:name="Grid Table 5 Dark Accent 5" w:uiPriority="50"/>
+    <w:lsdException w:name="Grid Table 6 Colorful Accent 5" w:uiPriority="51"/>
+    <w:lsdException w:name="Grid Table 7 Colorful Accent 5" w:uiPriority="52"/>
+    <w:lsdException w:name="Grid Table 1 Light Accent 6" w:uiPriority="46"/>
+    <w:lsdException w:name="Grid Table 2 Accent 6" w:uiPriority="47"/>
+    <w:lsdException w:name="Grid Table 3 Accent 6" w:uiPriority="48"/>
+    <w:lsdException w:name="Grid Table 4 Accent 6" w:uiPriority="49"/>
+    <w:lsdException w:name="Grid Table 5 Dark Accent 6" w:uiPriority="50"/>
+    <w:lsdException w:name="Grid Table 6 Colorful Accent 6" w:uiPriority="51"/>
+    <w:lsdException w:name="Grid Table 7 Colorful Accent 6" w:uiPriority="52"/>
+    <w:lsdException w:name="List Table 1 Light" w:uiPriority="46"/>
+    <w:lsdException w:name="List Table 2" w:uiPriority="47"/>
+    <w:lsdException w:name="List Table 3" w:uiPriority="48"/>
+    <w:lsdException w:name="List Table 4" w:uiPriority="49"/>
+    <w:lsdException w:name="List Table 5 Dark" w:uiPriority="50"/>
+    <w:lsdException w:name="List Table 6 Colorful" w:uiPriority="51"/>
+    <w:lsdException w:name="List Table 7 Colorful" w:uiPriority="52"/>
+    <w:lsdException w:name="List Table 1 Light Accent 1" w:uiPriority="46"/>
+    <w:lsdException w:name="List Table 2 Accent 1" w:uiPriority="47"/>
+    <w:lsdException w:name="List Table 3 Accent 1" w:uiPriority="48"/>
+    <w:lsdException w:name="List Table 4 Accent 1" w:uiPriority="49"/>
+    <w:lsdException w:name="List Table 5 Dark Accent 1" w:uiPriority="50"/>
+    <w:lsdException w:name="List Table 6 Colorful Accent 1" w:uiPriority="51"/>
+    <w:lsdException w:name="List Table 7 Colorful Accent 1" w:uiPriority="52"/>
+    <w:lsdException w:name="List Table 1 Light Accent 2" w:uiPriority="46"/>
+    <w:lsdException w:name="List Table 2 Accent 2" w:uiPriority="47"/>
+    <w:lsdException w:name="List Table 3 Accent 2" w:uiPriority="48"/>
+    <w:lsdException w:name="List Table 4 Accent 2" w:uiPriority="49"/>
+    <w:lsdException w:name="List Table 5 Dark Accent 2" w:uiPriority="50"/>
+    <w:lsdException w:name="List Table 6 Colorful Accent 2" w:uiPriority="51"/>
+    <w:lsdException w:name="List Table 7 Colorful Accent 2" w:uiPriority="52"/>
+    <w:lsdException w:name="List Table 1 Light Accent 3" w:uiPriority="46"/>
+    <w:lsdException w:name="List Table 2 Accent 3" w:uiPriority="47"/>
+    <w:lsdException w:name="List Table 3 Accent 3" w:uiPriority="48"/>
+    <w:lsdException w:name="List Table 4 Accent 3" w:uiPriority="49"/>
+    <w:lsdException w:name="List Table 5 Dark Accent 3" w:uiPriority="50"/>
+    <w:lsdException w:name="List Table 6 Colorful Accent 3" w:uiPriority="51"/>
+    <w:lsdException w:name="List Table 7 Colorful Accent 3" w:uiPriority="52"/>
+    <w:lsdException w:name="List Table 1 Light Accent 4" w:uiPriority="46"/>
+    <w:lsdException w:name="List Table 2 Accent 4" w:uiPriority="47"/>
+    <w:lsdException w:name="List Table 3 Accent 4" w:uiPriority="48"/>
+    <w:lsdException w:name="List Table 4 Accent 4" w:uiPriority="49"/>
+    <w:lsdException w:name="List Table 5 Dark Accent 4" w:uiPriority="50"/>
+    <w:lsdException w:name="List Table 6 Colorful Accent 4" w:uiPriority="51"/>
+    <w:lsdException w:name="List Table 7 Colorful Accent 4" w:uiPriority="52"/>
+    <w:lsdException w:name="List Table 1 Light Accent 5" w:uiPriority="46"/>
+    <w:lsdException w:name="List Table 2 Accent 5" w:uiPriority="47"/>
+    <w:lsdException w:name="List Table 3 Accent 5" w:uiPriority="48"/>
+    <w:lsdException w:name="List Table 4 Accent 5" w:uiPriority="49"/>
+    <w:lsdException w:name="List Table 5 Dark Accent 5" w:uiPriority="50"/>
+    <w:lsdException w:name="List Table 6 Colorful Accent 5" w:uiPriority="51"/>
+    <w:lsdException w:name="List Table 7 Colorful Accent 5" w:uiPriority="52"/>
+    <w:lsdException w:name="List Table 1 Light Accent 6" w:uiPriority="46"/>
+    <w:lsdException w:name="List Table 2 Accent 6" w:uiPriority="47"/>
+    <w:lsdException w:name="List Table 3 Accent 6" w:uiPriority="48"/>
+    <w:lsdException w:name="List Table 4 Accent 6" w:uiPriority="49"/>
+    <w:lsdException w:name="List Table 5 Dark Accent 6" w:uiPriority="50"/>
+    <w:lsdException w:name="List Table 6 Colorful Accent 6" w:uiPriority="51"/>
+    <w:lsdException w:name="List Table 7 Colorful Accent 6" w:uiPriority="52"/>
+    <w:lsdException w:name="Mention" w:semiHidden="1" w:unhideWhenUsed="1"/>
+    <w:lsdException w:name="Smart Hyperlink" w:semiHidden="1" w:unhideWhenUsed="1"/>
+    <w:lsdException w:name="Hashtag" w:semiHidden="1" w:unhideWhenUsed="1"/>
+    <w:lsdException w:name="Unresolved Mention" w:semiHidden="1" w:unhideWhenUsed="1"/>
+    <w:lsdException w:name="Smart Link" w:semiHidden="1" w:unhideWhenUsed="1"/>
+  </w:latentStyles>
   <w:style w:default="1" w:styleId="Normal" w:type="paragraph">
     <w:name w:val="Normal"/>
     <w:qFormat/>
   </w:style>
-  <w:style w:styleId="BodyText" w:type="paragraph">
-    <w:name w:val="Body Text"/>
-    <w:basedOn w:val="Normal"/>
-    <w:link w:val="BodyTextChar"/>
-    <w:qFormat/>
-    <w:pPr>
-      <w:spacing w:after="180" w:before="180"/>
-    </w:pPr>
-  </w:style>
-  <w:style w:customStyle="1" w:styleId="FirstParagraph" w:type="paragraph">
-    <w:name w:val="First Paragraph"/>
-    <w:basedOn w:val="BodyText"/>
-    <w:next w:val="BodyText"/>
-    <w:qFormat/>
-  </w:style>
-  <w:style w:customStyle="1" w:styleId="Compact" w:type="paragraph">
-    <w:name w:val="Compact"/>
-    <w:basedOn w:val="BodyText"/>
-    <w:qFormat/>
-    <w:pPr>
-      <w:spacing w:after="36" w:before="36"/>
-    </w:pPr>
-  </w:style>
-  <w:style w:styleId="Title" w:type="paragraph">
-    <w:name w:val="Title"/>
-    <w:basedOn w:val="Normal"/>
-    <w:next w:val="BodyText"/>
-    <w:link w:val="TitleChar"/>
-    <w:uiPriority w:val="10"/>
-    <w:qFormat/>
-    <w:rsid w:val="00A10FD9"/>
-    <w:pPr>
-      <w:spacing w:after="80" w:line="240" w:lineRule="auto"/>
-      <w:contextualSpacing/>
-      <w:jc w:val="center"/>
-    </w:pPr>
-    <w:rPr>
-      <w:rFonts w:asciiTheme="majorHAnsi" w:cstheme="majorBidi" w:eastAsiaTheme="majorEastAsia" w:hAnsiTheme="majorHAnsi"/>
-      <w:sz w:val="56"/>
-      <w:szCs w:val="56"/>
-    </w:rPr>
-  </w:style>
-  <w:style w:customStyle="1" w:styleId="TitleChar" w:type="character">
-    <w:name w:val="Title Char"/>
-    <w:basedOn w:val="DefaultParagraphFont"/>
-    <w:link w:val="Title"/>
-    <w:uiPriority w:val="10"/>
-    <w:rsid w:val="00A10FD9"/>
-    <w:rPr>
-      <w:rFonts w:asciiTheme="majorHAnsi" w:cstheme="majorBidi" w:eastAsiaTheme="majorEastAsia" w:hAnsiTheme="majorHAnsi"/>
-      <w:sz w:val="56"/>
-      <w:szCs w:val="56"/>
-    </w:rPr>
-  </w:style>
-  <w:style w:styleId="Subtitle" w:type="paragraph">
-    <w:name w:val="Subtitle"/>
-    <w:basedOn w:val="Title"/>
-    <w:next w:val="BodyText"/>
-    <w:link w:val="SubtitleChar"/>
-    <w:uiPriority w:val="11"/>
-    <w:qFormat/>
-    <w:rsid w:val="00A10FD9"/>
-    <w:pPr>
-      <w:numPr>
-        <w:ilvl w:val="1"/>
-      </w:numPr>
-    </w:pPr>
-    <w:rPr>
-      <w:rFonts w:cstheme="majorBidi" w:eastAsiaTheme="majorEastAsia"/>
-      <w:spacing w:val="15"/>
-      <w:sz w:val="28"/>
-      <w:szCs w:val="28"/>
-    </w:rPr>
-  </w:style>
-  <w:style w:customStyle="1" w:styleId="SubtitleChar" w:type="character">
-    <w:name w:val="Subtitle Char"/>
-    <w:basedOn w:val="DefaultParagraphFont"/>
-    <w:link w:val="Subtitle"/>
-    <w:uiPriority w:val="11"/>
-    <w:rsid w:val="00A10FD9"/>
-    <w:rPr>
-      <w:rFonts w:cstheme="majorBidi" w:eastAsiaTheme="majorEastAsia"/>
-      <w:color w:themeColor="text1" w:themeTint="A6" w:val="595959"/>
-      <w:spacing w:val="15"/>
-      <w:sz w:val="28"/>
-      <w:szCs w:val="28"/>
-    </w:rPr>
-  </w:style>
-  <w:style w:customStyle="1" w:styleId="Author" w:type="paragraph">
-    <w:name w:val="Author"/>
-    <w:basedOn w:val="Title"/>
-    <w:next w:val="BodyText"/>
-    <w:qFormat/>
-    <w:pPr>
-      <w:keepNext/>
-      <w:keepLines/>
-    </w:pPr>
-    <w:rPr>
-      <w:sz w:val="24"/>
-      <w:szCs w:val="24"/>
-    </w:rPr>
-  </w:style>
-  <w:style w:styleId="Date" w:type="paragraph">
-    <w:name w:val="Date"/>
-    <w:basedOn w:val="Title"/>
-    <w:next w:val="BodyText"/>
-    <w:qFormat/>
-    <w:pPr>
-      <w:keepNext/>
-      <w:keepLines/>
-    </w:pPr>
-    <w:rPr>
-      <w:sz w:val="24"/>
-      <w:szCs w:val="24"/>
-    </w:rPr>
-  </w:style>
-  <w:style w:customStyle="1" w:styleId="AbstractTitle" w:type="paragraph">
-    <w:name w:val="Abstract Title"/>
-    <w:basedOn w:val="Normal"/>
-    <w:next w:val="Abstract"/>
-    <w:qFormat/>
-    <w:pPr>
-      <w:keepNext/>
-      <w:keepLines/>
-      <w:spacing w:after="0" w:before="300"/>
-      <w:jc w:val="center"/>
-    </w:pPr>
-    <w:rPr>
-      <w:b/>
-      <w:sz w:val="20"/>
-      <w:szCs w:val="20"/>
-    </w:rPr>
-  </w:style>
-  <w:style w:customStyle="1" w:styleId="Abstract" w:type="paragraph">
-    <w:name w:val="Abstract"/>
-    <w:basedOn w:val="Normal"/>
-    <w:next w:val="BodyText"/>
-    <w:qFormat/>
-    <w:pPr>
-      <w:keepNext/>
-      <w:keepLines/>
-      <w:spacing w:after="300" w:before="100"/>
-    </w:pPr>
-    <w:rPr>
-      <w:sz w:val="20"/>
-      <w:szCs w:val="20"/>
-    </w:rPr>
-  </w:style>
-  <w:style w:styleId="Bibliography" w:type="paragraph">
-    <w:name w:val="Bibliography"/>
-    <w:basedOn w:val="Normal"/>
-    <w:next w:val="Bibliography"/>
-    <w:qFormat/>
-    <w:pPr/>
-    <w:rPr/>
-  </w:style>
   <w:style w:styleId="Heading1" w:type="paragraph">
     <w:name w:val="heading 1"/>
     <w:basedOn w:val="Normal"/>
-    <w:next w:val="BodyText"/>
+    <w:next w:val="Normal"/>
     <w:link w:val="Heading1Char"/>
     <w:uiPriority w:val="9"/>
     <w:qFormat/>
-    <w:rsid w:val="00A10FD9"/>
+    <w:rsid w:val="00846576"/>
     <w:pPr>
       <w:keepNext/>
       <w:keepLines/>
@@ -5584,21 +5804,22 @@
     </w:pPr>
     <w:rPr>
       <w:rFonts w:asciiTheme="majorHAnsi" w:cstheme="majorBidi" w:eastAsiaTheme="majorEastAsia" w:hAnsiTheme="majorHAnsi"/>
-      <w:color w:themeColor="accent1" w:themeShade="BF" w:val="0F4761"/>
-      <w:sz w:val="40"/>
+      <w:b/>
+      <w:color w:val="002147"/>
+      <w:sz w:val="28"/>
       <w:szCs w:val="40"/>
     </w:rPr>
   </w:style>
   <w:style w:styleId="Heading2" w:type="paragraph">
     <w:name w:val="heading 2"/>
     <w:basedOn w:val="Normal"/>
-    <w:next w:val="BodyText"/>
+    <w:next w:val="Normal"/>
     <w:link w:val="Heading2Char"/>
     <w:uiPriority w:val="9"/>
     <w:semiHidden/>
     <w:unhideWhenUsed/>
     <w:qFormat/>
-    <w:rsid w:val="00A10FD9"/>
+    <w:rsid w:val="00846576"/>
     <w:pPr>
       <w:keepNext/>
       <w:keepLines/>
@@ -5607,21 +5828,19 @@
     </w:pPr>
     <w:rPr>
       <w:rFonts w:asciiTheme="majorHAnsi" w:cstheme="majorBidi" w:eastAsiaTheme="majorEastAsia" w:hAnsiTheme="majorHAnsi"/>
-      <w:color w:themeColor="accent1" w:themeShade="BF" w:val="0F4761"/>
-      <w:sz w:val="32"/>
+      <w:color w:val="002147"/>
       <w:szCs w:val="32"/>
     </w:rPr>
   </w:style>
   <w:style w:styleId="Heading3" w:type="paragraph">
     <w:name w:val="heading 3"/>
     <w:basedOn w:val="Normal"/>
-    <w:next w:val="BodyText"/>
+    <w:next w:val="Normal"/>
     <w:link w:val="Heading3Char"/>
     <w:uiPriority w:val="9"/>
-    <w:semiHidden/>
     <w:unhideWhenUsed/>
     <w:qFormat/>
-    <w:rsid w:val="00A10FD9"/>
+    <w:rsid w:val="00846576"/>
     <w:pPr>
       <w:keepNext/>
       <w:keepLines/>
@@ -5629,22 +5848,22 @@
       <w:outlineLvl w:val="2"/>
     </w:pPr>
     <w:rPr>
-      <w:rFonts w:cstheme="majorBidi" w:eastAsiaTheme="majorEastAsia"/>
-      <w:color w:themeColor="accent1" w:themeShade="BF" w:val="0F4761"/>
-      <w:sz w:val="28"/>
+      <w:rFonts w:asciiTheme="minorHAnsi" w:cstheme="majorBidi" w:eastAsiaTheme="majorEastAsia" w:hAnsiTheme="minorHAnsi"/>
+      <w:color w:val="002147"/>
+      <w:sz w:val="22"/>
       <w:szCs w:val="28"/>
     </w:rPr>
   </w:style>
   <w:style w:styleId="Heading4" w:type="paragraph">
     <w:name w:val="heading 4"/>
     <w:basedOn w:val="Normal"/>
-    <w:next w:val="BodyText"/>
+    <w:next w:val="Normal"/>
     <w:link w:val="Heading4Char"/>
     <w:uiPriority w:val="9"/>
     <w:semiHidden/>
     <w:unhideWhenUsed/>
     <w:qFormat/>
-    <w:rsid w:val="00A10FD9"/>
+    <w:rsid w:val="00846576"/>
     <w:pPr>
       <w:keepNext/>
       <w:keepLines/>
@@ -5652,22 +5871,21 @@
       <w:outlineLvl w:val="3"/>
     </w:pPr>
     <w:rPr>
-      <w:rFonts w:cstheme="majorBidi" w:eastAsiaTheme="majorEastAsia"/>
-      <w:i/>
+      <w:rFonts w:asciiTheme="minorHAnsi" w:cstheme="majorBidi" w:eastAsiaTheme="majorEastAsia" w:hAnsiTheme="minorHAnsi"/>
       <w:iCs/>
-      <w:color w:themeColor="accent1" w:themeShade="BF" w:val="0F4761"/>
+      <w:color w:val="002147"/>
     </w:rPr>
   </w:style>
   <w:style w:styleId="Heading5" w:type="paragraph">
     <w:name w:val="heading 5"/>
     <w:basedOn w:val="Normal"/>
-    <w:next w:val="BodyText"/>
+    <w:next w:val="Normal"/>
     <w:link w:val="Heading5Char"/>
     <w:uiPriority w:val="9"/>
     <w:semiHidden/>
     <w:unhideWhenUsed/>
     <w:qFormat/>
-    <w:rsid w:val="00A10FD9"/>
+    <w:rsid w:val="00AF5CF1"/>
     <w:pPr>
       <w:keepNext/>
       <w:keepLines/>
@@ -5675,29 +5893,28 @@
       <w:outlineLvl w:val="4"/>
     </w:pPr>
     <w:rPr>
-      <w:rFonts w:cstheme="majorBidi" w:eastAsiaTheme="majorEastAsia"/>
-      <w:color w:themeColor="accent1" w:themeShade="BF" w:val="0F4761"/>
+      <w:rFonts w:asciiTheme="minorHAnsi" w:cstheme="majorBidi" w:eastAsiaTheme="majorEastAsia" w:hAnsiTheme="minorHAnsi"/>
+      <w:color w:val="002147"/>
     </w:rPr>
   </w:style>
   <w:style w:styleId="Heading6" w:type="paragraph">
     <w:name w:val="heading 6"/>
     <w:basedOn w:val="Normal"/>
-    <w:next w:val="BodyText"/>
+    <w:next w:val="Normal"/>
     <w:link w:val="Heading6Char"/>
     <w:uiPriority w:val="9"/>
     <w:semiHidden/>
     <w:unhideWhenUsed/>
     <w:qFormat/>
-    <w:rsid w:val="00A10FD9"/>
+    <w:rsid w:val="00846576"/>
     <w:pPr>
       <w:keepNext/>
       <w:keepLines/>
-      <w:spacing w:after="0" w:before="40"/>
+      <w:spacing w:before="40"/>
       <w:outlineLvl w:val="5"/>
     </w:pPr>
     <w:rPr>
-      <w:rFonts w:cstheme="majorBidi" w:eastAsiaTheme="majorEastAsia"/>
-      <w:i/>
+      <w:rFonts w:asciiTheme="minorHAnsi" w:cstheme="majorBidi" w:eastAsiaTheme="majorEastAsia" w:hAnsiTheme="minorHAnsi"/>
       <w:iCs/>
       <w:color w:themeColor="text1" w:themeTint="A6" w:val="595959"/>
     </w:rPr>
@@ -5705,43 +5922,41 @@
   <w:style w:styleId="Heading7" w:type="paragraph">
     <w:name w:val="heading 7"/>
     <w:basedOn w:val="Normal"/>
-    <w:next w:val="BodyText"/>
+    <w:next w:val="Normal"/>
     <w:link w:val="Heading7Char"/>
     <w:uiPriority w:val="9"/>
     <w:semiHidden/>
     <w:unhideWhenUsed/>
     <w:qFormat/>
-    <w:rsid w:val="00A10FD9"/>
+    <w:rsid w:val="00AF5CF1"/>
     <w:pPr>
       <w:keepNext/>
       <w:keepLines/>
-      <w:spacing w:after="0" w:before="40"/>
+      <w:spacing w:before="40"/>
       <w:outlineLvl w:val="6"/>
     </w:pPr>
     <w:rPr>
-      <w:rFonts w:cstheme="majorBidi" w:eastAsiaTheme="majorEastAsia"/>
+      <w:rFonts w:asciiTheme="minorHAnsi" w:cstheme="majorBidi" w:eastAsiaTheme="majorEastAsia" w:hAnsiTheme="minorHAnsi"/>
       <w:color w:themeColor="text1" w:themeTint="A6" w:val="595959"/>
     </w:rPr>
   </w:style>
   <w:style w:styleId="Heading8" w:type="paragraph">
     <w:name w:val="heading 8"/>
     <w:basedOn w:val="Normal"/>
-    <w:next w:val="BodyText"/>
+    <w:next w:val="Normal"/>
     <w:link w:val="Heading8Char"/>
     <w:uiPriority w:val="9"/>
     <w:semiHidden/>
     <w:unhideWhenUsed/>
     <w:qFormat/>
-    <w:rsid w:val="00A10FD9"/>
+    <w:rsid w:val="00846576"/>
     <w:pPr>
       <w:keepNext/>
       <w:keepLines/>
-      <w:spacing w:after="0"/>
       <w:outlineLvl w:val="7"/>
     </w:pPr>
     <w:rPr>
-      <w:rFonts w:cstheme="majorBidi" w:eastAsiaTheme="majorEastAsia"/>
-      <w:i/>
+      <w:rFonts w:asciiTheme="minorHAnsi" w:cstheme="majorBidi" w:eastAsiaTheme="majorEastAsia" w:hAnsiTheme="minorHAnsi"/>
       <w:iCs/>
       <w:color w:themeColor="text1" w:themeTint="D8" w:val="272727"/>
     </w:rPr>
@@ -5749,186 +5964,35 @@
   <w:style w:styleId="Heading9" w:type="paragraph">
     <w:name w:val="heading 9"/>
     <w:basedOn w:val="Normal"/>
-    <w:next w:val="BodyText"/>
+    <w:next w:val="Normal"/>
     <w:link w:val="Heading9Char"/>
     <w:uiPriority w:val="9"/>
     <w:semiHidden/>
     <w:unhideWhenUsed/>
     <w:qFormat/>
-    <w:rsid w:val="00A10FD9"/>
+    <w:rsid w:val="00846576"/>
     <w:pPr>
       <w:keepNext/>
       <w:keepLines/>
-      <w:spacing w:after="0"/>
       <w:outlineLvl w:val="8"/>
     </w:pPr>
     <w:rPr>
-      <w:rFonts w:cstheme="majorBidi" w:eastAsiaTheme="majorEastAsia"/>
+      <w:rFonts w:asciiTheme="minorHAnsi" w:cstheme="majorBidi" w:eastAsiaTheme="majorEastAsia" w:hAnsiTheme="minorHAnsi"/>
       <w:color w:themeColor="text1" w:themeTint="D8" w:val="272727"/>
+      <w:sz w:val="22"/>
     </w:rPr>
-  </w:style>
-  <w:style w:customStyle="1" w:styleId="Heading1Char" w:type="character">
-    <w:name w:val="Heading 1 Char"/>
-    <w:basedOn w:val="DefaultParagraphFont"/>
-    <w:link w:val="Heading1"/>
-    <w:uiPriority w:val="9"/>
-    <w:rsid w:val="00A10FD9"/>
-    <w:rPr>
-      <w:rFonts w:asciiTheme="majorHAnsi" w:cstheme="majorBidi" w:eastAsiaTheme="majorEastAsia" w:hAnsiTheme="majorHAnsi"/>
-      <w:color w:themeColor="accent1" w:themeShade="BF" w:val="0F4761"/>
-      <w:sz w:val="40"/>
-      <w:szCs w:val="40"/>
-    </w:rPr>
-  </w:style>
-  <w:style w:customStyle="1" w:styleId="Heading2Char" w:type="character">
-    <w:name w:val="Heading 2 Char"/>
-    <w:basedOn w:val="DefaultParagraphFont"/>
-    <w:link w:val="Heading2"/>
-    <w:uiPriority w:val="9"/>
-    <w:semiHidden/>
-    <w:rsid w:val="00A10FD9"/>
-    <w:rPr>
-      <w:rFonts w:asciiTheme="majorHAnsi" w:cstheme="majorBidi" w:eastAsiaTheme="majorEastAsia" w:hAnsiTheme="majorHAnsi"/>
-      <w:color w:themeColor="accent1" w:themeShade="BF" w:val="0F4761"/>
-      <w:sz w:val="32"/>
-      <w:szCs w:val="32"/>
-    </w:rPr>
-  </w:style>
-  <w:style w:customStyle="1" w:styleId="Heading3Char" w:type="character">
-    <w:name w:val="Heading 3 Char"/>
-    <w:basedOn w:val="DefaultParagraphFont"/>
-    <w:link w:val="Heading3"/>
-    <w:uiPriority w:val="9"/>
-    <w:semiHidden/>
-    <w:rsid w:val="00A10FD9"/>
-    <w:rPr>
-      <w:rFonts w:cstheme="majorBidi" w:eastAsiaTheme="majorEastAsia"/>
-      <w:color w:themeColor="accent1" w:themeShade="BF" w:val="0F4761"/>
-      <w:sz w:val="28"/>
-      <w:szCs w:val="28"/>
-    </w:rPr>
-  </w:style>
-  <w:style w:customStyle="1" w:styleId="Heading4Char" w:type="character">
-    <w:name w:val="Heading 4 Char"/>
-    <w:basedOn w:val="DefaultParagraphFont"/>
-    <w:link w:val="Heading4"/>
-    <w:uiPriority w:val="9"/>
-    <w:semiHidden/>
-    <w:rsid w:val="00A10FD9"/>
-    <w:rPr>
-      <w:rFonts w:cstheme="majorBidi" w:eastAsiaTheme="majorEastAsia"/>
-      <w:i/>
-      <w:iCs/>
-      <w:color w:themeColor="accent1" w:themeShade="BF" w:val="0F4761"/>
-    </w:rPr>
-  </w:style>
-  <w:style w:customStyle="1" w:styleId="Heading5Char" w:type="character">
-    <w:name w:val="Heading 5 Char"/>
-    <w:basedOn w:val="DefaultParagraphFont"/>
-    <w:link w:val="Heading5"/>
-    <w:uiPriority w:val="9"/>
-    <w:semiHidden/>
-    <w:rsid w:val="00A10FD9"/>
-    <w:rPr>
-      <w:rFonts w:cstheme="majorBidi" w:eastAsiaTheme="majorEastAsia"/>
-      <w:color w:themeColor="accent1" w:themeShade="BF" w:val="0F4761"/>
-    </w:rPr>
-  </w:style>
-  <w:style w:customStyle="1" w:styleId="Heading6Char" w:type="character">
-    <w:name w:val="Heading 6 Char"/>
-    <w:basedOn w:val="DefaultParagraphFont"/>
-    <w:link w:val="Heading6"/>
-    <w:uiPriority w:val="9"/>
-    <w:semiHidden/>
-    <w:rsid w:val="00A10FD9"/>
-    <w:rPr>
-      <w:rFonts w:cstheme="majorBidi" w:eastAsiaTheme="majorEastAsia"/>
-      <w:i/>
-      <w:iCs/>
-      <w:color w:themeColor="text1" w:themeTint="A6" w:val="595959"/>
-    </w:rPr>
-  </w:style>
-  <w:style w:customStyle="1" w:styleId="Heading7Char" w:type="character">
-    <w:name w:val="Heading 7 Char"/>
-    <w:basedOn w:val="DefaultParagraphFont"/>
-    <w:link w:val="Heading7"/>
-    <w:uiPriority w:val="9"/>
-    <w:semiHidden/>
-    <w:rsid w:val="00A10FD9"/>
-    <w:rPr>
-      <w:rFonts w:cstheme="majorBidi" w:eastAsiaTheme="majorEastAsia"/>
-      <w:color w:themeColor="text1" w:themeTint="A6" w:val="595959"/>
-    </w:rPr>
-  </w:style>
-  <w:style w:customStyle="1" w:styleId="Heading8Char" w:type="character">
-    <w:name w:val="Heading 8 Char"/>
-    <w:basedOn w:val="DefaultParagraphFont"/>
-    <w:link w:val="Heading8"/>
-    <w:uiPriority w:val="9"/>
-    <w:semiHidden/>
-    <w:rsid w:val="00A10FD9"/>
-    <w:rPr>
-      <w:rFonts w:cstheme="majorBidi" w:eastAsiaTheme="majorEastAsia"/>
-      <w:i/>
-      <w:iCs/>
-      <w:color w:themeColor="text1" w:themeTint="D8" w:val="272727"/>
-    </w:rPr>
-  </w:style>
-  <w:style w:customStyle="1" w:styleId="Heading9Char" w:type="character">
-    <w:name w:val="Heading 9 Char"/>
-    <w:basedOn w:val="DefaultParagraphFont"/>
-    <w:link w:val="Heading9"/>
-    <w:uiPriority w:val="9"/>
-    <w:semiHidden/>
-    <w:rsid w:val="00A10FD9"/>
-    <w:rPr>
-      <w:rFonts w:cstheme="majorBidi" w:eastAsiaTheme="majorEastAsia"/>
-      <w:color w:themeColor="text1" w:themeTint="D8" w:val="272727"/>
-    </w:rPr>
-  </w:style>
-  <w:style w:styleId="BlockText" w:type="paragraph">
-    <w:name w:val="Block Text"/>
-    <w:basedOn w:val="BodyText"/>
-    <w:next w:val="BodyText"/>
-    <w:uiPriority w:val="9"/>
-    <w:unhideWhenUsed/>
-    <w:qFormat/>
-    <w:pPr>
-      <w:spacing w:after="100" w:before="100"/>
-      <w:ind w:firstLine="0" w:left="480" w:right="480"/>
-    </w:pPr>
-  </w:style>
-  <w:style w:styleId="FootnoteText" w:type="paragraph">
-    <w:name w:val="Footnote Text"/>
-    <w:basedOn w:val="Normal"/>
-    <w:next w:val="FootnoteText"/>
-    <w:uiPriority w:val="9"/>
-    <w:unhideWhenUsed/>
-    <w:qFormat/>
-  </w:style>
-  <w:style w:styleId="FootnoteBlockText" w:type="paragraph">
-    <w:name w:val="Footnote Block Text"/>
-    <w:basedOn w:val="FootnoteText"/>
-    <w:next w:val="FootnoteText"/>
-    <w:uiPriority w:val="9"/>
-    <w:unhideWhenUsed/>
-    <w:qFormat/>
-    <w:pPr>
-      <w:spacing w:after="100" w:before="100"/>
-      <w:ind w:firstLine="0" w:left="480" w:right="480"/>
-    </w:pPr>
   </w:style>
   <w:style w:default="1" w:styleId="DefaultParagraphFont" w:type="character">
     <w:name w:val="Default Paragraph Font"/>
+    <w:uiPriority w:val="1"/>
     <w:semiHidden/>
     <w:unhideWhenUsed/>
   </w:style>
-  <w:style w:default="1" w:styleId="Table" w:type="table">
-    <w:name w:val="Table"/>
-    <w:basedOn w:val="TableNormal"/>
+  <w:style w:default="1" w:styleId="TableNormal" w:type="table">
+    <w:name w:val="Normal Table"/>
+    <w:uiPriority w:val="99"/>
     <w:semiHidden/>
     <w:unhideWhenUsed/>
-    <w:qFormat/>
     <w:tblPr>
       <w:tblInd w:type="dxa" w:w="0"/>
       <w:tblCellMar>
@@ -5938,374 +6002,630 @@
         <w:right w:type="dxa" w:w="108"/>
       </w:tblCellMar>
     </w:tblPr>
-    <w:tblStylePr w:type="firstRow">
-      <w:tcPr>
-        <w:tcBorders>
-          <w:bottom w:val="single"/>
-        </w:tcBorders>
-        <w:vAlign w:val="bottom"/>
-      </w:tcPr>
-    </w:tblStylePr>
-  </w:style>
-  <w:style w:customStyle="1" w:styleId="DefinitionTerm" w:type="paragraph">
-    <w:name w:val="Definition Term"/>
+  </w:style>
+  <w:style w:default="1" w:styleId="NoList" w:type="numbering">
+    <w:name w:val="No List"/>
+    <w:uiPriority w:val="99"/>
+    <w:semiHidden/>
+    <w:unhideWhenUsed/>
+  </w:style>
+  <w:style w:customStyle="1" w:styleId="Heading1Char" w:type="character">
+    <w:name w:val="Heading 1 Char"/>
+    <w:basedOn w:val="DefaultParagraphFont"/>
+    <w:link w:val="Heading1"/>
+    <w:uiPriority w:val="9"/>
+    <w:rsid w:val="00846576"/>
+    <w:rPr>
+      <w:rFonts w:asciiTheme="majorHAnsi" w:cstheme="majorBidi" w:eastAsiaTheme="majorEastAsia" w:hAnsiTheme="majorHAnsi"/>
+      <w:b/>
+      <w:color w:val="002147"/>
+      <w:sz w:val="28"/>
+      <w:szCs w:val="40"/>
+    </w:rPr>
+  </w:style>
+  <w:style w:customStyle="1" w:styleId="Heading2Char" w:type="character">
+    <w:name w:val="Heading 2 Char"/>
+    <w:basedOn w:val="DefaultParagraphFont"/>
+    <w:link w:val="Heading2"/>
+    <w:uiPriority w:val="9"/>
+    <w:semiHidden/>
+    <w:rsid w:val="00846576"/>
+    <w:rPr>
+      <w:rFonts w:asciiTheme="majorHAnsi" w:cstheme="majorBidi" w:eastAsiaTheme="majorEastAsia" w:hAnsiTheme="majorHAnsi"/>
+      <w:color w:val="002147"/>
+      <w:szCs w:val="32"/>
+    </w:rPr>
+  </w:style>
+  <w:style w:customStyle="1" w:styleId="Heading3Char" w:type="character">
+    <w:name w:val="Heading 3 Char"/>
+    <w:basedOn w:val="DefaultParagraphFont"/>
+    <w:link w:val="Heading3"/>
+    <w:uiPriority w:val="9"/>
+    <w:rsid w:val="00846576"/>
+    <w:rPr>
+      <w:rFonts w:asciiTheme="minorHAnsi" w:cstheme="majorBidi" w:eastAsiaTheme="majorEastAsia" w:hAnsiTheme="minorHAnsi"/>
+      <w:color w:val="002147"/>
+      <w:sz w:val="22"/>
+      <w:szCs w:val="28"/>
+    </w:rPr>
+  </w:style>
+  <w:style w:customStyle="1" w:styleId="Heading4Char" w:type="character">
+    <w:name w:val="Heading 4 Char"/>
+    <w:basedOn w:val="DefaultParagraphFont"/>
+    <w:link w:val="Heading4"/>
+    <w:uiPriority w:val="9"/>
+    <w:semiHidden/>
+    <w:rsid w:val="00846576"/>
+    <w:rPr>
+      <w:rFonts w:asciiTheme="minorHAnsi" w:cstheme="majorBidi" w:eastAsiaTheme="majorEastAsia" w:hAnsiTheme="minorHAnsi"/>
+      <w:iCs/>
+      <w:color w:val="002147"/>
+    </w:rPr>
+  </w:style>
+  <w:style w:customStyle="1" w:styleId="Heading5Char" w:type="character">
+    <w:name w:val="Heading 5 Char"/>
+    <w:basedOn w:val="DefaultParagraphFont"/>
+    <w:link w:val="Heading5"/>
+    <w:uiPriority w:val="9"/>
+    <w:semiHidden/>
+    <w:rsid w:val="00AF5CF1"/>
+    <w:rPr>
+      <w:rFonts w:asciiTheme="minorHAnsi" w:cstheme="majorBidi" w:eastAsiaTheme="majorEastAsia" w:hAnsiTheme="minorHAnsi"/>
+      <w:color w:val="002147"/>
+    </w:rPr>
+  </w:style>
+  <w:style w:customStyle="1" w:styleId="Heading6Char" w:type="character">
+    <w:name w:val="Heading 6 Char"/>
+    <w:basedOn w:val="DefaultParagraphFont"/>
+    <w:link w:val="Heading6"/>
+    <w:uiPriority w:val="9"/>
+    <w:semiHidden/>
+    <w:rsid w:val="00846576"/>
+    <w:rPr>
+      <w:rFonts w:asciiTheme="minorHAnsi" w:cstheme="majorBidi" w:eastAsiaTheme="majorEastAsia" w:hAnsiTheme="minorHAnsi"/>
+      <w:iCs/>
+      <w:color w:themeColor="text1" w:themeTint="A6" w:val="595959"/>
+    </w:rPr>
+  </w:style>
+  <w:style w:customStyle="1" w:styleId="Heading7Char" w:type="character">
+    <w:name w:val="Heading 7 Char"/>
+    <w:basedOn w:val="DefaultParagraphFont"/>
+    <w:link w:val="Heading7"/>
+    <w:uiPriority w:val="9"/>
+    <w:semiHidden/>
+    <w:rsid w:val="00AF5CF1"/>
+    <w:rPr>
+      <w:rFonts w:asciiTheme="minorHAnsi" w:cstheme="majorBidi" w:eastAsiaTheme="majorEastAsia" w:hAnsiTheme="minorHAnsi"/>
+      <w:color w:themeColor="text1" w:themeTint="A6" w:val="595959"/>
+    </w:rPr>
+  </w:style>
+  <w:style w:customStyle="1" w:styleId="Heading8Char" w:type="character">
+    <w:name w:val="Heading 8 Char"/>
+    <w:basedOn w:val="DefaultParagraphFont"/>
+    <w:link w:val="Heading8"/>
+    <w:uiPriority w:val="9"/>
+    <w:semiHidden/>
+    <w:rsid w:val="00846576"/>
+    <w:rPr>
+      <w:rFonts w:asciiTheme="minorHAnsi" w:cstheme="majorBidi" w:eastAsiaTheme="majorEastAsia" w:hAnsiTheme="minorHAnsi"/>
+      <w:iCs/>
+      <w:color w:themeColor="text1" w:themeTint="D8" w:val="272727"/>
+    </w:rPr>
+  </w:style>
+  <w:style w:customStyle="1" w:styleId="Heading9Char" w:type="character">
+    <w:name w:val="Heading 9 Char"/>
+    <w:basedOn w:val="DefaultParagraphFont"/>
+    <w:link w:val="Heading9"/>
+    <w:uiPriority w:val="9"/>
+    <w:semiHidden/>
+    <w:rsid w:val="00846576"/>
+    <w:rPr>
+      <w:rFonts w:asciiTheme="minorHAnsi" w:cstheme="majorBidi" w:eastAsiaTheme="majorEastAsia" w:hAnsiTheme="minorHAnsi"/>
+      <w:color w:themeColor="text1" w:themeTint="D8" w:val="272727"/>
+      <w:sz w:val="22"/>
+    </w:rPr>
+  </w:style>
+  <w:style w:styleId="Title" w:type="paragraph">
+    <w:name w:val="Title"/>
     <w:basedOn w:val="Normal"/>
-    <w:next w:val="Definition"/>
+    <w:next w:val="Normal"/>
+    <w:link w:val="TitleChar"/>
+    <w:uiPriority w:val="10"/>
+    <w:qFormat/>
+    <w:rsid w:val="00AF5CF1"/>
     <w:pPr>
-      <w:keepNext/>
-      <w:keepLines/>
-      <w:spacing w:after="0"/>
+      <w:spacing w:after="80"/>
+      <w:contextualSpacing/>
     </w:pPr>
     <w:rPr>
-      <w:b/>
+      <w:rFonts w:asciiTheme="majorHAnsi" w:cstheme="majorBidi" w:eastAsiaTheme="majorEastAsia" w:hAnsiTheme="majorHAnsi"/>
+      <w:spacing w:val="-10"/>
+      <w:kern w:val="28"/>
+      <w:sz w:val="40"/>
+      <w:szCs w:val="40"/>
     </w:rPr>
   </w:style>
-  <w:style w:customStyle="1" w:styleId="Definition" w:type="paragraph">
-    <w:name w:val="Definition"/>
+  <w:style w:customStyle="1" w:styleId="TitleChar" w:type="character">
+    <w:name w:val="Title Char"/>
+    <w:basedOn w:val="DefaultParagraphFont"/>
+    <w:link w:val="Title"/>
+    <w:uiPriority w:val="10"/>
+    <w:rsid w:val="00AF5CF1"/>
+    <w:rPr>
+      <w:rFonts w:asciiTheme="majorHAnsi" w:cstheme="majorBidi" w:eastAsiaTheme="majorEastAsia" w:hAnsiTheme="majorHAnsi"/>
+      <w:spacing w:val="-10"/>
+      <w:kern w:val="28"/>
+      <w:sz w:val="40"/>
+      <w:szCs w:val="40"/>
+    </w:rPr>
+  </w:style>
+  <w:style w:styleId="Subtitle" w:type="paragraph">
+    <w:name w:val="Subtitle"/>
     <w:basedOn w:val="Normal"/>
-  </w:style>
-  <w:style w:styleId="Caption" w:type="paragraph">
-    <w:name w:val="Caption"/>
+    <w:next w:val="Normal"/>
+    <w:link w:val="SubtitleChar"/>
+    <w:uiPriority w:val="11"/>
+    <w:qFormat/>
+    <w:rsid w:val="00AF5CF1"/>
+    <w:pPr>
+      <w:numPr>
+        <w:ilvl w:val="1"/>
+      </w:numPr>
+      <w:spacing w:after="160"/>
+    </w:pPr>
+    <w:rPr>
+      <w:rFonts w:asciiTheme="minorHAnsi" w:cstheme="majorBidi" w:eastAsiaTheme="majorEastAsia" w:hAnsiTheme="minorHAnsi"/>
+      <w:color w:themeColor="text1" w:themeTint="A6" w:val="595959"/>
+      <w:spacing w:val="15"/>
+      <w:sz w:val="28"/>
+      <w:szCs w:val="28"/>
+    </w:rPr>
+  </w:style>
+  <w:style w:customStyle="1" w:styleId="SubtitleChar" w:type="character">
+    <w:name w:val="Subtitle Char"/>
+    <w:basedOn w:val="DefaultParagraphFont"/>
+    <w:link w:val="Subtitle"/>
+    <w:uiPriority w:val="11"/>
+    <w:rsid w:val="00AF5CF1"/>
+    <w:rPr>
+      <w:rFonts w:asciiTheme="minorHAnsi" w:cstheme="majorBidi" w:eastAsiaTheme="majorEastAsia" w:hAnsiTheme="minorHAnsi"/>
+      <w:color w:themeColor="text1" w:themeTint="A6" w:val="595959"/>
+      <w:spacing w:val="15"/>
+      <w:sz w:val="28"/>
+      <w:szCs w:val="28"/>
+    </w:rPr>
+  </w:style>
+  <w:style w:styleId="Quote" w:type="paragraph">
+    <w:name w:val="Quote"/>
     <w:basedOn w:val="Normal"/>
-    <w:link w:val="BodyTextChar"/>
+    <w:next w:val="Normal"/>
+    <w:link w:val="QuoteChar"/>
+    <w:uiPriority w:val="29"/>
+    <w:qFormat/>
+    <w:rsid w:val="00AF5CF1"/>
     <w:pPr>
-      <w:spacing w:after="120" w:before="0"/>
+      <w:spacing w:after="160" w:before="160"/>
+      <w:jc w:val="center"/>
     </w:pPr>
     <w:rPr>
       <w:i/>
+      <w:iCs/>
+      <w:color w:themeColor="text1" w:themeTint="BF" w:val="404040"/>
     </w:rPr>
   </w:style>
-  <w:style w:customStyle="1" w:styleId="TableCaption" w:type="paragraph">
-    <w:name w:val="Table Caption"/>
-    <w:basedOn w:val="Caption"/>
+  <w:style w:customStyle="1" w:styleId="QuoteChar" w:type="character">
+    <w:name w:val="Quote Char"/>
+    <w:basedOn w:val="DefaultParagraphFont"/>
+    <w:link w:val="Quote"/>
+    <w:uiPriority w:val="29"/>
+    <w:rsid w:val="00AF5CF1"/>
+    <w:rPr>
+      <w:i/>
+      <w:iCs/>
+      <w:color w:themeColor="text1" w:themeTint="BF" w:val="404040"/>
+    </w:rPr>
+  </w:style>
+  <w:style w:styleId="ListParagraph" w:type="paragraph">
+    <w:name w:val="List Paragraph"/>
+    <w:basedOn w:val="Normal"/>
+    <w:uiPriority w:val="34"/>
+    <w:qFormat/>
+    <w:rsid w:val="00AF5CF1"/>
     <w:pPr>
-      <w:keepNext/>
+      <w:ind w:left="720"/>
+      <w:contextualSpacing/>
     </w:pPr>
   </w:style>
-  <w:style w:customStyle="1" w:styleId="ImageCaption" w:type="paragraph">
-    <w:name w:val="Image Caption"/>
-    <w:basedOn w:val="Caption"/>
-  </w:style>
-  <w:style w:customStyle="1" w:styleId="Figure" w:type="paragraph">
-    <w:name w:val="Figure"/>
+  <w:style w:styleId="IntenseEmphasis" w:type="character">
+    <w:name w:val="Intense Emphasis"/>
+    <w:basedOn w:val="DefaultParagraphFont"/>
+    <w:uiPriority w:val="21"/>
+    <w:qFormat/>
+    <w:rsid w:val="00AF5CF1"/>
+    <w:rPr>
+      <w:i/>
+      <w:iCs/>
+      <w:color w:val="002147"/>
+    </w:rPr>
+  </w:style>
+  <w:style w:styleId="IntenseQuote" w:type="paragraph">
+    <w:name w:val="Intense Quote"/>
     <w:basedOn w:val="Normal"/>
-  </w:style>
-  <w:style w:customStyle="1" w:styleId="CaptionedFigure" w:type="paragraph">
-    <w:name w:val="Captioned Figure"/>
-    <w:basedOn w:val="Figure"/>
+    <w:next w:val="Normal"/>
+    <w:link w:val="IntenseQuoteChar"/>
+    <w:uiPriority w:val="30"/>
+    <w:qFormat/>
+    <w:rsid w:val="00AF5CF1"/>
     <w:pPr>
-      <w:keepNext/>
+      <w:pBdr>
+        <w:top w:color="002147" w:space="10" w:sz="4" w:val="single"/>
+        <w:bottom w:color="002147" w:space="10" w:sz="4" w:val="single"/>
+      </w:pBdr>
+      <w:spacing w:after="360" w:before="360"/>
+      <w:ind w:left="864" w:right="864"/>
+      <w:jc w:val="center"/>
     </w:pPr>
-  </w:style>
-  <w:style w:customStyle="1" w:styleId="BodyTextChar" w:type="character">
-    <w:name w:val="Body Text Char"/>
+    <w:rPr>
+      <w:i/>
+      <w:iCs/>
+      <w:color w:val="002147"/>
+    </w:rPr>
+  </w:style>
+  <w:style w:customStyle="1" w:styleId="IntenseQuoteChar" w:type="character">
+    <w:name w:val="Intense Quote Char"/>
     <w:basedOn w:val="DefaultParagraphFont"/>
-    <w:link w:val="BodyText"/>
-  </w:style>
-  <w:style w:customStyle="1" w:styleId="VerbatimChar" w:type="character">
-    <w:name w:val="Verbatim Char"/>
-    <w:basedOn w:val="BodyTextChar"/>
+    <w:link w:val="IntenseQuote"/>
+    <w:uiPriority w:val="30"/>
+    <w:rsid w:val="00AF5CF1"/>
     <w:rPr>
-      <w:rFonts w:ascii="Consolas" w:hAnsi="Consolas"/>
-      <w:sz w:val="22"/>
+      <w:i/>
+      <w:iCs/>
+      <w:color w:val="002147"/>
     </w:rPr>
   </w:style>
-  <w:style w:customStyle="1" w:styleId="SectionNumber" w:type="character">
-    <w:name w:val="Section Number"/>
-    <w:basedOn w:val="BodyTextChar"/>
-  </w:style>
-  <w:style w:styleId="FootnoteReference" w:type="character">
-    <w:name w:val="Footnote Reference"/>
-    <w:basedOn w:val="BodyTextChar"/>
+  <w:style w:styleId="IntenseReference" w:type="character">
+    <w:name w:val="Intense Reference"/>
+    <w:basedOn w:val="DefaultParagraphFont"/>
+    <w:uiPriority w:val="32"/>
+    <w:qFormat/>
+    <w:rsid w:val="00AF5CF1"/>
     <w:rPr>
-      <w:vertAlign w:val="superscript"/>
+      <w:b/>
+      <w:bCs/>
+      <w:smallCaps/>
+      <w:color w:val="002147"/>
+      <w:spacing w:val="5"/>
     </w:rPr>
   </w:style>
-  <w:style w:styleId="Hyperlink" w:type="character">
-    <w:name w:val="Hyperlink"/>
-    <w:basedOn w:val="BodyTextChar"/>
+  <w:style w:styleId="HTMLCode" w:type="character">
+    <w:name w:val="HTML Code"/>
+    <w:basedOn w:val="DefaultParagraphFont"/>
+    <w:uiPriority w:val="99"/>
+    <w:unhideWhenUsed/>
+    <w:rsid w:val="00771E03"/>
     <w:rPr>
-      <w:color w:themeColor="accent1" w:val="4F81BD"/>
+      <w:rFonts w:ascii="Consolas" w:cs="Consolas" w:hAnsi="Consolas"/>
+      <w:sz w:val="18"/>
+      <w:szCs w:val="20"/>
     </w:rPr>
   </w:style>
-  <w:style w:styleId="TOCHeading" w:type="paragraph">
-    <w:name w:val="TOC Heading"/>
-    <w:basedOn w:val="Heading1"/>
-    <w:next w:val="BodyText"/>
+  <w:style w:customStyle="1" w:styleId="Code" w:type="paragraph">
+    <w:name w:val="Code"/>
+    <w:basedOn w:val="Normal"/>
+    <w:next w:val="Normal"/>
+    <w:qFormat/>
+    <w:rsid w:val="00BC28E9"/>
+    <w:pPr>
+      <w:pBdr>
+        <w:top w:color="FF0000" w:space="1" w:sz="8" w:val="single"/>
+        <w:left w:color="FF0000" w:space="4" w:sz="8" w:val="single"/>
+        <w:bottom w:color="FF0000" w:space="1" w:sz="8" w:val="single"/>
+        <w:right w:color="FF0000" w:space="4" w:sz="8" w:val="single"/>
+      </w:pBdr>
+      <w:shd w:color="auto" w:fill="auto" w:val="pct15"/>
+      <w:spacing w:after="120" w:before="120"/>
+      <w:ind w:left="432" w:right="432"/>
+    </w:pPr>
+    <w:rPr>
+      <w:rFonts w:ascii="Courier New" w:hAnsi="Courier New"/>
+      <w:sz w:val="18"/>
+    </w:rPr>
+  </w:style>
+  <w:style w:customStyle="1" w:styleId="SourceCode" w:type="paragraph">
+    <w:name w:val="Source Code"/>
+    <w:basedOn w:val="Normal"/>
+    <w:qFormat/>
+    <w:rsid w:val="00771E03"/>
+    <w:pPr>
+      <w:pBdr>
+        <w:top w:color="auto" w:space="1" w:sz="8" w:val="single"/>
+        <w:left w:color="auto" w:space="4" w:sz="8" w:val="single"/>
+        <w:bottom w:color="auto" w:space="1" w:sz="8" w:val="single"/>
+        <w:right w:color="auto" w:space="4" w:sz="8" w:val="single"/>
+      </w:pBdr>
+      <w:shd w:color="auto" w:fill="auto" w:val="pct15"/>
+      <w:spacing w:after="240" w:before="240"/>
+      <w:ind w:left="432" w:right="432"/>
+    </w:pPr>
+    <w:rPr>
+      <w:rFonts w:ascii="Courier New" w:hAnsi="Courier New"/>
+      <w:sz w:val="20"/>
+    </w:rPr>
+  </w:style>
+  <w:style w:customStyle="1" w:styleId="Verbatim" w:type="paragraph">
+    <w:name w:val="Verbatim"/>
+    <w:basedOn w:val="Normal"/>
+    <w:qFormat/>
+    <w:rsid w:val="00771E03"/>
+    <w:pPr>
+      <w:shd w:color="auto" w:fill="auto" w:val="pct15"/>
+      <w:spacing w:after="240" w:before="240"/>
+      <w:ind w:left="432" w:right="432"/>
+    </w:pPr>
+    <w:rPr>
+      <w:rFonts w:ascii="Courier New" w:hAnsi="Courier New"/>
+      <w:sz w:val="18"/>
+    </w:rPr>
+  </w:style>
+  <w:style w:customStyle="1" w:styleId="CodeBlock" w:type="paragraph">
+    <w:name w:val="Code Block"/>
+    <w:basedOn w:val="Verbatim"/>
+    <w:qFormat/>
+    <w:rsid w:val="00BC28E9"/>
+  </w:style>
+  <w:style w:styleId="CommentText" w:type="paragraph">
+    <w:name w:val="annotation text"/>
+    <w:basedOn w:val="Normal"/>
+    <w:link w:val="CommentTextChar"/>
+    <w:uiPriority w:val="99"/>
+    <w:unhideWhenUsed/>
+    <w:rsid w:val="00771E03"/>
+    <w:rPr>
+      <w:sz w:val="20"/>
+      <w:szCs w:val="20"/>
+    </w:rPr>
+  </w:style>
+  <w:style w:customStyle="1" w:styleId="CommentTextChar" w:type="character">
+    <w:name w:val="Comment Text Char"/>
+    <w:basedOn w:val="DefaultParagraphFont"/>
+    <w:link w:val="CommentText"/>
+    <w:uiPriority w:val="99"/>
+    <w:rsid w:val="00771E03"/>
+    <w:rPr>
+      <w:sz w:val="20"/>
+      <w:szCs w:val="20"/>
+    </w:rPr>
+  </w:style>
+  <w:style w:styleId="TOC1" w:type="paragraph">
+    <w:name w:val="toc 1"/>
+    <w:basedOn w:val="Normal"/>
+    <w:next w:val="Normal"/>
+    <w:autoRedefine/>
     <w:uiPriority w:val="39"/>
     <w:unhideWhenUsed/>
-    <w:qFormat/>
+    <w:rsid w:val="00322D32"/>
     <w:pPr>
-      <w:spacing w:before="240" w:line="259" w:lineRule="auto"/>
-      <w:outlineLvl w:val="9"/>
-    </w:pPr>
-    <w:rPr>
-      <w:rFonts w:asciiTheme="majorHAnsi" w:cstheme="majorBidi" w:eastAsiaTheme="majorEastAsia" w:hAnsiTheme="majorHAnsi"/>
-      <w:b w:val="0"/>
-      <w:bCs w:val="0"/>
-      <w:color w:themeColor="accent1" w:themeShade="BF" w:val="365F91"/>
-    </w:rPr>
-  </w:style>
-  <w:style w:type="paragraph" w:customStyle="1" w:styleId="SourceCode">
-    <w:name w:val="Source Code"/>
-    <w:basedOn w:val="Normal"/>
-    <w:link w:val="VerbatimChar"/>
-    <w:pPr>
-      <w:wordWrap w:val="off"/>
-      <w:shd w:val="clear" w:fill="f1f3f5"/>
+      <w:spacing w:after="100"/>
     </w:pPr>
   </w:style>
   <w:style w:type="character" w:customStyle="1" w:styleId="KeywordTok">
     <w:name w:val="KeywordTok"/>
     <w:basedOn w:val="VerbatimChar"/>
     <w:rPr>
-      <w:b/>
-      <w:color w:val="003b4f"/>
-      <w:shd w:val="clear" w:fill="f1f3f5"/>
+      <w:color w:val="d73a49"/>
     </w:rPr>
   </w:style>
   <w:style w:type="character" w:customStyle="1" w:styleId="DataTypeTok">
     <w:name w:val="DataTypeTok"/>
     <w:basedOn w:val="VerbatimChar"/>
     <w:rPr>
-      <w:color w:val="ad0000"/>
-      <w:shd w:val="clear" w:fill="f1f3f5"/>
+      <w:color w:val="d73a49"/>
     </w:rPr>
   </w:style>
   <w:style w:type="character" w:customStyle="1" w:styleId="DecValTok">
     <w:name w:val="DecValTok"/>
     <w:basedOn w:val="VerbatimChar"/>
     <w:rPr>
-      <w:color w:val="ad0000"/>
-      <w:shd w:val="clear" w:fill="f1f3f5"/>
+      <w:color w:val="005cc5"/>
     </w:rPr>
   </w:style>
   <w:style w:type="character" w:customStyle="1" w:styleId="BaseNTok">
     <w:name w:val="BaseNTok"/>
     <w:basedOn w:val="VerbatimChar"/>
     <w:rPr>
-      <w:color w:val="ad0000"/>
-      <w:shd w:val="clear" w:fill="f1f3f5"/>
+      <w:color w:val="005cc5"/>
     </w:rPr>
   </w:style>
   <w:style w:type="character" w:customStyle="1" w:styleId="FloatTok">
     <w:name w:val="FloatTok"/>
     <w:basedOn w:val="VerbatimChar"/>
     <w:rPr>
-      <w:color w:val="ad0000"/>
-      <w:shd w:val="clear" w:fill="f1f3f5"/>
+      <w:color w:val="005cc5"/>
     </w:rPr>
   </w:style>
   <w:style w:type="character" w:customStyle="1" w:styleId="ConstantTok">
     <w:name w:val="ConstantTok"/>
     <w:basedOn w:val="VerbatimChar"/>
     <w:rPr>
-      <w:color w:val="8f5902"/>
-      <w:shd w:val="clear" w:fill="f1f3f5"/>
+      <w:color w:val="005cc5"/>
     </w:rPr>
   </w:style>
   <w:style w:type="character" w:customStyle="1" w:styleId="CharTok">
     <w:name w:val="CharTok"/>
     <w:basedOn w:val="VerbatimChar"/>
     <w:rPr>
-      <w:color w:val="20794d"/>
-      <w:shd w:val="clear" w:fill="f1f3f5"/>
+      <w:color w:val="032f62"/>
     </w:rPr>
   </w:style>
   <w:style w:type="character" w:customStyle="1" w:styleId="SpecialCharTok">
     <w:name w:val="SpecialCharTok"/>
     <w:basedOn w:val="VerbatimChar"/>
     <w:rPr>
-      <w:color w:val="5e5e5e"/>
-      <w:shd w:val="clear" w:fill="f1f3f5"/>
+      <w:color w:val="005cc5"/>
     </w:rPr>
   </w:style>
   <w:style w:type="character" w:customStyle="1" w:styleId="StringTok">
     <w:name w:val="StringTok"/>
     <w:basedOn w:val="VerbatimChar"/>
     <w:rPr>
-      <w:color w:val="20794d"/>
-      <w:shd w:val="clear" w:fill="f1f3f5"/>
+      <w:color w:val="032f62"/>
     </w:rPr>
   </w:style>
   <w:style w:type="character" w:customStyle="1" w:styleId="VerbatimStringTok">
     <w:name w:val="VerbatimStringTok"/>
     <w:basedOn w:val="VerbatimChar"/>
     <w:rPr>
-      <w:color w:val="20794d"/>
-      <w:shd w:val="clear" w:fill="f1f3f5"/>
+      <w:color w:val="032f62"/>
     </w:rPr>
   </w:style>
   <w:style w:type="character" w:customStyle="1" w:styleId="SpecialStringTok">
     <w:name w:val="SpecialStringTok"/>
     <w:basedOn w:val="VerbatimChar"/>
     <w:rPr>
-      <w:color w:val="20794d"/>
-      <w:shd w:val="clear" w:fill="f1f3f5"/>
+      <w:color w:val="032f62"/>
     </w:rPr>
   </w:style>
   <w:style w:type="character" w:customStyle="1" w:styleId="ImportTok">
     <w:name w:val="ImportTok"/>
     <w:basedOn w:val="VerbatimChar"/>
     <w:rPr>
-      <w:color w:val="00769e"/>
-      <w:shd w:val="clear" w:fill="f1f3f5"/>
+      <w:color w:val="032f62"/>
     </w:rPr>
   </w:style>
   <w:style w:type="character" w:customStyle="1" w:styleId="CommentTok">
     <w:name w:val="CommentTok"/>
     <w:basedOn w:val="VerbatimChar"/>
     <w:rPr>
-      <w:color w:val="5e5e5e"/>
-      <w:shd w:val="clear" w:fill="f1f3f5"/>
+      <w:color w:val="6a737d"/>
     </w:rPr>
   </w:style>
   <w:style w:type="character" w:customStyle="1" w:styleId="DocumentationTok">
     <w:name w:val="DocumentationTok"/>
     <w:basedOn w:val="VerbatimChar"/>
     <w:rPr>
-      <w:i/>
-      <w:color w:val="5e5e5e"/>
-      <w:shd w:val="clear" w:fill="f1f3f5"/>
+      <w:color w:val="6a737d"/>
     </w:rPr>
   </w:style>
   <w:style w:type="character" w:customStyle="1" w:styleId="AnnotationTok">
     <w:name w:val="AnnotationTok"/>
     <w:basedOn w:val="VerbatimChar"/>
     <w:rPr>
-      <w:color w:val="5e5e5e"/>
-      <w:shd w:val="clear" w:fill="f1f3f5"/>
+      <w:color w:val="6a737d"/>
     </w:rPr>
   </w:style>
   <w:style w:type="character" w:customStyle="1" w:styleId="CommentVarTok">
     <w:name w:val="CommentVarTok"/>
     <w:basedOn w:val="VerbatimChar"/>
     <w:rPr>
-      <w:i/>
-      <w:color w:val="5e5e5e"/>
-      <w:shd w:val="clear" w:fill="f1f3f5"/>
+      <w:color w:val="6a737d"/>
     </w:rPr>
   </w:style>
   <w:style w:type="character" w:customStyle="1" w:styleId="OtherTok">
     <w:name w:val="OtherTok"/>
     <w:basedOn w:val="VerbatimChar"/>
     <w:rPr>
-      <w:color w:val="003b4f"/>
-      <w:shd w:val="clear" w:fill="f1f3f5"/>
+      <w:color w:val="6f42c1"/>
     </w:rPr>
   </w:style>
   <w:style w:type="character" w:customStyle="1" w:styleId="FunctionTok">
     <w:name w:val="FunctionTok"/>
     <w:basedOn w:val="VerbatimChar"/>
     <w:rPr>
-      <w:color w:val="4758ab"/>
-      <w:shd w:val="clear" w:fill="f1f3f5"/>
+      <w:color w:val="6f42c1"/>
     </w:rPr>
   </w:style>
   <w:style w:type="character" w:customStyle="1" w:styleId="VariableTok">
     <w:name w:val="VariableTok"/>
     <w:basedOn w:val="VerbatimChar"/>
     <w:rPr>
-      <w:color w:val="111111"/>
-      <w:shd w:val="clear" w:fill="f1f3f5"/>
+      <w:color w:val="e36209"/>
     </w:rPr>
   </w:style>
   <w:style w:type="character" w:customStyle="1" w:styleId="ControlFlowTok">
     <w:name w:val="ControlFlowTok"/>
     <w:basedOn w:val="VerbatimChar"/>
     <w:rPr>
-      <w:b/>
-      <w:color w:val="003b4f"/>
-      <w:shd w:val="clear" w:fill="f1f3f5"/>
+      <w:color w:val="d73a49"/>
     </w:rPr>
   </w:style>
   <w:style w:type="character" w:customStyle="1" w:styleId="OperatorTok">
     <w:name w:val="OperatorTok"/>
     <w:basedOn w:val="VerbatimChar"/>
     <w:rPr>
-      <w:color w:val="5e5e5e"/>
-      <w:shd w:val="clear" w:fill="f1f3f5"/>
+      <w:color w:val="24292e"/>
     </w:rPr>
   </w:style>
   <w:style w:type="character" w:customStyle="1" w:styleId="BuiltInTok">
     <w:name w:val="BuiltInTok"/>
     <w:basedOn w:val="VerbatimChar"/>
     <w:rPr>
-      <w:color w:val="003b4f"/>
-      <w:shd w:val="clear" w:fill="f1f3f5"/>
+      <w:color w:val="d73a49"/>
     </w:rPr>
   </w:style>
   <w:style w:type="character" w:customStyle="1" w:styleId="ExtensionTok">
     <w:name w:val="ExtensionTok"/>
     <w:basedOn w:val="VerbatimChar"/>
     <w:rPr>
-      <w:color w:val="003b4f"/>
-      <w:shd w:val="clear" w:fill="f1f3f5"/>
+      <w:b/>
+      <w:color w:val="d73a49"/>
     </w:rPr>
   </w:style>
   <w:style w:type="character" w:customStyle="1" w:styleId="PreprocessorTok">
     <w:name w:val="PreprocessorTok"/>
     <w:basedOn w:val="VerbatimChar"/>
     <w:rPr>
-      <w:color w:val="ad0000"/>
-      <w:shd w:val="clear" w:fill="f1f3f5"/>
+      <w:color w:val="d73a49"/>
     </w:rPr>
   </w:style>
   <w:style w:type="character" w:customStyle="1" w:styleId="AttributeTok">
     <w:name w:val="AttributeTok"/>
     <w:basedOn w:val="VerbatimChar"/>
     <w:rPr>
-      <w:color w:val="657422"/>
-      <w:shd w:val="clear" w:fill="f1f3f5"/>
+      <w:color w:val="d73a49"/>
     </w:rPr>
   </w:style>
   <w:style w:type="character" w:customStyle="1" w:styleId="RegionMarkerTok">
     <w:name w:val="RegionMarkerTok"/>
     <w:basedOn w:val="VerbatimChar"/>
     <w:rPr>
-      <w:color w:val="003b4f"/>
-      <w:shd w:val="clear" w:fill="f1f3f5"/>
+      <w:color w:val="6a737d"/>
     </w:rPr>
   </w:style>
   <w:style w:type="character" w:customStyle="1" w:styleId="InformationTok">
     <w:name w:val="InformationTok"/>
     <w:basedOn w:val="VerbatimChar"/>
     <w:rPr>
-      <w:color w:val="5e5e5e"/>
-      <w:shd w:val="clear" w:fill="f1f3f5"/>
+      <w:color w:val="6a737d"/>
     </w:rPr>
   </w:style>
   <w:style w:type="character" w:customStyle="1" w:styleId="WarningTok">
     <w:name w:val="WarningTok"/>
     <w:basedOn w:val="VerbatimChar"/>
     <w:rPr>
-      <w:i/>
-      <w:color w:val="5e5e5e"/>
-      <w:shd w:val="clear" w:fill="f1f3f5"/>
+      <w:color w:val="ff5555"/>
     </w:rPr>
   </w:style>
   <w:style w:type="character" w:customStyle="1" w:styleId="AlertTok">
     <w:name w:val="AlertTok"/>
     <w:basedOn w:val="VerbatimChar"/>
     <w:rPr>
-      <w:color w:val="ad0000"/>
-      <w:shd w:val="clear" w:fill="f1f3f5"/>
+      <w:b/>
+      <w:color w:val="ff5555"/>
     </w:rPr>
   </w:style>
   <w:style w:type="character" w:customStyle="1" w:styleId="ErrorTok">
     <w:name w:val="ErrorTok"/>
     <w:basedOn w:val="VerbatimChar"/>
     <w:rPr>
-      <w:color w:val="ad0000"/>
-      <w:shd w:val="clear" w:fill="f1f3f5"/>
+      <w:color w:val="ff5555"/>
+      <w:u/>
     </w:rPr>
   </w:style>
   <w:style w:type="character" w:customStyle="1" w:styleId="NormalTok">
     <w:name w:val="NormalTok"/>
     <w:basedOn w:val="VerbatimChar"/>
     <w:rPr>
-      <w:color w:val="003b4f"/>
-      <w:shd w:val="clear" w:fill="f1f3f5"/>
+      <w:color w:val="24292e"/>
     </w:rPr>
   </w:style>
 </w:styles>
@@ -6409,7 +6729,7 @@
         <a:latin typeface="Aptos" panose="02110004020202020204"/>
         <a:ea typeface=""/>
         <a:cs typeface=""/>
-        <a:font script="Jpan" typeface="游明朝"/>
+        <a:font script="Jpan" typeface="游ゴシック"/>
         <a:font script="Hang" typeface="맑은 고딕"/>
         <a:font script="Hans" typeface="等线"/>
         <a:font script="Hant" typeface="新細明體"/>
@@ -6600,7 +6920,7 @@
   <a:extraClrSchemeLst/>
   <a:extLst>
     <a:ext uri="{05A4C25C-085E-4340-85A3-A5531E510DB2}">
-      <thm15:themeFamily xmlns:thm15="http://schemas.microsoft.com/office/thememl/2012/main" name="Office Theme" id="{2E142A2C-CD16-42D6-873A-C26D2A0506FA}" vid="{1BDDFF52-6CD6-40A5-AB3C-68EB2F1E4D0A}"/>
+      <thm15:themeFamily xmlns:thm15="http://schemas.microsoft.com/office/thememl/2012/main" name="Office Theme" id="{62F939B6-93AF-4DB8-9C6B-D6C7DFDC589F}" vid="{4A3C46E8-61CC-4603-A589-7422A47A8E4A}"/>
     </a:ext>
   </a:extLst>
 </a:theme>

--- a/docs/quizzes/02_quiz_meeting_r.docx
+++ b/docs/quizzes/02_quiz_meeting_r.docx
@@ -31,7 +31,7 @@
         <w:pStyle w:val="Date"/>
       </w:pPr>
       <w:r>
-        <w:t xml:space="preserve">2026-09-03</w:t>
+        <w:t xml:space="preserve">2026-09-04</w:t>
       </w:r>
     </w:p>
     <w:bookmarkStart w:id="10" w:name="quiz-02-meeting-r"/>
